--- a/Project_Documentation.docx
+++ b/Project_Documentation.docx
@@ -43,7 +43,25 @@
           <w:color w:val="787878"/>
           <w:sz w:val="24"/>
         </w:rPr>
-        <w:t>Version 1.0  ·  April 2026</w:t>
+        <w:t xml:space="preserve">Version </w:t>
+      </w:r>
+      <w:proofErr w:type="gramStart"/>
+      <w:r>
+        <w:rPr>
+          <w:rFonts w:ascii="Calibri" w:hAnsi="Calibri"/>
+          <w:color w:val="787878"/>
+          <w:sz w:val="24"/>
+        </w:rPr>
+        <w:t>1.0  ·</w:t>
+      </w:r>
+      <w:proofErr w:type="gramEnd"/>
+      <w:r>
+        <w:rPr>
+          <w:rFonts w:ascii="Calibri" w:hAnsi="Calibri"/>
+          <w:color w:val="787878"/>
+          <w:sz w:val="24"/>
+        </w:rPr>
+        <w:t xml:space="preserve">  April 2026</w:t>
       </w:r>
     </w:p>
     <w:p>
@@ -69,7 +87,21 @@
         <w:rPr>
           <w:rFonts w:ascii="Calibri" w:hAnsi="Calibri"/>
         </w:rPr>
-        <w:t>The Agentic AI Loan &amp; Credit Advisor is a production-grade, end-to-end intelligent financial advisory platform built for the Indian market. The system combines multiple specialized AI agents, real-time market data scraping, XGBoost machine learning, Retrieval-Augmented Generation (RAG), and a live WebSocket chat interface to deliver personalized loan recommendations in seconds.</w:t>
+        <w:t xml:space="preserve">The Agentic AI Loan &amp; Credit Advisor is a production-grade, end-to-end intelligent financial advisory platform built for the Indian market. The system combines multiple specialized AI agents, real-time market data scraping, </w:t>
+      </w:r>
+      <w:proofErr w:type="spellStart"/>
+      <w:r>
+        <w:rPr>
+          <w:rFonts w:ascii="Calibri" w:hAnsi="Calibri"/>
+        </w:rPr>
+        <w:t>XGBoost</w:t>
+      </w:r>
+      <w:proofErr w:type="spellEnd"/>
+      <w:r>
+        <w:rPr>
+          <w:rFonts w:ascii="Calibri" w:hAnsi="Calibri"/>
+        </w:rPr>
+        <w:t xml:space="preserve"> machine learning, Retrieval-Augmented Generation (RAG), and a live WebSocket chat interface to deliver personalized loan recommendations in seconds.</w:t>
       </w:r>
     </w:p>
     <w:p/>
@@ -86,12 +118,21 @@
       <w:pPr>
         <w:pStyle w:val="Heading2"/>
       </w:pPr>
+      <w:proofErr w:type="gramStart"/>
       <w:r>
         <w:rPr>
           <w:rFonts w:ascii="Calibri" w:hAnsi="Calibri"/>
           <w:color w:val="4472C4"/>
         </w:rPr>
-        <w:t>1.1  Core Capabilities</w:t>
+        <w:t>1.1  Core</w:t>
+      </w:r>
+      <w:proofErr w:type="gramEnd"/>
+      <w:r>
+        <w:rPr>
+          <w:rFonts w:ascii="Calibri" w:hAnsi="Calibri"/>
+          <w:color w:val="4472C4"/>
+        </w:rPr>
+        <w:t xml:space="preserve"> Capabilities</w:t>
       </w:r>
     </w:p>
     <w:p>
@@ -125,12 +166,37 @@
         <w:pStyle w:val="ListBullet"/>
         <w:ind w:left="432"/>
       </w:pPr>
+      <w:proofErr w:type="spellStart"/>
       <w:r>
         <w:rPr>
           <w:rFonts w:ascii="Calibri" w:hAnsi="Calibri"/>
           <w:sz w:val="21"/>
         </w:rPr>
-        <w:t>XGBoost-powered credit risk scoring using 10 financial features</w:t>
+        <w:t>XGBoost</w:t>
+      </w:r>
+      <w:proofErr w:type="spellEnd"/>
+      <w:r>
+        <w:rPr>
+          <w:rFonts w:ascii="Calibri" w:hAnsi="Calibri"/>
+          <w:sz w:val="21"/>
+        </w:rPr>
+        <w:t xml:space="preserve">-powered credit </w:t>
+      </w:r>
+      <w:proofErr w:type="gramStart"/>
+      <w:r>
+        <w:rPr>
+          <w:rFonts w:ascii="Calibri" w:hAnsi="Calibri"/>
+          <w:sz w:val="21"/>
+        </w:rPr>
+        <w:t>risk scoring</w:t>
+      </w:r>
+      <w:proofErr w:type="gramEnd"/>
+      <w:r>
+        <w:rPr>
+          <w:rFonts w:ascii="Calibri" w:hAnsi="Calibri"/>
+          <w:sz w:val="21"/>
+        </w:rPr>
+        <w:t xml:space="preserve"> using 10 financial features</w:t>
       </w:r>
     </w:p>
     <w:p>
@@ -190,12 +256,21 @@
         <w:pStyle w:val="ListBullet"/>
         <w:ind w:left="432"/>
       </w:pPr>
+      <w:proofErr w:type="spellStart"/>
       <w:r>
         <w:rPr>
           <w:rFonts w:ascii="Calibri" w:hAnsi="Calibri"/>
           <w:sz w:val="21"/>
         </w:rPr>
-        <w:t>Glassmorphism dark-themed responsive React frontend with real-time WebSocket chat</w:t>
+        <w:t>Glassmorphism</w:t>
+      </w:r>
+      <w:proofErr w:type="spellEnd"/>
+      <w:r>
+        <w:rPr>
+          <w:rFonts w:ascii="Calibri" w:hAnsi="Calibri"/>
+          <w:sz w:val="21"/>
+        </w:rPr>
+        <w:t xml:space="preserve"> dark-themed responsive React frontend with real-time WebSocket chat</w:t>
       </w:r>
     </w:p>
     <w:p>
@@ -220,6 +295,7 @@
       <w:pPr>
         <w:pStyle w:val="Heading2"/>
       </w:pPr>
+      <w:proofErr w:type="gramStart"/>
       <w:r>
         <w:rPr>
           <w:rFonts w:ascii="Calibri" w:hAnsi="Calibri"/>
@@ -227,6 +303,7 @@
         </w:rPr>
         <w:t>2.1  Backend</w:t>
       </w:r>
+      <w:proofErr w:type="gramEnd"/>
     </w:p>
     <w:tbl>
       <w:tblPr>
@@ -312,13 +389,31 @@
             <w:tcW w:w="3168" w:type="dxa"/>
           </w:tcPr>
           <w:p>
-            <w:r>
-              <w:rPr>
-                <w:rFonts w:ascii="Calibri" w:hAnsi="Calibri"/>
-                <w:sz w:val="20"/>
-              </w:rPr>
-              <w:t>FastAPI 0.135 + Uvicorn</w:t>
-            </w:r>
+            <w:proofErr w:type="spellStart"/>
+            <w:r>
+              <w:rPr>
+                <w:rFonts w:ascii="Calibri" w:hAnsi="Calibri"/>
+                <w:sz w:val="20"/>
+              </w:rPr>
+              <w:t>FastAPI</w:t>
+            </w:r>
+            <w:proofErr w:type="spellEnd"/>
+            <w:r>
+              <w:rPr>
+                <w:rFonts w:ascii="Calibri" w:hAnsi="Calibri"/>
+                <w:sz w:val="20"/>
+              </w:rPr>
+              <w:t xml:space="preserve"> 0.135 + </w:t>
+            </w:r>
+            <w:proofErr w:type="spellStart"/>
+            <w:r>
+              <w:rPr>
+                <w:rFonts w:ascii="Calibri" w:hAnsi="Calibri"/>
+                <w:sz w:val="20"/>
+              </w:rPr>
+              <w:t>Uvicorn</w:t>
+            </w:r>
+            <w:proofErr w:type="spellEnd"/>
           </w:p>
         </w:tc>
         <w:tc>
@@ -356,12 +451,21 @@
             <w:tcW w:w="3168" w:type="dxa"/>
           </w:tcPr>
           <w:p>
-            <w:r>
-              <w:rPr>
-                <w:rFonts w:ascii="Calibri" w:hAnsi="Calibri"/>
-                <w:sz w:val="20"/>
-              </w:rPr>
-              <w:t>LangGraph 1.0</w:t>
+            <w:proofErr w:type="spellStart"/>
+            <w:r>
+              <w:rPr>
+                <w:rFonts w:ascii="Calibri" w:hAnsi="Calibri"/>
+                <w:sz w:val="20"/>
+              </w:rPr>
+              <w:t>LangGraph</w:t>
+            </w:r>
+            <w:proofErr w:type="spellEnd"/>
+            <w:r>
+              <w:rPr>
+                <w:rFonts w:ascii="Calibri" w:hAnsi="Calibri"/>
+                <w:sz w:val="20"/>
+              </w:rPr>
+              <w:t xml:space="preserve"> 1.0</w:t>
             </w:r>
           </w:p>
         </w:tc>
@@ -400,12 +504,21 @@
             <w:tcW w:w="3168" w:type="dxa"/>
           </w:tcPr>
           <w:p>
-            <w:r>
-              <w:rPr>
-                <w:rFonts w:ascii="Calibri" w:hAnsi="Calibri"/>
-                <w:sz w:val="20"/>
-              </w:rPr>
-              <w:t>CrewAI 1.10</w:t>
+            <w:proofErr w:type="spellStart"/>
+            <w:r>
+              <w:rPr>
+                <w:rFonts w:ascii="Calibri" w:hAnsi="Calibri"/>
+                <w:sz w:val="20"/>
+              </w:rPr>
+              <w:t>CrewAI</w:t>
+            </w:r>
+            <w:proofErr w:type="spellEnd"/>
+            <w:r>
+              <w:rPr>
+                <w:rFonts w:ascii="Calibri" w:hAnsi="Calibri"/>
+                <w:sz w:val="20"/>
+              </w:rPr>
+              <w:t xml:space="preserve"> 1.10</w:t>
             </w:r>
           </w:p>
         </w:tc>
@@ -444,12 +557,37 @@
             <w:tcW w:w="3168" w:type="dxa"/>
           </w:tcPr>
           <w:p>
-            <w:r>
-              <w:rPr>
-                <w:rFonts w:ascii="Calibri" w:hAnsi="Calibri"/>
-                <w:sz w:val="20"/>
-              </w:rPr>
-              <w:t>Groq API (LLaMa 3.1 8b / 3.3 70b)</w:t>
+            <w:proofErr w:type="spellStart"/>
+            <w:r>
+              <w:rPr>
+                <w:rFonts w:ascii="Calibri" w:hAnsi="Calibri"/>
+                <w:sz w:val="20"/>
+              </w:rPr>
+              <w:t>Groq</w:t>
+            </w:r>
+            <w:proofErr w:type="spellEnd"/>
+            <w:r>
+              <w:rPr>
+                <w:rFonts w:ascii="Calibri" w:hAnsi="Calibri"/>
+                <w:sz w:val="20"/>
+              </w:rPr>
+              <w:t xml:space="preserve"> API (</w:t>
+            </w:r>
+            <w:proofErr w:type="spellStart"/>
+            <w:r>
+              <w:rPr>
+                <w:rFonts w:ascii="Calibri" w:hAnsi="Calibri"/>
+                <w:sz w:val="20"/>
+              </w:rPr>
+              <w:t>LLaMa</w:t>
+            </w:r>
+            <w:proofErr w:type="spellEnd"/>
+            <w:r>
+              <w:rPr>
+                <w:rFonts w:ascii="Calibri" w:hAnsi="Calibri"/>
+                <w:sz w:val="20"/>
+              </w:rPr>
+              <w:t xml:space="preserve"> 3.1 8b / 3.3 70b)</w:t>
             </w:r>
           </w:p>
         </w:tc>
@@ -488,12 +626,21 @@
             <w:tcW w:w="3168" w:type="dxa"/>
           </w:tcPr>
           <w:p>
-            <w:r>
-              <w:rPr>
-                <w:rFonts w:ascii="Calibri" w:hAnsi="Calibri"/>
-                <w:sz w:val="20"/>
-              </w:rPr>
-              <w:t>XGBoost 3.2 + scikit-learn 1.8</w:t>
+            <w:proofErr w:type="spellStart"/>
+            <w:r>
+              <w:rPr>
+                <w:rFonts w:ascii="Calibri" w:hAnsi="Calibri"/>
+                <w:sz w:val="20"/>
+              </w:rPr>
+              <w:t>XGBoost</w:t>
+            </w:r>
+            <w:proofErr w:type="spellEnd"/>
+            <w:r>
+              <w:rPr>
+                <w:rFonts w:ascii="Calibri" w:hAnsi="Calibri"/>
+                <w:sz w:val="20"/>
+              </w:rPr>
+              <w:t xml:space="preserve"> 3.2 + scikit-learn 1.8</w:t>
             </w:r>
           </w:p>
         </w:tc>
@@ -532,12 +679,21 @@
             <w:tcW w:w="3168" w:type="dxa"/>
           </w:tcPr>
           <w:p>
-            <w:r>
-              <w:rPr>
-                <w:rFonts w:ascii="Calibri" w:hAnsi="Calibri"/>
-                <w:sz w:val="20"/>
-              </w:rPr>
-              <w:t>ChromaDB 1.1</w:t>
+            <w:proofErr w:type="spellStart"/>
+            <w:r>
+              <w:rPr>
+                <w:rFonts w:ascii="Calibri" w:hAnsi="Calibri"/>
+                <w:sz w:val="20"/>
+              </w:rPr>
+              <w:t>ChromaDB</w:t>
+            </w:r>
+            <w:proofErr w:type="spellEnd"/>
+            <w:r>
+              <w:rPr>
+                <w:rFonts w:ascii="Calibri" w:hAnsi="Calibri"/>
+                <w:sz w:val="20"/>
+              </w:rPr>
+              <w:t xml:space="preserve"> 1.1</w:t>
             </w:r>
           </w:p>
         </w:tc>
@@ -620,12 +776,21 @@
             <w:tcW w:w="3168" w:type="dxa"/>
           </w:tcPr>
           <w:p>
-            <w:r>
-              <w:rPr>
-                <w:rFonts w:ascii="Calibri" w:hAnsi="Calibri"/>
-                <w:sz w:val="20"/>
-              </w:rPr>
-              <w:t>duckduckgo-search (DDGS)</w:t>
+            <w:proofErr w:type="spellStart"/>
+            <w:r>
+              <w:rPr>
+                <w:rFonts w:ascii="Calibri" w:hAnsi="Calibri"/>
+                <w:sz w:val="20"/>
+              </w:rPr>
+              <w:t>duckduckgo</w:t>
+            </w:r>
+            <w:proofErr w:type="spellEnd"/>
+            <w:r>
+              <w:rPr>
+                <w:rFonts w:ascii="Calibri" w:hAnsi="Calibri"/>
+                <w:sz w:val="20"/>
+              </w:rPr>
+              <w:t>-search (DDGS)</w:t>
             </w:r>
           </w:p>
         </w:tc>
@@ -664,13 +829,47 @@
             <w:tcW w:w="3168" w:type="dxa"/>
           </w:tcPr>
           <w:p>
-            <w:r>
-              <w:rPr>
-                <w:rFonts w:ascii="Calibri" w:hAnsi="Calibri"/>
-                <w:sz w:val="20"/>
-              </w:rPr>
-              <w:t>PyJWT + Bcrypt + passlib</w:t>
-            </w:r>
+            <w:proofErr w:type="spellStart"/>
+            <w:r>
+              <w:rPr>
+                <w:rFonts w:ascii="Calibri" w:hAnsi="Calibri"/>
+                <w:sz w:val="20"/>
+              </w:rPr>
+              <w:t>PyJWT</w:t>
+            </w:r>
+            <w:proofErr w:type="spellEnd"/>
+            <w:r>
+              <w:rPr>
+                <w:rFonts w:ascii="Calibri" w:hAnsi="Calibri"/>
+                <w:sz w:val="20"/>
+              </w:rPr>
+              <w:t xml:space="preserve"> + </w:t>
+            </w:r>
+            <w:proofErr w:type="spellStart"/>
+            <w:r>
+              <w:rPr>
+                <w:rFonts w:ascii="Calibri" w:hAnsi="Calibri"/>
+                <w:sz w:val="20"/>
+              </w:rPr>
+              <w:t>Bcrypt</w:t>
+            </w:r>
+            <w:proofErr w:type="spellEnd"/>
+            <w:r>
+              <w:rPr>
+                <w:rFonts w:ascii="Calibri" w:hAnsi="Calibri"/>
+                <w:sz w:val="20"/>
+              </w:rPr>
+              <w:t xml:space="preserve"> + </w:t>
+            </w:r>
+            <w:proofErr w:type="spellStart"/>
+            <w:r>
+              <w:rPr>
+                <w:rFonts w:ascii="Calibri" w:hAnsi="Calibri"/>
+                <w:sz w:val="20"/>
+              </w:rPr>
+              <w:t>passlib</w:t>
+            </w:r>
+            <w:proofErr w:type="spellEnd"/>
           </w:p>
         </w:tc>
         <w:tc>
@@ -708,12 +907,39 @@
             <w:tcW w:w="3168" w:type="dxa"/>
           </w:tcPr>
           <w:p>
-            <w:r>
-              <w:rPr>
-                <w:rFonts w:ascii="Calibri" w:hAnsi="Calibri"/>
-                <w:sz w:val="20"/>
-              </w:rPr>
-              <w:t>pandas 2.3 + numpy 2.4</w:t>
+            <w:proofErr w:type="gramStart"/>
+            <w:r>
+              <w:rPr>
+                <w:rFonts w:ascii="Calibri" w:hAnsi="Calibri"/>
+                <w:sz w:val="20"/>
+              </w:rPr>
+              <w:t>pandas</w:t>
+            </w:r>
+            <w:proofErr w:type="gramEnd"/>
+            <w:r>
+              <w:rPr>
+                <w:rFonts w:ascii="Calibri" w:hAnsi="Calibri"/>
+                <w:sz w:val="20"/>
+              </w:rPr>
+              <w:t xml:space="preserve"> 2.3 + </w:t>
+            </w:r>
+            <w:proofErr w:type="spellStart"/>
+            <w:proofErr w:type="gramStart"/>
+            <w:r>
+              <w:rPr>
+                <w:rFonts w:ascii="Calibri" w:hAnsi="Calibri"/>
+                <w:sz w:val="20"/>
+              </w:rPr>
+              <w:t>numpy</w:t>
+            </w:r>
+            <w:proofErr w:type="spellEnd"/>
+            <w:proofErr w:type="gramEnd"/>
+            <w:r>
+              <w:rPr>
+                <w:rFonts w:ascii="Calibri" w:hAnsi="Calibri"/>
+                <w:sz w:val="20"/>
+              </w:rPr>
+              <w:t xml:space="preserve"> 2.4</w:t>
             </w:r>
           </w:p>
         </w:tc>
@@ -782,6 +1008,7 @@
       <w:pPr>
         <w:pStyle w:val="Heading2"/>
       </w:pPr>
+      <w:proofErr w:type="gramStart"/>
       <w:r>
         <w:rPr>
           <w:rFonts w:ascii="Calibri" w:hAnsi="Calibri"/>
@@ -789,6 +1016,7 @@
         </w:rPr>
         <w:t>2.2  Frontend</w:t>
       </w:r>
+      <w:proofErr w:type="gramEnd"/>
     </w:p>
     <w:tbl>
       <w:tblPr>
@@ -1025,7 +1253,23 @@
                 <w:rFonts w:ascii="Calibri" w:hAnsi="Calibri"/>
                 <w:sz w:val="20"/>
               </w:rPr>
-              <w:t>Custom glassmorphism dark design system</w:t>
+              <w:t xml:space="preserve">Custom </w:t>
+            </w:r>
+            <w:proofErr w:type="spellStart"/>
+            <w:r>
+              <w:rPr>
+                <w:rFonts w:ascii="Calibri" w:hAnsi="Calibri"/>
+                <w:sz w:val="20"/>
+              </w:rPr>
+              <w:t>glassmorphism</w:t>
+            </w:r>
+            <w:proofErr w:type="spellEnd"/>
+            <w:r>
+              <w:rPr>
+                <w:rFonts w:ascii="Calibri" w:hAnsi="Calibri"/>
+                <w:sz w:val="20"/>
+              </w:rPr>
+              <w:t xml:space="preserve"> dark design system</w:t>
             </w:r>
           </w:p>
         </w:tc>
@@ -1142,7 +1386,63 @@
         <w:rPr>
           <w:rFonts w:ascii="Calibri" w:hAnsi="Calibri"/>
         </w:rPr>
-        <w:t>The system follows a layered architecture where the React frontend communicates with the FastAPI backend via REST for CRUD operations and a WebSocket for real-time chat. Every chat message flows through a LangGraph orchestrator which routes it to one or more CrewAI agents, each of which calls Python tool functions wrapping ML models and RAG pipelines.</w:t>
+        <w:t xml:space="preserve">The system follows a layered architecture where the React frontend communicates with the </w:t>
+      </w:r>
+      <w:proofErr w:type="spellStart"/>
+      <w:r>
+        <w:rPr>
+          <w:rFonts w:ascii="Calibri" w:hAnsi="Calibri"/>
+        </w:rPr>
+        <w:t>FastAPI</w:t>
+      </w:r>
+      <w:proofErr w:type="spellEnd"/>
+      <w:r>
+        <w:rPr>
+          <w:rFonts w:ascii="Calibri" w:hAnsi="Calibri"/>
+        </w:rPr>
+        <w:t xml:space="preserve"> backend via REST for CRUD operations and a WebSocket for real-time chat. Every chat message flows through a </w:t>
+      </w:r>
+      <w:proofErr w:type="spellStart"/>
+      <w:r>
+        <w:rPr>
+          <w:rFonts w:ascii="Calibri" w:hAnsi="Calibri"/>
+        </w:rPr>
+        <w:t>LangGraph</w:t>
+      </w:r>
+      <w:proofErr w:type="spellEnd"/>
+      <w:r>
+        <w:rPr>
+          <w:rFonts w:ascii="Calibri" w:hAnsi="Calibri"/>
+        </w:rPr>
+        <w:t xml:space="preserve"> orchestrator which routes it to one or more </w:t>
+      </w:r>
+      <w:proofErr w:type="spellStart"/>
+      <w:r>
+        <w:rPr>
+          <w:rFonts w:ascii="Calibri" w:hAnsi="Calibri"/>
+        </w:rPr>
+        <w:t>CrewAI</w:t>
+      </w:r>
+      <w:proofErr w:type="spellEnd"/>
+      <w:r>
+        <w:rPr>
+          <w:rFonts w:ascii="Calibri" w:hAnsi="Calibri"/>
+        </w:rPr>
+        <w:t xml:space="preserve"> agents, each of which </w:t>
+      </w:r>
+      <w:proofErr w:type="gramStart"/>
+      <w:r>
+        <w:rPr>
+          <w:rFonts w:ascii="Calibri" w:hAnsi="Calibri"/>
+        </w:rPr>
+        <w:t>calls</w:t>
+      </w:r>
+      <w:proofErr w:type="gramEnd"/>
+      <w:r>
+        <w:rPr>
+          <w:rFonts w:ascii="Calibri" w:hAnsi="Calibri"/>
+        </w:rPr>
+        <w:t xml:space="preserve"> Python tool functions wrapping ML models and RAG pipelines.</w:t>
       </w:r>
     </w:p>
     <w:p/>
@@ -1150,12 +1450,21 @@
       <w:pPr>
         <w:pStyle w:val="Heading2"/>
       </w:pPr>
+      <w:proofErr w:type="gramStart"/>
       <w:r>
         <w:rPr>
           <w:rFonts w:ascii="Calibri" w:hAnsi="Calibri"/>
           <w:color w:val="4472C4"/>
         </w:rPr>
-        <w:t>3.1  Architecture Layers</w:t>
+        <w:t>3.1  Architecture</w:t>
+      </w:r>
+      <w:proofErr w:type="gramEnd"/>
+      <w:r>
+        <w:rPr>
+          <w:rFonts w:ascii="Calibri" w:hAnsi="Calibri"/>
+          <w:color w:val="4472C4"/>
+        </w:rPr>
+        <w:t xml:space="preserve"> Layers</w:t>
       </w:r>
     </w:p>
     <w:p>
@@ -1185,7 +1494,43 @@
           <w:color w:val="1E1E1E"/>
           <w:sz w:val="19"/>
         </w:rPr>
-        <w:t xml:space="preserve">        │  REST HTTP  /  WebSocket</w:t>
+        <w:t xml:space="preserve">        </w:t>
+      </w:r>
+      <w:proofErr w:type="gramStart"/>
+      <w:r>
+        <w:rPr>
+          <w:rFonts w:ascii="Courier New" w:hAnsi="Courier New"/>
+          <w:color w:val="1E1E1E"/>
+          <w:sz w:val="19"/>
+        </w:rPr>
+        <w:t>│  REST</w:t>
+      </w:r>
+      <w:proofErr w:type="gramEnd"/>
+      <w:r>
+        <w:rPr>
+          <w:rFonts w:ascii="Courier New" w:hAnsi="Courier New"/>
+          <w:color w:val="1E1E1E"/>
+          <w:sz w:val="19"/>
+        </w:rPr>
+        <w:t xml:space="preserve"> </w:t>
+      </w:r>
+      <w:proofErr w:type="gramStart"/>
+      <w:r>
+        <w:rPr>
+          <w:rFonts w:ascii="Courier New" w:hAnsi="Courier New"/>
+          <w:color w:val="1E1E1E"/>
+          <w:sz w:val="19"/>
+        </w:rPr>
+        <w:t>HTTP  /</w:t>
+      </w:r>
+      <w:proofErr w:type="gramEnd"/>
+      <w:r>
+        <w:rPr>
+          <w:rFonts w:ascii="Courier New" w:hAnsi="Courier New"/>
+          <w:color w:val="1E1E1E"/>
+          <w:sz w:val="19"/>
+        </w:rPr>
+        <w:t xml:space="preserve">  WebSocket</w:t>
       </w:r>
     </w:p>
     <w:p>
@@ -1215,7 +1560,25 @@
           <w:color w:val="1E1E1E"/>
           <w:sz w:val="19"/>
         </w:rPr>
-        <w:t xml:space="preserve">  FastAPI Backend (localhost:8000)</w:t>
+        <w:t xml:space="preserve">  </w:t>
+      </w:r>
+      <w:proofErr w:type="spellStart"/>
+      <w:r>
+        <w:rPr>
+          <w:rFonts w:ascii="Courier New" w:hAnsi="Courier New"/>
+          <w:color w:val="1E1E1E"/>
+          <w:sz w:val="19"/>
+        </w:rPr>
+        <w:t>FastAPI</w:t>
+      </w:r>
+      <w:proofErr w:type="spellEnd"/>
+      <w:r>
+        <w:rPr>
+          <w:rFonts w:ascii="Courier New" w:hAnsi="Courier New"/>
+          <w:color w:val="1E1E1E"/>
+          <w:sz w:val="19"/>
+        </w:rPr>
+        <w:t xml:space="preserve"> Backend (localhost:8000)</w:t>
       </w:r>
     </w:p>
     <w:p>
@@ -1230,7 +1593,25 @@
           <w:color w:val="1E1E1E"/>
           <w:sz w:val="19"/>
         </w:rPr>
-        <w:t xml:space="preserve">     ├── Auth Router         (/auth/*)</w:t>
+        <w:t xml:space="preserve">     ├── Auth Router      </w:t>
+      </w:r>
+      <w:proofErr w:type="gramStart"/>
+      <w:r>
+        <w:rPr>
+          <w:rFonts w:ascii="Courier New" w:hAnsi="Courier New"/>
+          <w:color w:val="1E1E1E"/>
+          <w:sz w:val="19"/>
+        </w:rPr>
+        <w:t xml:space="preserve">   (</w:t>
+      </w:r>
+      <w:proofErr w:type="gramEnd"/>
+      <w:r>
+        <w:rPr>
+          <w:rFonts w:ascii="Courier New" w:hAnsi="Courier New"/>
+          <w:color w:val="1E1E1E"/>
+          <w:sz w:val="19"/>
+        </w:rPr>
+        <w:t>/auth/*)</w:t>
       </w:r>
     </w:p>
     <w:p>
@@ -1245,7 +1626,25 @@
           <w:color w:val="1E1E1E"/>
           <w:sz w:val="19"/>
         </w:rPr>
-        <w:t xml:space="preserve">     ├── Profile Router      (/profile/*)</w:t>
+        <w:t xml:space="preserve">     ├── Profile Router   </w:t>
+      </w:r>
+      <w:proofErr w:type="gramStart"/>
+      <w:r>
+        <w:rPr>
+          <w:rFonts w:ascii="Courier New" w:hAnsi="Courier New"/>
+          <w:color w:val="1E1E1E"/>
+          <w:sz w:val="19"/>
+        </w:rPr>
+        <w:t xml:space="preserve">   (</w:t>
+      </w:r>
+      <w:proofErr w:type="gramEnd"/>
+      <w:r>
+        <w:rPr>
+          <w:rFonts w:ascii="Courier New" w:hAnsi="Courier New"/>
+          <w:color w:val="1E1E1E"/>
+          <w:sz w:val="19"/>
+        </w:rPr>
+        <w:t>/profile/*)</w:t>
       </w:r>
     </w:p>
     <w:p>
@@ -1260,7 +1659,43 @@
           <w:color w:val="1E1E1E"/>
           <w:sz w:val="19"/>
         </w:rPr>
-        <w:t xml:space="preserve">     ├── Chat Router         (/chat/* + /ws/chat/*)</w:t>
+        <w:t xml:space="preserve">     ├── Chat Router      </w:t>
+      </w:r>
+      <w:proofErr w:type="gramStart"/>
+      <w:r>
+        <w:rPr>
+          <w:rFonts w:ascii="Courier New" w:hAnsi="Courier New"/>
+          <w:color w:val="1E1E1E"/>
+          <w:sz w:val="19"/>
+        </w:rPr>
+        <w:t xml:space="preserve">   (</w:t>
+      </w:r>
+      <w:proofErr w:type="gramEnd"/>
+      <w:r>
+        <w:rPr>
+          <w:rFonts w:ascii="Courier New" w:hAnsi="Courier New"/>
+          <w:color w:val="1E1E1E"/>
+          <w:sz w:val="19"/>
+        </w:rPr>
+        <w:t>/chat/* + /</w:t>
+      </w:r>
+      <w:proofErr w:type="spellStart"/>
+      <w:r>
+        <w:rPr>
+          <w:rFonts w:ascii="Courier New" w:hAnsi="Courier New"/>
+          <w:color w:val="1E1E1E"/>
+          <w:sz w:val="19"/>
+        </w:rPr>
+        <w:t>ws</w:t>
+      </w:r>
+      <w:proofErr w:type="spellEnd"/>
+      <w:r>
+        <w:rPr>
+          <w:rFonts w:ascii="Courier New" w:hAnsi="Courier New"/>
+          <w:color w:val="1E1E1E"/>
+          <w:sz w:val="19"/>
+        </w:rPr>
+        <w:t>/chat/*)</w:t>
       </w:r>
     </w:p>
     <w:p>
@@ -1275,7 +1710,25 @@
           <w:color w:val="1E1E1E"/>
           <w:sz w:val="19"/>
         </w:rPr>
-        <w:t xml:space="preserve">     ├── Document Router     (/documents/*)</w:t>
+        <w:t xml:space="preserve">     ├── Document Router  </w:t>
+      </w:r>
+      <w:proofErr w:type="gramStart"/>
+      <w:r>
+        <w:rPr>
+          <w:rFonts w:ascii="Courier New" w:hAnsi="Courier New"/>
+          <w:color w:val="1E1E1E"/>
+          <w:sz w:val="19"/>
+        </w:rPr>
+        <w:t xml:space="preserve">   (</w:t>
+      </w:r>
+      <w:proofErr w:type="gramEnd"/>
+      <w:r>
+        <w:rPr>
+          <w:rFonts w:ascii="Courier New" w:hAnsi="Courier New"/>
+          <w:color w:val="1E1E1E"/>
+          <w:sz w:val="19"/>
+        </w:rPr>
+        <w:t>/documents/*)</w:t>
       </w:r>
     </w:p>
     <w:p>
@@ -1290,7 +1743,25 @@
           <w:color w:val="1E1E1E"/>
           <w:sz w:val="19"/>
         </w:rPr>
-        <w:t xml:space="preserve">     └── Guest Router        (/guest/*)</w:t>
+        <w:t xml:space="preserve">     └── Guest Router     </w:t>
+      </w:r>
+      <w:proofErr w:type="gramStart"/>
+      <w:r>
+        <w:rPr>
+          <w:rFonts w:ascii="Courier New" w:hAnsi="Courier New"/>
+          <w:color w:val="1E1E1E"/>
+          <w:sz w:val="19"/>
+        </w:rPr>
+        <w:t xml:space="preserve">   (</w:t>
+      </w:r>
+      <w:proofErr w:type="gramEnd"/>
+      <w:r>
+        <w:rPr>
+          <w:rFonts w:ascii="Courier New" w:hAnsi="Courier New"/>
+          <w:color w:val="1E1E1E"/>
+          <w:sz w:val="19"/>
+        </w:rPr>
+        <w:t>/guest/*)</w:t>
       </w:r>
     </w:p>
     <w:p>
@@ -1335,7 +1806,43 @@
           <w:color w:val="1E1E1E"/>
           <w:sz w:val="19"/>
         </w:rPr>
-        <w:t xml:space="preserve">  LangGraph Orchestrator  ──────────────────────────────────────</w:t>
+        <w:t xml:space="preserve">  </w:t>
+      </w:r>
+      <w:proofErr w:type="spellStart"/>
+      <w:r>
+        <w:rPr>
+          <w:rFonts w:ascii="Courier New" w:hAnsi="Courier New"/>
+          <w:color w:val="1E1E1E"/>
+          <w:sz w:val="19"/>
+        </w:rPr>
+        <w:t>LangGraph</w:t>
+      </w:r>
+      <w:proofErr w:type="spellEnd"/>
+      <w:r>
+        <w:rPr>
+          <w:rFonts w:ascii="Courier New" w:hAnsi="Courier New"/>
+          <w:color w:val="1E1E1E"/>
+          <w:sz w:val="19"/>
+        </w:rPr>
+        <w:t xml:space="preserve"> </w:t>
+      </w:r>
+      <w:proofErr w:type="gramStart"/>
+      <w:r>
+        <w:rPr>
+          <w:rFonts w:ascii="Courier New" w:hAnsi="Courier New"/>
+          <w:color w:val="1E1E1E"/>
+          <w:sz w:val="19"/>
+        </w:rPr>
+        <w:t>Orchestrator  ─</w:t>
+      </w:r>
+      <w:proofErr w:type="gramEnd"/>
+      <w:r>
+        <w:rPr>
+          <w:rFonts w:ascii="Courier New" w:hAnsi="Courier New"/>
+          <w:color w:val="1E1E1E"/>
+          <w:sz w:val="19"/>
+        </w:rPr>
+        <w:t>─────────────────────────────────────</w:t>
       </w:r>
     </w:p>
     <w:p>
@@ -1350,7 +1857,61 @@
           <w:color w:val="1E1E1E"/>
           <w:sz w:val="19"/>
         </w:rPr>
-        <w:t xml:space="preserve">    [intent_classifier] → [profile_collector] → [credit_analysis]</w:t>
+        <w:t xml:space="preserve">    [</w:t>
+      </w:r>
+      <w:proofErr w:type="spellStart"/>
+      <w:r>
+        <w:rPr>
+          <w:rFonts w:ascii="Courier New" w:hAnsi="Courier New"/>
+          <w:color w:val="1E1E1E"/>
+          <w:sz w:val="19"/>
+        </w:rPr>
+        <w:t>intent_classifier</w:t>
+      </w:r>
+      <w:proofErr w:type="spellEnd"/>
+      <w:r>
+        <w:rPr>
+          <w:rFonts w:ascii="Courier New" w:hAnsi="Courier New"/>
+          <w:color w:val="1E1E1E"/>
+          <w:sz w:val="19"/>
+        </w:rPr>
+        <w:t>] → [</w:t>
+      </w:r>
+      <w:proofErr w:type="spellStart"/>
+      <w:r>
+        <w:rPr>
+          <w:rFonts w:ascii="Courier New" w:hAnsi="Courier New"/>
+          <w:color w:val="1E1E1E"/>
+          <w:sz w:val="19"/>
+        </w:rPr>
+        <w:t>profile_collector</w:t>
+      </w:r>
+      <w:proofErr w:type="spellEnd"/>
+      <w:r>
+        <w:rPr>
+          <w:rFonts w:ascii="Courier New" w:hAnsi="Courier New"/>
+          <w:color w:val="1E1E1E"/>
+          <w:sz w:val="19"/>
+        </w:rPr>
+        <w:t>] → [</w:t>
+      </w:r>
+      <w:proofErr w:type="spellStart"/>
+      <w:r>
+        <w:rPr>
+          <w:rFonts w:ascii="Courier New" w:hAnsi="Courier New"/>
+          <w:color w:val="1E1E1E"/>
+          <w:sz w:val="19"/>
+        </w:rPr>
+        <w:t>credit_analysis</w:t>
+      </w:r>
+      <w:proofErr w:type="spellEnd"/>
+      <w:r>
+        <w:rPr>
+          <w:rFonts w:ascii="Courier New" w:hAnsi="Courier New"/>
+          <w:color w:val="1E1E1E"/>
+          <w:sz w:val="19"/>
+        </w:rPr>
+        <w:t>]</w:t>
       </w:r>
     </w:p>
     <w:p>
@@ -1365,7 +1926,61 @@
           <w:color w:val="1E1E1E"/>
           <w:sz w:val="19"/>
         </w:rPr>
-        <w:t xml:space="preserve">    → [loan_matching] → [compliance_check] → [response_formatter]</w:t>
+        <w:t xml:space="preserve">    → [</w:t>
+      </w:r>
+      <w:proofErr w:type="spellStart"/>
+      <w:r>
+        <w:rPr>
+          <w:rFonts w:ascii="Courier New" w:hAnsi="Courier New"/>
+          <w:color w:val="1E1E1E"/>
+          <w:sz w:val="19"/>
+        </w:rPr>
+        <w:t>loan_matching</w:t>
+      </w:r>
+      <w:proofErr w:type="spellEnd"/>
+      <w:r>
+        <w:rPr>
+          <w:rFonts w:ascii="Courier New" w:hAnsi="Courier New"/>
+          <w:color w:val="1E1E1E"/>
+          <w:sz w:val="19"/>
+        </w:rPr>
+        <w:t>] → [</w:t>
+      </w:r>
+      <w:proofErr w:type="spellStart"/>
+      <w:r>
+        <w:rPr>
+          <w:rFonts w:ascii="Courier New" w:hAnsi="Courier New"/>
+          <w:color w:val="1E1E1E"/>
+          <w:sz w:val="19"/>
+        </w:rPr>
+        <w:t>compliance_check</w:t>
+      </w:r>
+      <w:proofErr w:type="spellEnd"/>
+      <w:r>
+        <w:rPr>
+          <w:rFonts w:ascii="Courier New" w:hAnsi="Courier New"/>
+          <w:color w:val="1E1E1E"/>
+          <w:sz w:val="19"/>
+        </w:rPr>
+        <w:t>] → [</w:t>
+      </w:r>
+      <w:proofErr w:type="spellStart"/>
+      <w:r>
+        <w:rPr>
+          <w:rFonts w:ascii="Courier New" w:hAnsi="Courier New"/>
+          <w:color w:val="1E1E1E"/>
+          <w:sz w:val="19"/>
+        </w:rPr>
+        <w:t>response_formatter</w:t>
+      </w:r>
+      <w:proofErr w:type="spellEnd"/>
+      <w:r>
+        <w:rPr>
+          <w:rFonts w:ascii="Courier New" w:hAnsi="Courier New"/>
+          <w:color w:val="1E1E1E"/>
+          <w:sz w:val="19"/>
+        </w:rPr>
+        <w:t>]</w:t>
       </w:r>
     </w:p>
     <w:p>
@@ -1380,7 +1995,43 @@
           <w:color w:val="1E1E1E"/>
           <w:sz w:val="19"/>
         </w:rPr>
-        <w:t xml:space="preserve">    └─ [rag_search] → [response_formatter]</w:t>
+        <w:t xml:space="preserve">    └─ [</w:t>
+      </w:r>
+      <w:proofErr w:type="spellStart"/>
+      <w:r>
+        <w:rPr>
+          <w:rFonts w:ascii="Courier New" w:hAnsi="Courier New"/>
+          <w:color w:val="1E1E1E"/>
+          <w:sz w:val="19"/>
+        </w:rPr>
+        <w:t>rag_search</w:t>
+      </w:r>
+      <w:proofErr w:type="spellEnd"/>
+      <w:r>
+        <w:rPr>
+          <w:rFonts w:ascii="Courier New" w:hAnsi="Courier New"/>
+          <w:color w:val="1E1E1E"/>
+          <w:sz w:val="19"/>
+        </w:rPr>
+        <w:t>] → [</w:t>
+      </w:r>
+      <w:proofErr w:type="spellStart"/>
+      <w:r>
+        <w:rPr>
+          <w:rFonts w:ascii="Courier New" w:hAnsi="Courier New"/>
+          <w:color w:val="1E1E1E"/>
+          <w:sz w:val="19"/>
+        </w:rPr>
+        <w:t>response_formatter</w:t>
+      </w:r>
+      <w:proofErr w:type="spellEnd"/>
+      <w:r>
+        <w:rPr>
+          <w:rFonts w:ascii="Courier New" w:hAnsi="Courier New"/>
+          <w:color w:val="1E1E1E"/>
+          <w:sz w:val="19"/>
+        </w:rPr>
+        <w:t>]</w:t>
       </w:r>
     </w:p>
     <w:p>
@@ -1395,7 +2046,43 @@
           <w:color w:val="1E1E1E"/>
           <w:sz w:val="19"/>
         </w:rPr>
-        <w:t xml:space="preserve">    └─ [improvement_plan] → [response_formatter]</w:t>
+        <w:t xml:space="preserve">    └─ [</w:t>
+      </w:r>
+      <w:proofErr w:type="spellStart"/>
+      <w:r>
+        <w:rPr>
+          <w:rFonts w:ascii="Courier New" w:hAnsi="Courier New"/>
+          <w:color w:val="1E1E1E"/>
+          <w:sz w:val="19"/>
+        </w:rPr>
+        <w:t>improvement_plan</w:t>
+      </w:r>
+      <w:proofErr w:type="spellEnd"/>
+      <w:r>
+        <w:rPr>
+          <w:rFonts w:ascii="Courier New" w:hAnsi="Courier New"/>
+          <w:color w:val="1E1E1E"/>
+          <w:sz w:val="19"/>
+        </w:rPr>
+        <w:t>] → [</w:t>
+      </w:r>
+      <w:proofErr w:type="spellStart"/>
+      <w:r>
+        <w:rPr>
+          <w:rFonts w:ascii="Courier New" w:hAnsi="Courier New"/>
+          <w:color w:val="1E1E1E"/>
+          <w:sz w:val="19"/>
+        </w:rPr>
+        <w:t>response_formatter</w:t>
+      </w:r>
+      <w:proofErr w:type="spellEnd"/>
+      <w:r>
+        <w:rPr>
+          <w:rFonts w:ascii="Courier New" w:hAnsi="Courier New"/>
+          <w:color w:val="1E1E1E"/>
+          <w:sz w:val="19"/>
+        </w:rPr>
+        <w:t>]</w:t>
       </w:r>
     </w:p>
     <w:p>
@@ -1455,8 +2142,36 @@
           <w:color w:val="1E1E1E"/>
           <w:sz w:val="19"/>
         </w:rPr>
-        <w:t xml:space="preserve">  XGBoost   FAISS      ChromaDB</w:t>
-      </w:r>
+        <w:t xml:space="preserve">  </w:t>
+      </w:r>
+      <w:proofErr w:type="spellStart"/>
+      <w:r>
+        <w:rPr>
+          <w:rFonts w:ascii="Courier New" w:hAnsi="Courier New"/>
+          <w:color w:val="1E1E1E"/>
+          <w:sz w:val="19"/>
+        </w:rPr>
+        <w:t>XGBoost</w:t>
+      </w:r>
+      <w:proofErr w:type="spellEnd"/>
+      <w:r>
+        <w:rPr>
+          <w:rFonts w:ascii="Courier New" w:hAnsi="Courier New"/>
+          <w:color w:val="1E1E1E"/>
+          <w:sz w:val="19"/>
+        </w:rPr>
+        <w:t xml:space="preserve">   FAISS      </w:t>
+      </w:r>
+      <w:proofErr w:type="spellStart"/>
+      <w:r>
+        <w:rPr>
+          <w:rFonts w:ascii="Courier New" w:hAnsi="Courier New"/>
+          <w:color w:val="1E1E1E"/>
+          <w:sz w:val="19"/>
+        </w:rPr>
+        <w:t>ChromaDB</w:t>
+      </w:r>
+      <w:proofErr w:type="spellEnd"/>
     </w:p>
     <w:p>
       <w:pPr>
@@ -1470,7 +2185,43 @@
           <w:color w:val="1E1E1E"/>
           <w:sz w:val="19"/>
         </w:rPr>
-        <w:t xml:space="preserve">  (Risk)   (Policies)  (Users)</w:t>
+        <w:t xml:space="preserve">  (</w:t>
+      </w:r>
+      <w:proofErr w:type="gramStart"/>
+      <w:r>
+        <w:rPr>
+          <w:rFonts w:ascii="Courier New" w:hAnsi="Courier New"/>
+          <w:color w:val="1E1E1E"/>
+          <w:sz w:val="19"/>
+        </w:rPr>
+        <w:t xml:space="preserve">Risk)   </w:t>
+      </w:r>
+      <w:proofErr w:type="gramEnd"/>
+      <w:r>
+        <w:rPr>
+          <w:rFonts w:ascii="Courier New" w:hAnsi="Courier New"/>
+          <w:color w:val="1E1E1E"/>
+          <w:sz w:val="19"/>
+        </w:rPr>
+        <w:t>(</w:t>
+      </w:r>
+      <w:proofErr w:type="gramStart"/>
+      <w:r>
+        <w:rPr>
+          <w:rFonts w:ascii="Courier New" w:hAnsi="Courier New"/>
+          <w:color w:val="1E1E1E"/>
+          <w:sz w:val="19"/>
+        </w:rPr>
+        <w:t>Policies)  (</w:t>
+      </w:r>
+      <w:proofErr w:type="gramEnd"/>
+      <w:r>
+        <w:rPr>
+          <w:rFonts w:ascii="Courier New" w:hAnsi="Courier New"/>
+          <w:color w:val="1E1E1E"/>
+          <w:sz w:val="19"/>
+        </w:rPr>
+        <w:t>Users)</w:t>
       </w:r>
     </w:p>
     <w:p/>
@@ -1478,20 +2229,43 @@
       <w:pPr>
         <w:pStyle w:val="Heading2"/>
       </w:pPr>
+      <w:proofErr w:type="gramStart"/>
       <w:r>
         <w:rPr>
           <w:rFonts w:ascii="Calibri" w:hAnsi="Calibri"/>
           <w:color w:val="4472C4"/>
         </w:rPr>
-        <w:t>3.2  Data Flow Summary</w:t>
-      </w:r>
-    </w:p>
-    <w:p>
-      <w:r>
-        <w:rPr>
-          <w:rFonts w:ascii="Calibri" w:hAnsi="Calibri"/>
-        </w:rPr>
-        <w:t>Every user message travels through the following pipeline before a response is returned:</w:t>
+        <w:t>3.2  Data</w:t>
+      </w:r>
+      <w:proofErr w:type="gramEnd"/>
+      <w:r>
+        <w:rPr>
+          <w:rFonts w:ascii="Calibri" w:hAnsi="Calibri"/>
+          <w:color w:val="4472C4"/>
+        </w:rPr>
+        <w:t xml:space="preserve"> Flow Summary</w:t>
+      </w:r>
+    </w:p>
+    <w:p>
+      <w:r>
+        <w:rPr>
+          <w:rFonts w:ascii="Calibri" w:hAnsi="Calibri"/>
+        </w:rPr>
+        <w:t xml:space="preserve">Every user message </w:t>
+      </w:r>
+      <w:proofErr w:type="gramStart"/>
+      <w:r>
+        <w:rPr>
+          <w:rFonts w:ascii="Calibri" w:hAnsi="Calibri"/>
+        </w:rPr>
+        <w:t>travels</w:t>
+      </w:r>
+      <w:proofErr w:type="gramEnd"/>
+      <w:r>
+        <w:rPr>
+          <w:rFonts w:ascii="Calibri" w:hAnsi="Calibri"/>
+        </w:rPr>
+        <w:t xml:space="preserve"> through the following pipeline before a response is returned:</w:t>
       </w:r>
     </w:p>
     <w:p>
@@ -1505,20 +2279,9 @@
           <w:color w:val="1F497D"/>
           <w:sz w:val="21"/>
         </w:rPr>
-        <w:t xml:space="preserve">Step 1: WebSocket Receive  — </w:t>
-      </w:r>
-      <w:r>
-        <w:rPr>
-          <w:rFonts w:ascii="Calibri" w:hAnsi="Calibri"/>
-          <w:sz w:val="21"/>
-        </w:rPr>
-        <w:t>chat_router.py receives the raw JSON message with user content, JWT token, and session ID.</w:t>
-      </w:r>
-    </w:p>
-    <w:p>
-      <w:pPr>
-        <w:ind w:left="432"/>
-      </w:pPr>
+        <w:t xml:space="preserve">Step 1: WebSocket </w:t>
+      </w:r>
+      <w:proofErr w:type="gramStart"/>
       <w:r>
         <w:rPr>
           <w:rFonts w:ascii="Calibri" w:hAnsi="Calibri"/>
@@ -1526,20 +2289,9 @@
           <w:color w:val="1F497D"/>
           <w:sz w:val="21"/>
         </w:rPr>
-        <w:t xml:space="preserve">Step 2: JWT Validation  — </w:t>
-      </w:r>
-      <w:r>
-        <w:rPr>
-          <w:rFonts w:ascii="Calibri" w:hAnsi="Calibri"/>
-          <w:sz w:val="21"/>
-        </w:rPr>
-        <w:t>jwt_handler.py validates the bearer token before any processing begins.</w:t>
-      </w:r>
-    </w:p>
-    <w:p>
-      <w:pPr>
-        <w:ind w:left="432"/>
-      </w:pPr>
+        <w:t>Receive  —</w:t>
+      </w:r>
+      <w:proofErr w:type="gramEnd"/>
       <w:r>
         <w:rPr>
           <w:rFonts w:ascii="Calibri" w:hAnsi="Calibri"/>
@@ -1547,14 +2299,30 @@
           <w:color w:val="1F497D"/>
           <w:sz w:val="21"/>
         </w:rPr>
-        <w:t xml:space="preserve">Step 3: Profile Fetch  — </w:t>
+        <w:t xml:space="preserve"> </w:t>
       </w:r>
       <w:r>
         <w:rPr>
           <w:rFonts w:ascii="Calibri" w:hAnsi="Calibri"/>
           <w:sz w:val="21"/>
         </w:rPr>
-        <w:t>auth/service.py retrieves the authenticated user's full financial profile from ChromaDB.</w:t>
+        <w:t xml:space="preserve">chat_router.py receives </w:t>
+      </w:r>
+      <w:proofErr w:type="gramStart"/>
+      <w:r>
+        <w:rPr>
+          <w:rFonts w:ascii="Calibri" w:hAnsi="Calibri"/>
+          <w:sz w:val="21"/>
+        </w:rPr>
+        <w:t>the raw</w:t>
+      </w:r>
+      <w:proofErr w:type="gramEnd"/>
+      <w:r>
+        <w:rPr>
+          <w:rFonts w:ascii="Calibri" w:hAnsi="Calibri"/>
+          <w:sz w:val="21"/>
+        </w:rPr>
+        <w:t xml:space="preserve"> JSON message with user content, JWT token, and session ID.</w:t>
       </w:r>
     </w:p>
     <w:p>
@@ -1568,20 +2336,9 @@
           <w:color w:val="1F497D"/>
           <w:sz w:val="21"/>
         </w:rPr>
-        <w:t xml:space="preserve">Step 4: Graph Invocation  — </w:t>
-      </w:r>
-      <w:r>
-        <w:rPr>
-          <w:rFonts w:ascii="Calibri" w:hAnsi="Calibri"/>
-          <w:sz w:val="21"/>
-        </w:rPr>
-        <w:t>LangGraph.invoke() is called with an initial OrchestratorState dictionary.</w:t>
-      </w:r>
-    </w:p>
-    <w:p>
-      <w:pPr>
-        <w:ind w:left="432"/>
-      </w:pPr>
+        <w:t xml:space="preserve">Step 2: JWT </w:t>
+      </w:r>
+      <w:proofErr w:type="gramStart"/>
       <w:r>
         <w:rPr>
           <w:rFonts w:ascii="Calibri" w:hAnsi="Calibri"/>
@@ -1589,20 +2346,9 @@
           <w:color w:val="1F497D"/>
           <w:sz w:val="21"/>
         </w:rPr>
-        <w:t xml:space="preserve">Step 5: Intent Classification  — </w:t>
-      </w:r>
-      <w:r>
-        <w:rPr>
-          <w:rFonts w:ascii="Calibri" w:hAnsi="Calibri"/>
-          <w:sz w:val="21"/>
-        </w:rPr>
-        <w:t>The first node calls Groq LLaMa-3 to classify the user's intent.</w:t>
-      </w:r>
-    </w:p>
-    <w:p>
-      <w:pPr>
-        <w:ind w:left="432"/>
-      </w:pPr>
+        <w:t>Validation  —</w:t>
+      </w:r>
+      <w:proofErr w:type="gramEnd"/>
       <w:r>
         <w:rPr>
           <w:rFonts w:ascii="Calibri" w:hAnsi="Calibri"/>
@@ -1610,14 +2356,14 @@
           <w:color w:val="1F497D"/>
           <w:sz w:val="21"/>
         </w:rPr>
-        <w:t xml:space="preserve">Step 6: Conditional Routing  — </w:t>
+        <w:t xml:space="preserve"> </w:t>
       </w:r>
       <w:r>
         <w:rPr>
           <w:rFonts w:ascii="Calibri" w:hAnsi="Calibri"/>
           <w:sz w:val="21"/>
         </w:rPr>
-        <w:t>The graph routes to the appropriate node branch based on the classified intent.</w:t>
+        <w:t>jwt_handler.py validates the bearer token before any processing begins.</w:t>
       </w:r>
     </w:p>
     <w:p>
@@ -1631,21 +2377,9 @@
           <w:color w:val="1F497D"/>
           <w:sz w:val="21"/>
         </w:rPr>
-        <w:lastRenderedPageBreak/>
-        <w:t xml:space="preserve">Step 7: Agent Execution  — </w:t>
-      </w:r>
-      <w:r>
-        <w:rPr>
-          <w:rFonts w:ascii="Calibri" w:hAnsi="Calibri"/>
-          <w:sz w:val="21"/>
-        </w:rPr>
-        <w:t>One or more CrewAI agents are spawned, each calling Python tools for math and search.</w:t>
-      </w:r>
-    </w:p>
-    <w:p>
-      <w:pPr>
-        <w:ind w:left="432"/>
-      </w:pPr>
+        <w:t xml:space="preserve">Step 3: Profile </w:t>
+      </w:r>
+      <w:proofErr w:type="gramStart"/>
       <w:r>
         <w:rPr>
           <w:rFonts w:ascii="Calibri" w:hAnsi="Calibri"/>
@@ -1653,20 +2387,9 @@
           <w:color w:val="1F497D"/>
           <w:sz w:val="21"/>
         </w:rPr>
-        <w:t xml:space="preserve">Step 8: Response Formatting  — </w:t>
-      </w:r>
-      <w:r>
-        <w:rPr>
-          <w:rFonts w:ascii="Calibri" w:hAnsi="Calibri"/>
-          <w:sz w:val="21"/>
-        </w:rPr>
-        <w:t>The response_formatter node assembles all agent outputs into Markdown.</w:t>
-      </w:r>
-    </w:p>
-    <w:p>
-      <w:pPr>
-        <w:ind w:left="432"/>
-      </w:pPr>
+        <w:t>Fetch  —</w:t>
+      </w:r>
+      <w:proofErr w:type="gramEnd"/>
       <w:r>
         <w:rPr>
           <w:rFonts w:ascii="Calibri" w:hAnsi="Calibri"/>
@@ -1674,7 +2397,359 @@
           <w:color w:val="1F497D"/>
           <w:sz w:val="21"/>
         </w:rPr>
-        <w:t xml:space="preserve">Step 9: WebSocket Send  — </w:t>
+        <w:t xml:space="preserve"> </w:t>
+      </w:r>
+      <w:r>
+        <w:rPr>
+          <w:rFonts w:ascii="Calibri" w:hAnsi="Calibri"/>
+          <w:sz w:val="21"/>
+        </w:rPr>
+        <w:t xml:space="preserve">auth/service.py retrieves the authenticated user's full financial profile from </w:t>
+      </w:r>
+      <w:proofErr w:type="spellStart"/>
+      <w:r>
+        <w:rPr>
+          <w:rFonts w:ascii="Calibri" w:hAnsi="Calibri"/>
+          <w:sz w:val="21"/>
+        </w:rPr>
+        <w:t>ChromaDB</w:t>
+      </w:r>
+      <w:proofErr w:type="spellEnd"/>
+      <w:r>
+        <w:rPr>
+          <w:rFonts w:ascii="Calibri" w:hAnsi="Calibri"/>
+          <w:sz w:val="21"/>
+        </w:rPr>
+        <w:t>.</w:t>
+      </w:r>
+    </w:p>
+    <w:p>
+      <w:pPr>
+        <w:ind w:left="432"/>
+      </w:pPr>
+      <w:r>
+        <w:rPr>
+          <w:rFonts w:ascii="Calibri" w:hAnsi="Calibri"/>
+          <w:b/>
+          <w:color w:val="1F497D"/>
+          <w:sz w:val="21"/>
+        </w:rPr>
+        <w:t xml:space="preserve">Step 4: Graph </w:t>
+      </w:r>
+      <w:proofErr w:type="gramStart"/>
+      <w:r>
+        <w:rPr>
+          <w:rFonts w:ascii="Calibri" w:hAnsi="Calibri"/>
+          <w:b/>
+          <w:color w:val="1F497D"/>
+          <w:sz w:val="21"/>
+        </w:rPr>
+        <w:t>Invocation  —</w:t>
+      </w:r>
+      <w:proofErr w:type="gramEnd"/>
+      <w:r>
+        <w:rPr>
+          <w:rFonts w:ascii="Calibri" w:hAnsi="Calibri"/>
+          <w:b/>
+          <w:color w:val="1F497D"/>
+          <w:sz w:val="21"/>
+        </w:rPr>
+        <w:t xml:space="preserve"> </w:t>
+      </w:r>
+      <w:proofErr w:type="spellStart"/>
+      <w:r>
+        <w:rPr>
+          <w:rFonts w:ascii="Calibri" w:hAnsi="Calibri"/>
+          <w:sz w:val="21"/>
+        </w:rPr>
+        <w:t>LangGraph.invoke</w:t>
+      </w:r>
+      <w:proofErr w:type="spellEnd"/>
+      <w:r>
+        <w:rPr>
+          <w:rFonts w:ascii="Calibri" w:hAnsi="Calibri"/>
+          <w:sz w:val="21"/>
+        </w:rPr>
+        <w:t xml:space="preserve">() is </w:t>
+      </w:r>
+      <w:proofErr w:type="gramStart"/>
+      <w:r>
+        <w:rPr>
+          <w:rFonts w:ascii="Calibri" w:hAnsi="Calibri"/>
+          <w:sz w:val="21"/>
+        </w:rPr>
+        <w:t>called with</w:t>
+      </w:r>
+      <w:proofErr w:type="gramEnd"/>
+      <w:r>
+        <w:rPr>
+          <w:rFonts w:ascii="Calibri" w:hAnsi="Calibri"/>
+          <w:sz w:val="21"/>
+        </w:rPr>
+        <w:t xml:space="preserve"> an initial </w:t>
+      </w:r>
+      <w:proofErr w:type="spellStart"/>
+      <w:r>
+        <w:rPr>
+          <w:rFonts w:ascii="Calibri" w:hAnsi="Calibri"/>
+          <w:sz w:val="21"/>
+        </w:rPr>
+        <w:t>OrchestratorState</w:t>
+      </w:r>
+      <w:proofErr w:type="spellEnd"/>
+      <w:r>
+        <w:rPr>
+          <w:rFonts w:ascii="Calibri" w:hAnsi="Calibri"/>
+          <w:sz w:val="21"/>
+        </w:rPr>
+        <w:t xml:space="preserve"> dictionary.</w:t>
+      </w:r>
+    </w:p>
+    <w:p>
+      <w:pPr>
+        <w:ind w:left="432"/>
+      </w:pPr>
+      <w:r>
+        <w:rPr>
+          <w:rFonts w:ascii="Calibri" w:hAnsi="Calibri"/>
+          <w:b/>
+          <w:color w:val="1F497D"/>
+          <w:sz w:val="21"/>
+        </w:rPr>
+        <w:t xml:space="preserve">Step 5: Intent </w:t>
+      </w:r>
+      <w:proofErr w:type="gramStart"/>
+      <w:r>
+        <w:rPr>
+          <w:rFonts w:ascii="Calibri" w:hAnsi="Calibri"/>
+          <w:b/>
+          <w:color w:val="1F497D"/>
+          <w:sz w:val="21"/>
+        </w:rPr>
+        <w:t>Classification  —</w:t>
+      </w:r>
+      <w:proofErr w:type="gramEnd"/>
+      <w:r>
+        <w:rPr>
+          <w:rFonts w:ascii="Calibri" w:hAnsi="Calibri"/>
+          <w:b/>
+          <w:color w:val="1F497D"/>
+          <w:sz w:val="21"/>
+        </w:rPr>
+        <w:t xml:space="preserve"> </w:t>
+      </w:r>
+      <w:r>
+        <w:rPr>
+          <w:rFonts w:ascii="Calibri" w:hAnsi="Calibri"/>
+          <w:sz w:val="21"/>
+        </w:rPr>
+        <w:t xml:space="preserve">The first node calls </w:t>
+      </w:r>
+      <w:proofErr w:type="spellStart"/>
+      <w:r>
+        <w:rPr>
+          <w:rFonts w:ascii="Calibri" w:hAnsi="Calibri"/>
+          <w:sz w:val="21"/>
+        </w:rPr>
+        <w:t>Groq</w:t>
+      </w:r>
+      <w:proofErr w:type="spellEnd"/>
+      <w:r>
+        <w:rPr>
+          <w:rFonts w:ascii="Calibri" w:hAnsi="Calibri"/>
+          <w:sz w:val="21"/>
+        </w:rPr>
+        <w:t xml:space="preserve"> LLaMa-3 to classify the user's intent.</w:t>
+      </w:r>
+    </w:p>
+    <w:p>
+      <w:pPr>
+        <w:ind w:left="432"/>
+      </w:pPr>
+      <w:r>
+        <w:rPr>
+          <w:rFonts w:ascii="Calibri" w:hAnsi="Calibri"/>
+          <w:b/>
+          <w:color w:val="1F497D"/>
+          <w:sz w:val="21"/>
+        </w:rPr>
+        <w:t xml:space="preserve">Step 6: Conditional </w:t>
+      </w:r>
+      <w:proofErr w:type="gramStart"/>
+      <w:r>
+        <w:rPr>
+          <w:rFonts w:ascii="Calibri" w:hAnsi="Calibri"/>
+          <w:b/>
+          <w:color w:val="1F497D"/>
+          <w:sz w:val="21"/>
+        </w:rPr>
+        <w:t>Routing  —</w:t>
+      </w:r>
+      <w:proofErr w:type="gramEnd"/>
+      <w:r>
+        <w:rPr>
+          <w:rFonts w:ascii="Calibri" w:hAnsi="Calibri"/>
+          <w:b/>
+          <w:color w:val="1F497D"/>
+          <w:sz w:val="21"/>
+        </w:rPr>
+        <w:t xml:space="preserve"> </w:t>
+      </w:r>
+      <w:r>
+        <w:rPr>
+          <w:rFonts w:ascii="Calibri" w:hAnsi="Calibri"/>
+          <w:sz w:val="21"/>
+        </w:rPr>
+        <w:t>The graph routes to the appropriate node branch based on the classified intent.</w:t>
+      </w:r>
+    </w:p>
+    <w:p>
+      <w:pPr>
+        <w:ind w:left="432"/>
+      </w:pPr>
+      <w:r>
+        <w:rPr>
+          <w:rFonts w:ascii="Calibri" w:hAnsi="Calibri"/>
+          <w:b/>
+          <w:color w:val="1F497D"/>
+          <w:sz w:val="21"/>
+        </w:rPr>
+        <w:lastRenderedPageBreak/>
+        <w:t xml:space="preserve">Step 7: Agent </w:t>
+      </w:r>
+      <w:proofErr w:type="gramStart"/>
+      <w:r>
+        <w:rPr>
+          <w:rFonts w:ascii="Calibri" w:hAnsi="Calibri"/>
+          <w:b/>
+          <w:color w:val="1F497D"/>
+          <w:sz w:val="21"/>
+        </w:rPr>
+        <w:t>Execution  —</w:t>
+      </w:r>
+      <w:proofErr w:type="gramEnd"/>
+      <w:r>
+        <w:rPr>
+          <w:rFonts w:ascii="Calibri" w:hAnsi="Calibri"/>
+          <w:b/>
+          <w:color w:val="1F497D"/>
+          <w:sz w:val="21"/>
+        </w:rPr>
+        <w:t xml:space="preserve"> </w:t>
+      </w:r>
+      <w:r>
+        <w:rPr>
+          <w:rFonts w:ascii="Calibri" w:hAnsi="Calibri"/>
+          <w:sz w:val="21"/>
+        </w:rPr>
+        <w:t xml:space="preserve">One or more </w:t>
+      </w:r>
+      <w:proofErr w:type="spellStart"/>
+      <w:r>
+        <w:rPr>
+          <w:rFonts w:ascii="Calibri" w:hAnsi="Calibri"/>
+          <w:sz w:val="21"/>
+        </w:rPr>
+        <w:t>CrewAI</w:t>
+      </w:r>
+      <w:proofErr w:type="spellEnd"/>
+      <w:r>
+        <w:rPr>
+          <w:rFonts w:ascii="Calibri" w:hAnsi="Calibri"/>
+          <w:sz w:val="21"/>
+        </w:rPr>
+        <w:t xml:space="preserve"> agents are spawned, each calling Python tools for math and search.</w:t>
+      </w:r>
+    </w:p>
+    <w:p>
+      <w:pPr>
+        <w:ind w:left="432"/>
+      </w:pPr>
+      <w:r>
+        <w:rPr>
+          <w:rFonts w:ascii="Calibri" w:hAnsi="Calibri"/>
+          <w:b/>
+          <w:color w:val="1F497D"/>
+          <w:sz w:val="21"/>
+        </w:rPr>
+        <w:t xml:space="preserve">Step 8: Response </w:t>
+      </w:r>
+      <w:proofErr w:type="gramStart"/>
+      <w:r>
+        <w:rPr>
+          <w:rFonts w:ascii="Calibri" w:hAnsi="Calibri"/>
+          <w:b/>
+          <w:color w:val="1F497D"/>
+          <w:sz w:val="21"/>
+        </w:rPr>
+        <w:t>Formatting  —</w:t>
+      </w:r>
+      <w:proofErr w:type="gramEnd"/>
+      <w:r>
+        <w:rPr>
+          <w:rFonts w:ascii="Calibri" w:hAnsi="Calibri"/>
+          <w:b/>
+          <w:color w:val="1F497D"/>
+          <w:sz w:val="21"/>
+        </w:rPr>
+        <w:t xml:space="preserve"> </w:t>
+      </w:r>
+      <w:r>
+        <w:rPr>
+          <w:rFonts w:ascii="Calibri" w:hAnsi="Calibri"/>
+          <w:sz w:val="21"/>
+        </w:rPr>
+        <w:t xml:space="preserve">The </w:t>
+      </w:r>
+      <w:proofErr w:type="spellStart"/>
+      <w:r>
+        <w:rPr>
+          <w:rFonts w:ascii="Calibri" w:hAnsi="Calibri"/>
+          <w:sz w:val="21"/>
+        </w:rPr>
+        <w:t>response_formatter</w:t>
+      </w:r>
+      <w:proofErr w:type="spellEnd"/>
+      <w:r>
+        <w:rPr>
+          <w:rFonts w:ascii="Calibri" w:hAnsi="Calibri"/>
+          <w:sz w:val="21"/>
+        </w:rPr>
+        <w:t xml:space="preserve"> node assembles all agent outputs into Markdown.</w:t>
+      </w:r>
+    </w:p>
+    <w:p>
+      <w:pPr>
+        <w:ind w:left="432"/>
+      </w:pPr>
+      <w:r>
+        <w:rPr>
+          <w:rFonts w:ascii="Calibri" w:hAnsi="Calibri"/>
+          <w:b/>
+          <w:color w:val="1F497D"/>
+          <w:sz w:val="21"/>
+        </w:rPr>
+        <w:t xml:space="preserve">Step 9: WebSocket </w:t>
+      </w:r>
+      <w:proofErr w:type="gramStart"/>
+      <w:r>
+        <w:rPr>
+          <w:rFonts w:ascii="Calibri" w:hAnsi="Calibri"/>
+          <w:b/>
+          <w:color w:val="1F497D"/>
+          <w:sz w:val="21"/>
+        </w:rPr>
+        <w:t>Send  —</w:t>
+      </w:r>
+      <w:proofErr w:type="gramEnd"/>
+      <w:r>
+        <w:rPr>
+          <w:rFonts w:ascii="Calibri" w:hAnsi="Calibri"/>
+          <w:b/>
+          <w:color w:val="1F497D"/>
+          <w:sz w:val="21"/>
+        </w:rPr>
+        <w:t xml:space="preserve"> </w:t>
       </w:r>
       <w:r>
         <w:rPr>
@@ -1707,7 +2782,35 @@
         <w:rPr>
           <w:rFonts w:ascii="Calibri" w:hAnsi="Calibri"/>
         </w:rPr>
-        <w:t>When uvicorn starts, the FastAPI lifespan context manager executes four sequential initialization steps before accepting any connections. This boot-time loading ensures zero latency during active chat sessions.</w:t>
+        <w:t xml:space="preserve">When </w:t>
+      </w:r>
+      <w:proofErr w:type="spellStart"/>
+      <w:r>
+        <w:rPr>
+          <w:rFonts w:ascii="Calibri" w:hAnsi="Calibri"/>
+        </w:rPr>
+        <w:t>uvicorn</w:t>
+      </w:r>
+      <w:proofErr w:type="spellEnd"/>
+      <w:r>
+        <w:rPr>
+          <w:rFonts w:ascii="Calibri" w:hAnsi="Calibri"/>
+        </w:rPr>
+        <w:t xml:space="preserve"> starts, the </w:t>
+      </w:r>
+      <w:proofErr w:type="spellStart"/>
+      <w:r>
+        <w:rPr>
+          <w:rFonts w:ascii="Calibri" w:hAnsi="Calibri"/>
+        </w:rPr>
+        <w:t>FastAPI</w:t>
+      </w:r>
+      <w:proofErr w:type="spellEnd"/>
+      <w:r>
+        <w:rPr>
+          <w:rFonts w:ascii="Calibri" w:hAnsi="Calibri"/>
+        </w:rPr>
+        <w:t xml:space="preserve"> lifespan context manager executes four sequential initialization steps before accepting any connections. This boot-time loading ensures zero latency during active chat sessions.</w:t>
       </w:r>
     </w:p>
     <w:p/>
@@ -1715,12 +2818,21 @@
       <w:pPr>
         <w:pStyle w:val="Heading2"/>
       </w:pPr>
+      <w:proofErr w:type="gramStart"/>
       <w:r>
         <w:rPr>
           <w:rFonts w:ascii="Calibri" w:hAnsi="Calibri"/>
           <w:color w:val="4472C4"/>
         </w:rPr>
-        <w:t>4.1  Step 1 — Live Rate Scatter-Gather Engine</w:t>
+        <w:t>4.1  Step</w:t>
+      </w:r>
+      <w:proofErr w:type="gramEnd"/>
+      <w:r>
+        <w:rPr>
+          <w:rFonts w:ascii="Calibri" w:hAnsi="Calibri"/>
+          <w:color w:val="4472C4"/>
+        </w:rPr>
+        <w:t xml:space="preserve"> 1 — Live Rate Scatter-Gather Engine</w:t>
       </w:r>
     </w:p>
     <w:p>
@@ -1842,7 +2954,23 @@
                 <w:rFonts w:ascii="Calibri" w:hAnsi="Calibri"/>
                 <w:sz w:val="20"/>
               </w:rPr>
-              <w:t>SBI, HDFC, ICICI, Bajaj Finserv, Axis</w:t>
+              <w:t xml:space="preserve">SBI, HDFC, ICICI, Bajaj </w:t>
+            </w:r>
+            <w:proofErr w:type="spellStart"/>
+            <w:r>
+              <w:rPr>
+                <w:rFonts w:ascii="Calibri" w:hAnsi="Calibri"/>
+                <w:sz w:val="20"/>
+              </w:rPr>
+              <w:t>Finserv</w:t>
+            </w:r>
+            <w:proofErr w:type="spellEnd"/>
+            <w:r>
+              <w:rPr>
+                <w:rFonts w:ascii="Calibri" w:hAnsi="Calibri"/>
+                <w:sz w:val="20"/>
+              </w:rPr>
+              <w:t>, Axis</w:t>
             </w:r>
           </w:p>
         </w:tc>
@@ -1886,8 +3014,33 @@
                 <w:rFonts w:ascii="Calibri" w:hAnsi="Calibri"/>
                 <w:sz w:val="20"/>
               </w:rPr>
-              <w:t>Kotak, Bank of Baroda, Avanse, BoI</w:t>
-            </w:r>
+              <w:t xml:space="preserve">Kotak, Bank of Baroda, </w:t>
+            </w:r>
+            <w:proofErr w:type="spellStart"/>
+            <w:r>
+              <w:rPr>
+                <w:rFonts w:ascii="Calibri" w:hAnsi="Calibri"/>
+                <w:sz w:val="20"/>
+              </w:rPr>
+              <w:t>Avanse</w:t>
+            </w:r>
+            <w:proofErr w:type="spellEnd"/>
+            <w:r>
+              <w:rPr>
+                <w:rFonts w:ascii="Calibri" w:hAnsi="Calibri"/>
+                <w:sz w:val="20"/>
+              </w:rPr>
+              <w:t xml:space="preserve">, </w:t>
+            </w:r>
+            <w:proofErr w:type="spellStart"/>
+            <w:r>
+              <w:rPr>
+                <w:rFonts w:ascii="Calibri" w:hAnsi="Calibri"/>
+                <w:sz w:val="20"/>
+              </w:rPr>
+              <w:t>BoI</w:t>
+            </w:r>
+            <w:proofErr w:type="spellEnd"/>
           </w:p>
         </w:tc>
       </w:tr>
@@ -1916,8 +3069,17 @@
                 <w:rFonts w:ascii="Calibri" w:hAnsi="Calibri"/>
                 <w:sz w:val="20"/>
               </w:rPr>
-              <w:t>gold loan / MUDRA rates Muthoot Manappuram</w:t>
-            </w:r>
+              <w:t xml:space="preserve">gold loan / MUDRA rates Muthoot </w:t>
+            </w:r>
+            <w:proofErr w:type="spellStart"/>
+            <w:r>
+              <w:rPr>
+                <w:rFonts w:ascii="Calibri" w:hAnsi="Calibri"/>
+                <w:sz w:val="20"/>
+              </w:rPr>
+              <w:t>Manappuram</w:t>
+            </w:r>
+            <w:proofErr w:type="spellEnd"/>
           </w:p>
         </w:tc>
         <w:tc>
@@ -1930,7 +3092,23 @@
                 <w:rFonts w:ascii="Calibri" w:hAnsi="Calibri"/>
                 <w:sz w:val="20"/>
               </w:rPr>
-              <w:t>Muthoot Finance, Manappuram, IIFL</w:t>
+              <w:t xml:space="preserve">Muthoot Finance, </w:t>
+            </w:r>
+            <w:proofErr w:type="spellStart"/>
+            <w:r>
+              <w:rPr>
+                <w:rFonts w:ascii="Calibri" w:hAnsi="Calibri"/>
+                <w:sz w:val="20"/>
+              </w:rPr>
+              <w:t>Manappuram</w:t>
+            </w:r>
+            <w:proofErr w:type="spellEnd"/>
+            <w:r>
+              <w:rPr>
+                <w:rFonts w:ascii="Calibri" w:hAnsi="Calibri"/>
+                <w:sz w:val="20"/>
+              </w:rPr>
+              <w:t>, IIFL</w:t>
             </w:r>
           </w:p>
         </w:tc>
@@ -1942,27 +3120,96 @@
         <w:rPr>
           <w:rFonts w:ascii="Calibri" w:hAnsi="Calibri"/>
         </w:rPr>
-        <w:t>For each chunk: raw web text is extracted → fed to Groq LLaMa-3 with a strict JSON extraction prompt → the LLM returns a structured dictionary of bank_name→rate pairs. All 3 results are merged and used to recalculate the spread over the current RBI Repo Rate, dynamically overwriting the RATE_BANDS cache.</w:t>
-      </w:r>
-    </w:p>
-    <w:p>
-      <w:r>
-        <w:rPr>
-          <w:rFonts w:ascii="Calibri" w:hAnsi="Calibri"/>
-        </w:rPr>
-        <w:t>A time.sleep(2) delay between each chunk prevents IP-based rate limiting from the search API.</w:t>
+        <w:t xml:space="preserve">For each chunk: raw web text is extracted → fed to </w:t>
+      </w:r>
+      <w:proofErr w:type="spellStart"/>
+      <w:r>
+        <w:rPr>
+          <w:rFonts w:ascii="Calibri" w:hAnsi="Calibri"/>
+        </w:rPr>
+        <w:t>Groq</w:t>
+      </w:r>
+      <w:proofErr w:type="spellEnd"/>
+      <w:r>
+        <w:rPr>
+          <w:rFonts w:ascii="Calibri" w:hAnsi="Calibri"/>
+        </w:rPr>
+        <w:t xml:space="preserve"> LLaMa-3 with a strict JSON extraction prompt → the LLM returns a structured dictionary of </w:t>
+      </w:r>
+      <w:proofErr w:type="spellStart"/>
+      <w:r>
+        <w:rPr>
+          <w:rFonts w:ascii="Calibri" w:hAnsi="Calibri"/>
+        </w:rPr>
+        <w:t>bank_name→rate</w:t>
+      </w:r>
+      <w:proofErr w:type="spellEnd"/>
+      <w:r>
+        <w:rPr>
+          <w:rFonts w:ascii="Calibri" w:hAnsi="Calibri"/>
+        </w:rPr>
+        <w:t xml:space="preserve"> pairs. All 3 results are merged and used to recalculate the spread over the current RBI Repo Rate, dynamically overwriting the RATE_BANDS cache.</w:t>
+      </w:r>
+    </w:p>
+    <w:p>
+      <w:r>
+        <w:rPr>
+          <w:rFonts w:ascii="Calibri" w:hAnsi="Calibri"/>
+        </w:rPr>
+        <w:t xml:space="preserve">A </w:t>
+      </w:r>
+      <w:proofErr w:type="spellStart"/>
+      <w:proofErr w:type="gramStart"/>
+      <w:r>
+        <w:rPr>
+          <w:rFonts w:ascii="Calibri" w:hAnsi="Calibri"/>
+        </w:rPr>
+        <w:t>time.sleep</w:t>
+      </w:r>
+      <w:proofErr w:type="spellEnd"/>
+      <w:proofErr w:type="gramEnd"/>
+      <w:r>
+        <w:rPr>
+          <w:rFonts w:ascii="Calibri" w:hAnsi="Calibri"/>
+        </w:rPr>
+        <w:t>(2) delay between each chunk prevents IP-based rate limiting from the search API.</w:t>
       </w:r>
     </w:p>
     <w:p>
       <w:pPr>
         <w:pStyle w:val="Heading2"/>
       </w:pPr>
+      <w:proofErr w:type="gramStart"/>
       <w:r>
         <w:rPr>
           <w:rFonts w:ascii="Calibri" w:hAnsi="Calibri"/>
           <w:color w:val="4472C4"/>
         </w:rPr>
-        <w:t>4.2  Step 2 — XGBoost Risk Model</w:t>
+        <w:t>4.2  Step</w:t>
+      </w:r>
+      <w:proofErr w:type="gramEnd"/>
+      <w:r>
+        <w:rPr>
+          <w:rFonts w:ascii="Calibri" w:hAnsi="Calibri"/>
+          <w:color w:val="4472C4"/>
+        </w:rPr>
+        <w:t xml:space="preserve"> 2 — </w:t>
+      </w:r>
+      <w:proofErr w:type="spellStart"/>
+      <w:r>
+        <w:rPr>
+          <w:rFonts w:ascii="Calibri" w:hAnsi="Calibri"/>
+          <w:color w:val="4472C4"/>
+        </w:rPr>
+        <w:t>XGBoost</w:t>
+      </w:r>
+      <w:proofErr w:type="spellEnd"/>
+      <w:r>
+        <w:rPr>
+          <w:rFonts w:ascii="Calibri" w:hAnsi="Calibri"/>
+          <w:color w:val="4472C4"/>
+        </w:rPr>
+        <w:t xml:space="preserve"> Risk Model</w:t>
       </w:r>
     </w:p>
     <w:p>
@@ -1978,19 +3225,64 @@
         <w:rPr>
           <w:rFonts w:ascii="Calibri" w:hAnsi="Calibri"/>
         </w:rPr>
-        <w:t>The pre-trained XGBoost model (loan_risk_model.joblib) is loaded from disk. This model was trained on 5,000+ synthetic Indian borrower profiles and predicts the probability of loan default given 10 financial features. Once loaded, it stays in memory for instant inference during every chat session.</w:t>
+        <w:t xml:space="preserve">The pre-trained </w:t>
+      </w:r>
+      <w:proofErr w:type="spellStart"/>
+      <w:r>
+        <w:rPr>
+          <w:rFonts w:ascii="Calibri" w:hAnsi="Calibri"/>
+        </w:rPr>
+        <w:t>XGBoost</w:t>
+      </w:r>
+      <w:proofErr w:type="spellEnd"/>
+      <w:r>
+        <w:rPr>
+          <w:rFonts w:ascii="Calibri" w:hAnsi="Calibri"/>
+        </w:rPr>
+        <w:t xml:space="preserve"> model (</w:t>
+      </w:r>
+      <w:proofErr w:type="spellStart"/>
+      <w:r>
+        <w:rPr>
+          <w:rFonts w:ascii="Calibri" w:hAnsi="Calibri"/>
+        </w:rPr>
+        <w:t>loan_risk_</w:t>
+      </w:r>
+      <w:proofErr w:type="gramStart"/>
+      <w:r>
+        <w:rPr>
+          <w:rFonts w:ascii="Calibri" w:hAnsi="Calibri"/>
+        </w:rPr>
+        <w:t>model.joblib</w:t>
+      </w:r>
+      <w:proofErr w:type="spellEnd"/>
+      <w:proofErr w:type="gramEnd"/>
+      <w:r>
+        <w:rPr>
+          <w:rFonts w:ascii="Calibri" w:hAnsi="Calibri"/>
+        </w:rPr>
+        <w:t>) is loaded from disk. This model was trained on 5,000+ synthetic Indian borrower profiles and predicts the probability of loan default given 10 financial features. Once loaded, it stays in memory for instant inference during every chat session.</w:t>
       </w:r>
     </w:p>
     <w:p>
       <w:pPr>
         <w:pStyle w:val="Heading2"/>
       </w:pPr>
+      <w:proofErr w:type="gramStart"/>
       <w:r>
         <w:rPr>
           <w:rFonts w:ascii="Calibri" w:hAnsi="Calibri"/>
           <w:color w:val="4472C4"/>
         </w:rPr>
-        <w:t>4.3  Step 3 — RAG Pipeline (FAISS)</w:t>
+        <w:t>4.3  Step</w:t>
+      </w:r>
+      <w:proofErr w:type="gramEnd"/>
+      <w:r>
+        <w:rPr>
+          <w:rFonts w:ascii="Calibri" w:hAnsi="Calibri"/>
+          <w:color w:val="4472C4"/>
+        </w:rPr>
+        <w:t xml:space="preserve"> 3 — RAG Pipeline (FAISS)</w:t>
       </w:r>
     </w:p>
     <w:p>
@@ -2013,12 +3305,37 @@
       <w:pPr>
         <w:pStyle w:val="Heading2"/>
       </w:pPr>
+      <w:proofErr w:type="gramStart"/>
       <w:r>
         <w:rPr>
           <w:rFonts w:ascii="Calibri" w:hAnsi="Calibri"/>
           <w:color w:val="4472C4"/>
         </w:rPr>
-        <w:t>4.4  Step 4 — LangGraph Compilation</w:t>
+        <w:t>4.4  Step</w:t>
+      </w:r>
+      <w:proofErr w:type="gramEnd"/>
+      <w:r>
+        <w:rPr>
+          <w:rFonts w:ascii="Calibri" w:hAnsi="Calibri"/>
+          <w:color w:val="4472C4"/>
+        </w:rPr>
+        <w:t xml:space="preserve"> 4 — </w:t>
+      </w:r>
+      <w:proofErr w:type="spellStart"/>
+      <w:r>
+        <w:rPr>
+          <w:rFonts w:ascii="Calibri" w:hAnsi="Calibri"/>
+          <w:color w:val="4472C4"/>
+        </w:rPr>
+        <w:t>LangGraph</w:t>
+      </w:r>
+      <w:proofErr w:type="spellEnd"/>
+      <w:r>
+        <w:rPr>
+          <w:rFonts w:ascii="Calibri" w:hAnsi="Calibri"/>
+          <w:color w:val="4472C4"/>
+        </w:rPr>
+        <w:t xml:space="preserve"> Compilation</w:t>
       </w:r>
     </w:p>
     <w:p>
@@ -2035,7 +3352,49 @@
           <w:rFonts w:ascii="Calibri" w:hAnsi="Calibri"/>
         </w:rPr>
         <w:lastRenderedPageBreak/>
-        <w:t>The LangGraph StateGraph is compiled with all 8 nodes and their conditional edges. This compilation validates the entire graph topology and caches the execution plan. Any misconfiguration would cause a hard failure at this point, making the system fail-fast before serving any users.</w:t>
+        <w:t xml:space="preserve">The </w:t>
+      </w:r>
+      <w:proofErr w:type="spellStart"/>
+      <w:r>
+        <w:rPr>
+          <w:rFonts w:ascii="Calibri" w:hAnsi="Calibri"/>
+        </w:rPr>
+        <w:t>LangGraph</w:t>
+      </w:r>
+      <w:proofErr w:type="spellEnd"/>
+      <w:r>
+        <w:rPr>
+          <w:rFonts w:ascii="Calibri" w:hAnsi="Calibri"/>
+        </w:rPr>
+        <w:t xml:space="preserve"> </w:t>
+      </w:r>
+      <w:proofErr w:type="spellStart"/>
+      <w:r>
+        <w:rPr>
+          <w:rFonts w:ascii="Calibri" w:hAnsi="Calibri"/>
+        </w:rPr>
+        <w:t>StateGraph</w:t>
+      </w:r>
+      <w:proofErr w:type="spellEnd"/>
+      <w:r>
+        <w:rPr>
+          <w:rFonts w:ascii="Calibri" w:hAnsi="Calibri"/>
+        </w:rPr>
+        <w:t xml:space="preserve"> is compiled with all 8 nodes and their conditional edges. This compilation validates the entire graph topology and </w:t>
+      </w:r>
+      <w:proofErr w:type="gramStart"/>
+      <w:r>
+        <w:rPr>
+          <w:rFonts w:ascii="Calibri" w:hAnsi="Calibri"/>
+        </w:rPr>
+        <w:t>caches</w:t>
+      </w:r>
+      <w:proofErr w:type="gramEnd"/>
+      <w:r>
+        <w:rPr>
+          <w:rFonts w:ascii="Calibri" w:hAnsi="Calibri"/>
+        </w:rPr>
+        <w:t xml:space="preserve"> the execution plan. Any misconfiguration would cause a hard failure at this point, making the system fail-fast before serving any users.</w:t>
       </w:r>
     </w:p>
     <w:p>
@@ -2053,27 +3412,117 @@
           <w:color w:val="1F497D"/>
         </w:rPr>
         <w:lastRenderedPageBreak/>
-        <w:t>5. LangGraph Orchestrator — Node-by-Node Flow</w:t>
-      </w:r>
-    </w:p>
-    <w:p>
-      <w:r>
-        <w:rPr>
-          <w:rFonts w:ascii="Calibri" w:hAnsi="Calibri"/>
-        </w:rPr>
-        <w:t>The orchestrator is a compiled LangGraph StateGraph. Every message enters at the intent_classifier node and follows conditional edges to subsequent nodes based on the values written to the shared state dictionary.</w:t>
+        <w:t xml:space="preserve">5. </w:t>
+      </w:r>
+      <w:proofErr w:type="spellStart"/>
+      <w:r>
+        <w:rPr>
+          <w:rFonts w:ascii="Calibri" w:hAnsi="Calibri"/>
+          <w:color w:val="1F497D"/>
+        </w:rPr>
+        <w:t>LangGraph</w:t>
+      </w:r>
+      <w:proofErr w:type="spellEnd"/>
+      <w:r>
+        <w:rPr>
+          <w:rFonts w:ascii="Calibri" w:hAnsi="Calibri"/>
+          <w:color w:val="1F497D"/>
+        </w:rPr>
+        <w:t xml:space="preserve"> Orchestrator — Node-by-Node Flow</w:t>
+      </w:r>
+    </w:p>
+    <w:p>
+      <w:r>
+        <w:rPr>
+          <w:rFonts w:ascii="Calibri" w:hAnsi="Calibri"/>
+        </w:rPr>
+        <w:t xml:space="preserve">The orchestrator is a compiled </w:t>
+      </w:r>
+      <w:proofErr w:type="spellStart"/>
+      <w:r>
+        <w:rPr>
+          <w:rFonts w:ascii="Calibri" w:hAnsi="Calibri"/>
+        </w:rPr>
+        <w:t>LangGraph</w:t>
+      </w:r>
+      <w:proofErr w:type="spellEnd"/>
+      <w:r>
+        <w:rPr>
+          <w:rFonts w:ascii="Calibri" w:hAnsi="Calibri"/>
+        </w:rPr>
+        <w:t xml:space="preserve"> </w:t>
+      </w:r>
+      <w:proofErr w:type="spellStart"/>
+      <w:r>
+        <w:rPr>
+          <w:rFonts w:ascii="Calibri" w:hAnsi="Calibri"/>
+        </w:rPr>
+        <w:t>StateGraph</w:t>
+      </w:r>
+      <w:proofErr w:type="spellEnd"/>
+      <w:r>
+        <w:rPr>
+          <w:rFonts w:ascii="Calibri" w:hAnsi="Calibri"/>
+        </w:rPr>
+        <w:t xml:space="preserve">. Every message </w:t>
+      </w:r>
+      <w:proofErr w:type="gramStart"/>
+      <w:r>
+        <w:rPr>
+          <w:rFonts w:ascii="Calibri" w:hAnsi="Calibri"/>
+        </w:rPr>
+        <w:t>enters at</w:t>
+      </w:r>
+      <w:proofErr w:type="gramEnd"/>
+      <w:r>
+        <w:rPr>
+          <w:rFonts w:ascii="Calibri" w:hAnsi="Calibri"/>
+        </w:rPr>
+        <w:t xml:space="preserve"> the </w:t>
+      </w:r>
+      <w:proofErr w:type="spellStart"/>
+      <w:r>
+        <w:rPr>
+          <w:rFonts w:ascii="Calibri" w:hAnsi="Calibri"/>
+        </w:rPr>
+        <w:t>intent_classifier</w:t>
+      </w:r>
+      <w:proofErr w:type="spellEnd"/>
+      <w:r>
+        <w:rPr>
+          <w:rFonts w:ascii="Calibri" w:hAnsi="Calibri"/>
+        </w:rPr>
+        <w:t xml:space="preserve"> node and follows conditional edges to subsequent nodes based on the values written to the shared state dictionary.</w:t>
       </w:r>
     </w:p>
     <w:p>
       <w:pPr>
         <w:pStyle w:val="Heading2"/>
       </w:pPr>
+      <w:proofErr w:type="gramStart"/>
       <w:r>
         <w:rPr>
           <w:rFonts w:ascii="Calibri" w:hAnsi="Calibri"/>
           <w:color w:val="4472C4"/>
         </w:rPr>
-        <w:t>5.1  OrchestratorState Schema</w:t>
+        <w:t xml:space="preserve">5.1  </w:t>
+      </w:r>
+      <w:proofErr w:type="spellStart"/>
+      <w:r>
+        <w:rPr>
+          <w:rFonts w:ascii="Calibri" w:hAnsi="Calibri"/>
+          <w:color w:val="4472C4"/>
+        </w:rPr>
+        <w:t>OrchestratorState</w:t>
+      </w:r>
+      <w:proofErr w:type="spellEnd"/>
+      <w:proofErr w:type="gramEnd"/>
+      <w:r>
+        <w:rPr>
+          <w:rFonts w:ascii="Calibri" w:hAnsi="Calibri"/>
+          <w:color w:val="4472C4"/>
+        </w:rPr>
+        <w:t xml:space="preserve"> Schema</w:t>
       </w:r>
     </w:p>
     <w:tbl>
@@ -2160,12 +3609,30 @@
             <w:tcW w:w="2304" w:type="dxa"/>
           </w:tcPr>
           <w:p>
-            <w:r>
-              <w:rPr>
-                <w:rFonts w:ascii="Calibri" w:hAnsi="Calibri"/>
-                <w:sz w:val="20"/>
-              </w:rPr>
-              <w:t>List[BaseMessage]</w:t>
+            <w:proofErr w:type="gramStart"/>
+            <w:r>
+              <w:rPr>
+                <w:rFonts w:ascii="Calibri" w:hAnsi="Calibri"/>
+                <w:sz w:val="20"/>
+              </w:rPr>
+              <w:t>List[</w:t>
+            </w:r>
+            <w:proofErr w:type="spellStart"/>
+            <w:proofErr w:type="gramEnd"/>
+            <w:r>
+              <w:rPr>
+                <w:rFonts w:ascii="Calibri" w:hAnsi="Calibri"/>
+                <w:sz w:val="20"/>
+              </w:rPr>
+              <w:t>BaseMessage</w:t>
+            </w:r>
+            <w:proofErr w:type="spellEnd"/>
+            <w:r>
+              <w:rPr>
+                <w:rFonts w:ascii="Calibri" w:hAnsi="Calibri"/>
+                <w:sz w:val="20"/>
+              </w:rPr>
+              <w:t>]</w:t>
             </w:r>
           </w:p>
         </w:tc>
@@ -2179,7 +3646,23 @@
                 <w:rFonts w:ascii="Calibri" w:hAnsi="Calibri"/>
                 <w:sz w:val="20"/>
               </w:rPr>
-              <w:t>Full LangChain message history</w:t>
+              <w:t xml:space="preserve">Full </w:t>
+            </w:r>
+            <w:proofErr w:type="spellStart"/>
+            <w:r>
+              <w:rPr>
+                <w:rFonts w:ascii="Calibri" w:hAnsi="Calibri"/>
+                <w:sz w:val="20"/>
+              </w:rPr>
+              <w:t>LangChain</w:t>
+            </w:r>
+            <w:proofErr w:type="spellEnd"/>
+            <w:r>
+              <w:rPr>
+                <w:rFonts w:ascii="Calibri" w:hAnsi="Calibri"/>
+                <w:sz w:val="20"/>
+              </w:rPr>
+              <w:t xml:space="preserve"> message history</w:t>
             </w:r>
           </w:p>
         </w:tc>
@@ -2223,7 +3706,39 @@
                 <w:rFonts w:ascii="Calibri" w:hAnsi="Calibri"/>
                 <w:sz w:val="20"/>
               </w:rPr>
-              <w:t>Classified intent: loan_inquiry / policy_question / general</w:t>
+              <w:t xml:space="preserve">Classified intent: </w:t>
+            </w:r>
+            <w:proofErr w:type="spellStart"/>
+            <w:r>
+              <w:rPr>
+                <w:rFonts w:ascii="Calibri" w:hAnsi="Calibri"/>
+                <w:sz w:val="20"/>
+              </w:rPr>
+              <w:t>loan_inquiry</w:t>
+            </w:r>
+            <w:proofErr w:type="spellEnd"/>
+            <w:r>
+              <w:rPr>
+                <w:rFonts w:ascii="Calibri" w:hAnsi="Calibri"/>
+                <w:sz w:val="20"/>
+              </w:rPr>
+              <w:t xml:space="preserve"> / </w:t>
+            </w:r>
+            <w:proofErr w:type="spellStart"/>
+            <w:r>
+              <w:rPr>
+                <w:rFonts w:ascii="Calibri" w:hAnsi="Calibri"/>
+                <w:sz w:val="20"/>
+              </w:rPr>
+              <w:t>policy_question</w:t>
+            </w:r>
+            <w:proofErr w:type="spellEnd"/>
+            <w:r>
+              <w:rPr>
+                <w:rFonts w:ascii="Calibri" w:hAnsi="Calibri"/>
+                <w:sz w:val="20"/>
+              </w:rPr>
+              <w:t xml:space="preserve"> / general</w:t>
             </w:r>
           </w:p>
         </w:tc>
@@ -2234,6 +3749,7 @@
             <w:tcW w:w="2592" w:type="dxa"/>
           </w:tcPr>
           <w:p>
+            <w:proofErr w:type="spellStart"/>
             <w:r>
               <w:rPr>
                 <w:rFonts w:ascii="Calibri" w:hAnsi="Calibri"/>
@@ -2241,6 +3757,7 @@
               </w:rPr>
               <w:t>loan_request</w:t>
             </w:r>
+            <w:proofErr w:type="spellEnd"/>
           </w:p>
         </w:tc>
         <w:tc>
@@ -2248,6 +3765,7 @@
             <w:tcW w:w="2304" w:type="dxa"/>
           </w:tcPr>
           <w:p>
+            <w:proofErr w:type="spellStart"/>
             <w:r>
               <w:rPr>
                 <w:rFonts w:ascii="Calibri" w:hAnsi="Calibri"/>
@@ -2255,6 +3773,7 @@
               </w:rPr>
               <w:t>dict</w:t>
             </w:r>
+            <w:proofErr w:type="spellEnd"/>
           </w:p>
         </w:tc>
         <w:tc>
@@ -2267,8 +3786,49 @@
                 <w:rFonts w:ascii="Calibri" w:hAnsi="Calibri"/>
                 <w:sz w:val="20"/>
               </w:rPr>
-              <w:t>Extracted loan_amount, loan_type, tenure_months</w:t>
-            </w:r>
+              <w:t xml:space="preserve">Extracted </w:t>
+            </w:r>
+            <w:proofErr w:type="spellStart"/>
+            <w:r>
+              <w:rPr>
+                <w:rFonts w:ascii="Calibri" w:hAnsi="Calibri"/>
+                <w:sz w:val="20"/>
+              </w:rPr>
+              <w:t>loan_amount</w:t>
+            </w:r>
+            <w:proofErr w:type="spellEnd"/>
+            <w:r>
+              <w:rPr>
+                <w:rFonts w:ascii="Calibri" w:hAnsi="Calibri"/>
+                <w:sz w:val="20"/>
+              </w:rPr>
+              <w:t xml:space="preserve">, </w:t>
+            </w:r>
+            <w:proofErr w:type="spellStart"/>
+            <w:r>
+              <w:rPr>
+                <w:rFonts w:ascii="Calibri" w:hAnsi="Calibri"/>
+                <w:sz w:val="20"/>
+              </w:rPr>
+              <w:t>loan_type</w:t>
+            </w:r>
+            <w:proofErr w:type="spellEnd"/>
+            <w:r>
+              <w:rPr>
+                <w:rFonts w:ascii="Calibri" w:hAnsi="Calibri"/>
+                <w:sz w:val="20"/>
+              </w:rPr>
+              <w:t xml:space="preserve">, </w:t>
+            </w:r>
+            <w:proofErr w:type="spellStart"/>
+            <w:r>
+              <w:rPr>
+                <w:rFonts w:ascii="Calibri" w:hAnsi="Calibri"/>
+                <w:sz w:val="20"/>
+              </w:rPr>
+              <w:t>tenure_months</w:t>
+            </w:r>
+            <w:proofErr w:type="spellEnd"/>
           </w:p>
         </w:tc>
       </w:tr>
@@ -2278,6 +3838,7 @@
             <w:tcW w:w="2592" w:type="dxa"/>
           </w:tcPr>
           <w:p>
+            <w:proofErr w:type="spellStart"/>
             <w:r>
               <w:rPr>
                 <w:rFonts w:ascii="Calibri" w:hAnsi="Calibri"/>
@@ -2285,6 +3846,7 @@
               </w:rPr>
               <w:t>user_profile</w:t>
             </w:r>
+            <w:proofErr w:type="spellEnd"/>
           </w:p>
         </w:tc>
         <w:tc>
@@ -2292,6 +3854,7 @@
             <w:tcW w:w="2304" w:type="dxa"/>
           </w:tcPr>
           <w:p>
+            <w:proofErr w:type="spellStart"/>
             <w:r>
               <w:rPr>
                 <w:rFonts w:ascii="Calibri" w:hAnsi="Calibri"/>
@@ -2299,6 +3862,7 @@
               </w:rPr>
               <w:t>dict</w:t>
             </w:r>
+            <w:proofErr w:type="spellEnd"/>
           </w:p>
         </w:tc>
         <w:tc>
@@ -2311,8 +3875,17 @@
                 <w:rFonts w:ascii="Calibri" w:hAnsi="Calibri"/>
                 <w:sz w:val="20"/>
               </w:rPr>
-              <w:t>User's financial profile from ChromaDB</w:t>
-            </w:r>
+              <w:t xml:space="preserve">User's financial profile from </w:t>
+            </w:r>
+            <w:proofErr w:type="spellStart"/>
+            <w:r>
+              <w:rPr>
+                <w:rFonts w:ascii="Calibri" w:hAnsi="Calibri"/>
+                <w:sz w:val="20"/>
+              </w:rPr>
+              <w:t>ChromaDB</w:t>
+            </w:r>
+            <w:proofErr w:type="spellEnd"/>
           </w:p>
         </w:tc>
       </w:tr>
@@ -2322,6 +3895,7 @@
             <w:tcW w:w="2592" w:type="dxa"/>
           </w:tcPr>
           <w:p>
+            <w:proofErr w:type="spellStart"/>
             <w:r>
               <w:rPr>
                 <w:rFonts w:ascii="Calibri" w:hAnsi="Calibri"/>
@@ -2329,6 +3903,7 @@
               </w:rPr>
               <w:t>credit_profile</w:t>
             </w:r>
+            <w:proofErr w:type="spellEnd"/>
           </w:p>
         </w:tc>
         <w:tc>
@@ -2336,6 +3911,7 @@
             <w:tcW w:w="2304" w:type="dxa"/>
           </w:tcPr>
           <w:p>
+            <w:proofErr w:type="spellStart"/>
             <w:r>
               <w:rPr>
                 <w:rFonts w:ascii="Calibri" w:hAnsi="Calibri"/>
@@ -2343,6 +3919,7 @@
               </w:rPr>
               <w:t>dict</w:t>
             </w:r>
+            <w:proofErr w:type="spellEnd"/>
           </w:p>
         </w:tc>
         <w:tc>
@@ -2366,6 +3943,7 @@
             <w:tcW w:w="2592" w:type="dxa"/>
           </w:tcPr>
           <w:p>
+            <w:proofErr w:type="spellStart"/>
             <w:r>
               <w:rPr>
                 <w:rFonts w:ascii="Calibri" w:hAnsi="Calibri"/>
@@ -2373,6 +3951,7 @@
               </w:rPr>
               <w:t>loan_products</w:t>
             </w:r>
+            <w:proofErr w:type="spellEnd"/>
           </w:p>
         </w:tc>
         <w:tc>
@@ -2410,6 +3989,7 @@
             <w:tcW w:w="2592" w:type="dxa"/>
           </w:tcPr>
           <w:p>
+            <w:proofErr w:type="spellStart"/>
             <w:r>
               <w:rPr>
                 <w:rFonts w:ascii="Calibri" w:hAnsi="Calibri"/>
@@ -2417,6 +3997,7 @@
               </w:rPr>
               <w:t>compliance_result</w:t>
             </w:r>
+            <w:proofErr w:type="spellEnd"/>
           </w:p>
         </w:tc>
         <w:tc>
@@ -2424,6 +4005,7 @@
             <w:tcW w:w="2304" w:type="dxa"/>
           </w:tcPr>
           <w:p>
+            <w:proofErr w:type="spellStart"/>
             <w:r>
               <w:rPr>
                 <w:rFonts w:ascii="Calibri" w:hAnsi="Calibri"/>
@@ -2431,6 +4013,7 @@
               </w:rPr>
               <w:t>dict</w:t>
             </w:r>
+            <w:proofErr w:type="spellEnd"/>
           </w:p>
         </w:tc>
         <w:tc>
@@ -2454,6 +4037,7 @@
             <w:tcW w:w="2592" w:type="dxa"/>
           </w:tcPr>
           <w:p>
+            <w:proofErr w:type="spellStart"/>
             <w:r>
               <w:rPr>
                 <w:rFonts w:ascii="Calibri" w:hAnsi="Calibri"/>
@@ -2461,6 +4045,7 @@
               </w:rPr>
               <w:t>improvement_plan</w:t>
             </w:r>
+            <w:proofErr w:type="spellEnd"/>
           </w:p>
         </w:tc>
         <w:tc>
@@ -2468,6 +4053,7 @@
             <w:tcW w:w="2304" w:type="dxa"/>
           </w:tcPr>
           <w:p>
+            <w:proofErr w:type="spellStart"/>
             <w:r>
               <w:rPr>
                 <w:rFonts w:ascii="Calibri" w:hAnsi="Calibri"/>
@@ -2475,6 +4061,7 @@
               </w:rPr>
               <w:t>dict</w:t>
             </w:r>
+            <w:proofErr w:type="spellEnd"/>
           </w:p>
         </w:tc>
         <w:tc>
@@ -2498,6 +4085,7 @@
             <w:tcW w:w="2592" w:type="dxa"/>
           </w:tcPr>
           <w:p>
+            <w:proofErr w:type="spellStart"/>
             <w:r>
               <w:rPr>
                 <w:rFonts w:ascii="Calibri" w:hAnsi="Calibri"/>
@@ -2505,6 +4093,7 @@
               </w:rPr>
               <w:t>agent_response</w:t>
             </w:r>
+            <w:proofErr w:type="spellEnd"/>
           </w:p>
         </w:tc>
         <w:tc>
@@ -2586,6 +4175,7 @@
             <w:tcW w:w="2592" w:type="dxa"/>
           </w:tcPr>
           <w:p>
+            <w:proofErr w:type="spellStart"/>
             <w:r>
               <w:rPr>
                 <w:rFonts w:ascii="Calibri" w:hAnsi="Calibri"/>
@@ -2593,6 +4183,7 @@
               </w:rPr>
               <w:t>conversation_history</w:t>
             </w:r>
+            <w:proofErr w:type="spellEnd"/>
           </w:p>
         </w:tc>
         <w:tc>
@@ -2630,28 +4221,73 @@
       <w:pPr>
         <w:pStyle w:val="Heading2"/>
       </w:pPr>
+      <w:proofErr w:type="gramStart"/>
       <w:r>
         <w:rPr>
           <w:rFonts w:ascii="Calibri" w:hAnsi="Calibri"/>
           <w:color w:val="4472C4"/>
         </w:rPr>
-        <w:t>5.2  Intent Classification Node</w:t>
-      </w:r>
-    </w:p>
-    <w:p>
-      <w:r>
-        <w:rPr>
-          <w:rFonts w:ascii="Calibri" w:hAnsi="Calibri"/>
-        </w:rPr>
-        <w:t>File: orchestrator/intent_classifier.py  |  Node: intent_classifier</w:t>
-      </w:r>
-    </w:p>
-    <w:p>
-      <w:r>
-        <w:rPr>
-          <w:rFonts w:ascii="Calibri" w:hAnsi="Calibri"/>
-        </w:rPr>
-        <w:t>Uses Groq LLaMa-3.1-8b-instant (smallest, fastest model) to parse the user's natural language message and return a strict JSON object. The prompt enforces four intent categories:</w:t>
+        <w:t>5.2  Intent</w:t>
+      </w:r>
+      <w:proofErr w:type="gramEnd"/>
+      <w:r>
+        <w:rPr>
+          <w:rFonts w:ascii="Calibri" w:hAnsi="Calibri"/>
+          <w:color w:val="4472C4"/>
+        </w:rPr>
+        <w:t xml:space="preserve"> Classification Node</w:t>
+      </w:r>
+    </w:p>
+    <w:p>
+      <w:r>
+        <w:rPr>
+          <w:rFonts w:ascii="Calibri" w:hAnsi="Calibri"/>
+        </w:rPr>
+        <w:t xml:space="preserve">File: </w:t>
+      </w:r>
+      <w:proofErr w:type="gramStart"/>
+      <w:r>
+        <w:rPr>
+          <w:rFonts w:ascii="Calibri" w:hAnsi="Calibri"/>
+        </w:rPr>
+        <w:t>orchestrator/intent_classifier.py  |</w:t>
+      </w:r>
+      <w:proofErr w:type="gramEnd"/>
+      <w:r>
+        <w:rPr>
+          <w:rFonts w:ascii="Calibri" w:hAnsi="Calibri"/>
+        </w:rPr>
+        <w:t xml:space="preserve">  Node: </w:t>
+      </w:r>
+      <w:proofErr w:type="spellStart"/>
+      <w:r>
+        <w:rPr>
+          <w:rFonts w:ascii="Calibri" w:hAnsi="Calibri"/>
+        </w:rPr>
+        <w:t>intent_classifier</w:t>
+      </w:r>
+      <w:proofErr w:type="spellEnd"/>
+    </w:p>
+    <w:p>
+      <w:r>
+        <w:rPr>
+          <w:rFonts w:ascii="Calibri" w:hAnsi="Calibri"/>
+        </w:rPr>
+        <w:t xml:space="preserve">Uses </w:t>
+      </w:r>
+      <w:proofErr w:type="spellStart"/>
+      <w:r>
+        <w:rPr>
+          <w:rFonts w:ascii="Calibri" w:hAnsi="Calibri"/>
+        </w:rPr>
+        <w:t>Groq</w:t>
+      </w:r>
+      <w:proofErr w:type="spellEnd"/>
+      <w:r>
+        <w:rPr>
+          <w:rFonts w:ascii="Calibri" w:hAnsi="Calibri"/>
+        </w:rPr>
+        <w:t xml:space="preserve"> LLaMa-3.1-8b-instant (smallest, fastest model) to parse the user's natural language message and return a strict JSON object. The prompt enforces four intent categories:</w:t>
       </w:r>
     </w:p>
     <w:tbl>
@@ -2724,6 +4360,7 @@
             <w:tcW w:w="2160" w:type="dxa"/>
           </w:tcPr>
           <w:p>
+            <w:proofErr w:type="spellStart"/>
             <w:r>
               <w:rPr>
                 <w:rFonts w:ascii="Calibri" w:hAnsi="Calibri"/>
@@ -2731,6 +4368,7 @@
               </w:rPr>
               <w:t>loan_inquiry</w:t>
             </w:r>
+            <w:proofErr w:type="spellEnd"/>
           </w:p>
         </w:tc>
         <w:tc>
@@ -2757,8 +4395,17 @@
                 <w:rFonts w:ascii="Calibri" w:hAnsi="Calibri"/>
                 <w:sz w:val="20"/>
               </w:rPr>
-              <w:t>→ profile_collector</w:t>
-            </w:r>
+              <w:t xml:space="preserve">→ </w:t>
+            </w:r>
+            <w:proofErr w:type="spellStart"/>
+            <w:r>
+              <w:rPr>
+                <w:rFonts w:ascii="Calibri" w:hAnsi="Calibri"/>
+                <w:sz w:val="20"/>
+              </w:rPr>
+              <w:t>profile_collector</w:t>
+            </w:r>
+            <w:proofErr w:type="spellEnd"/>
           </w:p>
         </w:tc>
       </w:tr>
@@ -2768,6 +4415,7 @@
             <w:tcW w:w="2160" w:type="dxa"/>
           </w:tcPr>
           <w:p>
+            <w:proofErr w:type="spellStart"/>
             <w:r>
               <w:rPr>
                 <w:rFonts w:ascii="Calibri" w:hAnsi="Calibri"/>
@@ -2775,6 +4423,7 @@
               </w:rPr>
               <w:t>policy_question</w:t>
             </w:r>
+            <w:proofErr w:type="spellEnd"/>
           </w:p>
         </w:tc>
         <w:tc>
@@ -2801,8 +4450,17 @@
                 <w:rFonts w:ascii="Calibri" w:hAnsi="Calibri"/>
                 <w:sz w:val="20"/>
               </w:rPr>
-              <w:t>→ rag_search</w:t>
-            </w:r>
+              <w:t xml:space="preserve">→ </w:t>
+            </w:r>
+            <w:proofErr w:type="spellStart"/>
+            <w:r>
+              <w:rPr>
+                <w:rFonts w:ascii="Calibri" w:hAnsi="Calibri"/>
+                <w:sz w:val="20"/>
+              </w:rPr>
+              <w:t>rag_search</w:t>
+            </w:r>
+            <w:proofErr w:type="spellEnd"/>
           </w:p>
         </w:tc>
       </w:tr>
@@ -2812,6 +4470,7 @@
             <w:tcW w:w="2160" w:type="dxa"/>
           </w:tcPr>
           <w:p>
+            <w:proofErr w:type="spellStart"/>
             <w:r>
               <w:rPr>
                 <w:rFonts w:ascii="Calibri" w:hAnsi="Calibri"/>
@@ -2819,6 +4478,7 @@
               </w:rPr>
               <w:t>profile_update</w:t>
             </w:r>
+            <w:proofErr w:type="spellEnd"/>
           </w:p>
         </w:tc>
         <w:tc>
@@ -2845,8 +4505,17 @@
                 <w:rFonts w:ascii="Calibri" w:hAnsi="Calibri"/>
                 <w:sz w:val="20"/>
               </w:rPr>
-              <w:t>→ response_formatter</w:t>
-            </w:r>
+              <w:t xml:space="preserve">→ </w:t>
+            </w:r>
+            <w:proofErr w:type="spellStart"/>
+            <w:r>
+              <w:rPr>
+                <w:rFonts w:ascii="Calibri" w:hAnsi="Calibri"/>
+                <w:sz w:val="20"/>
+              </w:rPr>
+              <w:t>response_formatter</w:t>
+            </w:r>
+            <w:proofErr w:type="spellEnd"/>
           </w:p>
         </w:tc>
       </w:tr>
@@ -2889,7 +4558,23 @@
                 <w:rFonts w:ascii="Calibri" w:hAnsi="Calibri"/>
                 <w:sz w:val="20"/>
               </w:rPr>
-              <w:t>→ response_formatter (LLM chat)</w:t>
+              <w:t xml:space="preserve">→ </w:t>
+            </w:r>
+            <w:proofErr w:type="spellStart"/>
+            <w:r>
+              <w:rPr>
+                <w:rFonts w:ascii="Calibri" w:hAnsi="Calibri"/>
+                <w:sz w:val="20"/>
+              </w:rPr>
+              <w:t>response_formatter</w:t>
+            </w:r>
+            <w:proofErr w:type="spellEnd"/>
+            <w:r>
+              <w:rPr>
+                <w:rFonts w:ascii="Calibri" w:hAnsi="Calibri"/>
+                <w:sz w:val="20"/>
+              </w:rPr>
+              <w:t xml:space="preserve"> (LLM chat)</w:t>
             </w:r>
           </w:p>
         </w:tc>
@@ -2901,36 +4586,165 @@
         <w:rPr>
           <w:rFonts w:ascii="Calibri" w:hAnsi="Calibri"/>
         </w:rPr>
-        <w:t>The classifier also extracts loan_amount (with Lakh/Crore conversion), loan_type (from keywords like 'house'→home_loan, 'boutique'→business_loan), and tenure_months from the message. It applies a sanity cap: any amount &gt; ₹100 Crore is rejected as a likely LLM hallucination.</w:t>
-      </w:r>
-    </w:p>
-    <w:p>
-      <w:r>
-        <w:rPr>
-          <w:rFonts w:ascii="Calibri" w:hAnsi="Calibri"/>
-        </w:rPr>
-        <w:t>Fallback: if Groq is unavailable, a regex heuristic engine runs locally to classify intent without any external API call, ensuring 100% uptime.</w:t>
+        <w:t xml:space="preserve">The classifier also extracts </w:t>
+      </w:r>
+      <w:proofErr w:type="spellStart"/>
+      <w:r>
+        <w:rPr>
+          <w:rFonts w:ascii="Calibri" w:hAnsi="Calibri"/>
+        </w:rPr>
+        <w:t>loan_amount</w:t>
+      </w:r>
+      <w:proofErr w:type="spellEnd"/>
+      <w:r>
+        <w:rPr>
+          <w:rFonts w:ascii="Calibri" w:hAnsi="Calibri"/>
+        </w:rPr>
+        <w:t xml:space="preserve"> (with Lakh/Crore conversion), </w:t>
+      </w:r>
+      <w:proofErr w:type="spellStart"/>
+      <w:r>
+        <w:rPr>
+          <w:rFonts w:ascii="Calibri" w:hAnsi="Calibri"/>
+        </w:rPr>
+        <w:t>loan_type</w:t>
+      </w:r>
+      <w:proofErr w:type="spellEnd"/>
+      <w:r>
+        <w:rPr>
+          <w:rFonts w:ascii="Calibri" w:hAnsi="Calibri"/>
+        </w:rPr>
+        <w:t xml:space="preserve"> (from keywords like 'house'→</w:t>
+      </w:r>
+      <w:proofErr w:type="spellStart"/>
+      <w:r>
+        <w:rPr>
+          <w:rFonts w:ascii="Calibri" w:hAnsi="Calibri"/>
+        </w:rPr>
+        <w:t>home_loan</w:t>
+      </w:r>
+      <w:proofErr w:type="spellEnd"/>
+      <w:r>
+        <w:rPr>
+          <w:rFonts w:ascii="Calibri" w:hAnsi="Calibri"/>
+        </w:rPr>
+        <w:t>, 'boutique'→</w:t>
+      </w:r>
+      <w:proofErr w:type="spellStart"/>
+      <w:r>
+        <w:rPr>
+          <w:rFonts w:ascii="Calibri" w:hAnsi="Calibri"/>
+        </w:rPr>
+        <w:t>business_loan</w:t>
+      </w:r>
+      <w:proofErr w:type="spellEnd"/>
+      <w:r>
+        <w:rPr>
+          <w:rFonts w:ascii="Calibri" w:hAnsi="Calibri"/>
+        </w:rPr>
+        <w:t xml:space="preserve">), and </w:t>
+      </w:r>
+      <w:proofErr w:type="spellStart"/>
+      <w:r>
+        <w:rPr>
+          <w:rFonts w:ascii="Calibri" w:hAnsi="Calibri"/>
+        </w:rPr>
+        <w:t>tenure_months</w:t>
+      </w:r>
+      <w:proofErr w:type="spellEnd"/>
+      <w:r>
+        <w:rPr>
+          <w:rFonts w:ascii="Calibri" w:hAnsi="Calibri"/>
+        </w:rPr>
+        <w:t xml:space="preserve"> from the message. It </w:t>
+      </w:r>
+      <w:proofErr w:type="gramStart"/>
+      <w:r>
+        <w:rPr>
+          <w:rFonts w:ascii="Calibri" w:hAnsi="Calibri"/>
+        </w:rPr>
+        <w:t>applies</w:t>
+      </w:r>
+      <w:proofErr w:type="gramEnd"/>
+      <w:r>
+        <w:rPr>
+          <w:rFonts w:ascii="Calibri" w:hAnsi="Calibri"/>
+        </w:rPr>
+        <w:t xml:space="preserve"> a sanity cap: any amount &gt; ₹100 Crore is rejected as a likely LLM hallucination.</w:t>
+      </w:r>
+    </w:p>
+    <w:p>
+      <w:r>
+        <w:rPr>
+          <w:rFonts w:ascii="Calibri" w:hAnsi="Calibri"/>
+        </w:rPr>
+        <w:t xml:space="preserve">Fallback: if </w:t>
+      </w:r>
+      <w:proofErr w:type="spellStart"/>
+      <w:r>
+        <w:rPr>
+          <w:rFonts w:ascii="Calibri" w:hAnsi="Calibri"/>
+        </w:rPr>
+        <w:t>Groq</w:t>
+      </w:r>
+      <w:proofErr w:type="spellEnd"/>
+      <w:r>
+        <w:rPr>
+          <w:rFonts w:ascii="Calibri" w:hAnsi="Calibri"/>
+        </w:rPr>
+        <w:t xml:space="preserve"> is unavailable, a regex heuristic engine runs locally to classify intent without any external API call, ensuring 100% uptime.</w:t>
       </w:r>
     </w:p>
     <w:p>
       <w:pPr>
         <w:pStyle w:val="Heading2"/>
       </w:pPr>
+      <w:proofErr w:type="gramStart"/>
       <w:r>
         <w:rPr>
           <w:rFonts w:ascii="Calibri" w:hAnsi="Calibri"/>
           <w:color w:val="4472C4"/>
         </w:rPr>
-        <w:t>5.3  Profile Collector Node</w:t>
-      </w:r>
-    </w:p>
-    <w:p>
-      <w:r>
-        <w:rPr>
-          <w:rFonts w:ascii="Calibri" w:hAnsi="Calibri"/>
-        </w:rPr>
-        <w:t>File: orchestrator/nodes.py  |  Node: profile_collector</w:t>
-      </w:r>
+        <w:t>5.3  Profile</w:t>
+      </w:r>
+      <w:proofErr w:type="gramEnd"/>
+      <w:r>
+        <w:rPr>
+          <w:rFonts w:ascii="Calibri" w:hAnsi="Calibri"/>
+          <w:color w:val="4472C4"/>
+        </w:rPr>
+        <w:t xml:space="preserve"> Collector Node</w:t>
+      </w:r>
+    </w:p>
+    <w:p>
+      <w:r>
+        <w:rPr>
+          <w:rFonts w:ascii="Calibri" w:hAnsi="Calibri"/>
+        </w:rPr>
+        <w:t xml:space="preserve">File: </w:t>
+      </w:r>
+      <w:proofErr w:type="gramStart"/>
+      <w:r>
+        <w:rPr>
+          <w:rFonts w:ascii="Calibri" w:hAnsi="Calibri"/>
+        </w:rPr>
+        <w:t>orchestrator/nodes.py  |</w:t>
+      </w:r>
+      <w:proofErr w:type="gramEnd"/>
+      <w:r>
+        <w:rPr>
+          <w:rFonts w:ascii="Calibri" w:hAnsi="Calibri"/>
+        </w:rPr>
+        <w:t xml:space="preserve">  Node: </w:t>
+      </w:r>
+      <w:proofErr w:type="spellStart"/>
+      <w:r>
+        <w:rPr>
+          <w:rFonts w:ascii="Calibri" w:hAnsi="Calibri"/>
+        </w:rPr>
+        <w:t>profile_collector</w:t>
+      </w:r>
+      <w:proofErr w:type="spellEnd"/>
     </w:p>
     <w:p>
       <w:r>
@@ -2938,35 +4752,226 @@
           <w:rFonts w:ascii="Calibri" w:hAnsi="Calibri"/>
         </w:rPr>
         <w:lastRenderedPageBreak/>
-        <w:t>Checks whether the authenticated user's profile has all required financial fields: annual_income, credit_score, employment_months, existing_loans, existing_emi_amount, credit_utilization, city, and age. If any are missing, it routes to response_formatter with a request for the user to complete their profile via the Profile tab. If complete, it routes to credit_analysis.</w:t>
+        <w:t xml:space="preserve">Checks whether the authenticated user's profile has all required financial fields: </w:t>
+      </w:r>
+      <w:proofErr w:type="spellStart"/>
+      <w:r>
+        <w:rPr>
+          <w:rFonts w:ascii="Calibri" w:hAnsi="Calibri"/>
+        </w:rPr>
+        <w:t>annual_income</w:t>
+      </w:r>
+      <w:proofErr w:type="spellEnd"/>
+      <w:r>
+        <w:rPr>
+          <w:rFonts w:ascii="Calibri" w:hAnsi="Calibri"/>
+        </w:rPr>
+        <w:t xml:space="preserve">, </w:t>
+      </w:r>
+      <w:proofErr w:type="spellStart"/>
+      <w:r>
+        <w:rPr>
+          <w:rFonts w:ascii="Calibri" w:hAnsi="Calibri"/>
+        </w:rPr>
+        <w:t>credit_score</w:t>
+      </w:r>
+      <w:proofErr w:type="spellEnd"/>
+      <w:r>
+        <w:rPr>
+          <w:rFonts w:ascii="Calibri" w:hAnsi="Calibri"/>
+        </w:rPr>
+        <w:t xml:space="preserve">, </w:t>
+      </w:r>
+      <w:proofErr w:type="spellStart"/>
+      <w:r>
+        <w:rPr>
+          <w:rFonts w:ascii="Calibri" w:hAnsi="Calibri"/>
+        </w:rPr>
+        <w:t>employment_months</w:t>
+      </w:r>
+      <w:proofErr w:type="spellEnd"/>
+      <w:r>
+        <w:rPr>
+          <w:rFonts w:ascii="Calibri" w:hAnsi="Calibri"/>
+        </w:rPr>
+        <w:t xml:space="preserve">, </w:t>
+      </w:r>
+      <w:proofErr w:type="spellStart"/>
+      <w:r>
+        <w:rPr>
+          <w:rFonts w:ascii="Calibri" w:hAnsi="Calibri"/>
+        </w:rPr>
+        <w:t>existing_loans</w:t>
+      </w:r>
+      <w:proofErr w:type="spellEnd"/>
+      <w:r>
+        <w:rPr>
+          <w:rFonts w:ascii="Calibri" w:hAnsi="Calibri"/>
+        </w:rPr>
+        <w:t xml:space="preserve">, </w:t>
+      </w:r>
+      <w:proofErr w:type="spellStart"/>
+      <w:r>
+        <w:rPr>
+          <w:rFonts w:ascii="Calibri" w:hAnsi="Calibri"/>
+        </w:rPr>
+        <w:t>existing_emi_amount</w:t>
+      </w:r>
+      <w:proofErr w:type="spellEnd"/>
+      <w:r>
+        <w:rPr>
+          <w:rFonts w:ascii="Calibri" w:hAnsi="Calibri"/>
+        </w:rPr>
+        <w:t xml:space="preserve">, </w:t>
+      </w:r>
+      <w:proofErr w:type="spellStart"/>
+      <w:r>
+        <w:rPr>
+          <w:rFonts w:ascii="Calibri" w:hAnsi="Calibri"/>
+        </w:rPr>
+        <w:t>credit_utilization</w:t>
+      </w:r>
+      <w:proofErr w:type="spellEnd"/>
+      <w:r>
+        <w:rPr>
+          <w:rFonts w:ascii="Calibri" w:hAnsi="Calibri"/>
+        </w:rPr>
+        <w:t xml:space="preserve">, city, and age. If any are missing, it routes to </w:t>
+      </w:r>
+      <w:proofErr w:type="spellStart"/>
+      <w:r>
+        <w:rPr>
+          <w:rFonts w:ascii="Calibri" w:hAnsi="Calibri"/>
+        </w:rPr>
+        <w:t>response_formatter</w:t>
+      </w:r>
+      <w:proofErr w:type="spellEnd"/>
+      <w:r>
+        <w:rPr>
+          <w:rFonts w:ascii="Calibri" w:hAnsi="Calibri"/>
+        </w:rPr>
+        <w:t xml:space="preserve"> with a request for the user to complete their profile via the Profile tab. If complete, it routes to </w:t>
+      </w:r>
+      <w:proofErr w:type="spellStart"/>
+      <w:r>
+        <w:rPr>
+          <w:rFonts w:ascii="Calibri" w:hAnsi="Calibri"/>
+        </w:rPr>
+        <w:t>credit_analysis</w:t>
+      </w:r>
+      <w:proofErr w:type="spellEnd"/>
+      <w:r>
+        <w:rPr>
+          <w:rFonts w:ascii="Calibri" w:hAnsi="Calibri"/>
+        </w:rPr>
+        <w:t>.</w:t>
       </w:r>
     </w:p>
     <w:p>
       <w:pPr>
         <w:pStyle w:val="Heading2"/>
       </w:pPr>
+      <w:proofErr w:type="gramStart"/>
       <w:r>
         <w:rPr>
           <w:rFonts w:ascii="Calibri" w:hAnsi="Calibri"/>
           <w:color w:val="4472C4"/>
         </w:rPr>
-        <w:t>5.4  Credit Analysis Node</w:t>
-      </w:r>
-    </w:p>
-    <w:p>
-      <w:r>
-        <w:rPr>
-          <w:rFonts w:ascii="Calibri" w:hAnsi="Calibri"/>
-        </w:rPr>
-        <w:t>File: agents/credit_analyst.py  |  Node: credit_analysis  |  Model: llama-3.1-8b-instant</w:t>
-      </w:r>
-    </w:p>
-    <w:p>
-      <w:r>
-        <w:rPr>
-          <w:rFonts w:ascii="Calibri" w:hAnsi="Calibri"/>
-        </w:rPr>
-        <w:t>This node spawns a CrewAI Credit Analyst agent with one tool: loan_risk_scorer. The workflow:</w:t>
+        <w:t>5.4  Credit</w:t>
+      </w:r>
+      <w:proofErr w:type="gramEnd"/>
+      <w:r>
+        <w:rPr>
+          <w:rFonts w:ascii="Calibri" w:hAnsi="Calibri"/>
+          <w:color w:val="4472C4"/>
+        </w:rPr>
+        <w:t xml:space="preserve"> Analysis Node</w:t>
+      </w:r>
+    </w:p>
+    <w:p>
+      <w:r>
+        <w:rPr>
+          <w:rFonts w:ascii="Calibri" w:hAnsi="Calibri"/>
+        </w:rPr>
+        <w:t xml:space="preserve">File: </w:t>
+      </w:r>
+      <w:proofErr w:type="gramStart"/>
+      <w:r>
+        <w:rPr>
+          <w:rFonts w:ascii="Calibri" w:hAnsi="Calibri"/>
+        </w:rPr>
+        <w:t>agents/credit_analyst.py  |</w:t>
+      </w:r>
+      <w:proofErr w:type="gramEnd"/>
+      <w:r>
+        <w:rPr>
+          <w:rFonts w:ascii="Calibri" w:hAnsi="Calibri"/>
+        </w:rPr>
+        <w:t xml:space="preserve">  Node: </w:t>
+      </w:r>
+      <w:proofErr w:type="spellStart"/>
+      <w:r>
+        <w:rPr>
+          <w:rFonts w:ascii="Calibri" w:hAnsi="Calibri"/>
+        </w:rPr>
+        <w:t>credit_</w:t>
+      </w:r>
+      <w:proofErr w:type="gramStart"/>
+      <w:r>
+        <w:rPr>
+          <w:rFonts w:ascii="Calibri" w:hAnsi="Calibri"/>
+        </w:rPr>
+        <w:t>analysis</w:t>
+      </w:r>
+      <w:proofErr w:type="spellEnd"/>
+      <w:r>
+        <w:rPr>
+          <w:rFonts w:ascii="Calibri" w:hAnsi="Calibri"/>
+        </w:rPr>
+        <w:t xml:space="preserve">  |</w:t>
+      </w:r>
+      <w:proofErr w:type="gramEnd"/>
+      <w:r>
+        <w:rPr>
+          <w:rFonts w:ascii="Calibri" w:hAnsi="Calibri"/>
+        </w:rPr>
+        <w:t xml:space="preserve">  Model: llama-3.1-8b-instant</w:t>
+      </w:r>
+    </w:p>
+    <w:p>
+      <w:r>
+        <w:rPr>
+          <w:rFonts w:ascii="Calibri" w:hAnsi="Calibri"/>
+        </w:rPr>
+        <w:t xml:space="preserve">This node spawns a </w:t>
+      </w:r>
+      <w:proofErr w:type="spellStart"/>
+      <w:r>
+        <w:rPr>
+          <w:rFonts w:ascii="Calibri" w:hAnsi="Calibri"/>
+        </w:rPr>
+        <w:t>CrewAI</w:t>
+      </w:r>
+      <w:proofErr w:type="spellEnd"/>
+      <w:r>
+        <w:rPr>
+          <w:rFonts w:ascii="Calibri" w:hAnsi="Calibri"/>
+        </w:rPr>
+        <w:t xml:space="preserve"> Credit Analyst agent with one tool: </w:t>
+      </w:r>
+      <w:proofErr w:type="spellStart"/>
+      <w:r>
+        <w:rPr>
+          <w:rFonts w:ascii="Calibri" w:hAnsi="Calibri"/>
+        </w:rPr>
+        <w:t>loan_risk_scorer</w:t>
+      </w:r>
+      <w:proofErr w:type="spellEnd"/>
+      <w:r>
+        <w:rPr>
+          <w:rFonts w:ascii="Calibri" w:hAnsi="Calibri"/>
+        </w:rPr>
+        <w:t>. The workflow:</w:t>
       </w:r>
     </w:p>
     <w:p>
@@ -2979,7 +4984,112 @@
           <w:rFonts w:ascii="Calibri" w:hAnsi="Calibri"/>
           <w:sz w:val="21"/>
         </w:rPr>
-        <w:t>Agent calls loan_risk_scorer(annual_income, credit_score, age, existing_emi, loan_amount, loan_type)</w:t>
+        <w:t xml:space="preserve">Agent calls </w:t>
+      </w:r>
+      <w:proofErr w:type="spellStart"/>
+      <w:r>
+        <w:rPr>
+          <w:rFonts w:ascii="Calibri" w:hAnsi="Calibri"/>
+          <w:sz w:val="21"/>
+        </w:rPr>
+        <w:t>loan_risk_</w:t>
+      </w:r>
+      <w:proofErr w:type="gramStart"/>
+      <w:r>
+        <w:rPr>
+          <w:rFonts w:ascii="Calibri" w:hAnsi="Calibri"/>
+          <w:sz w:val="21"/>
+        </w:rPr>
+        <w:t>scorer</w:t>
+      </w:r>
+      <w:proofErr w:type="spellEnd"/>
+      <w:r>
+        <w:rPr>
+          <w:rFonts w:ascii="Calibri" w:hAnsi="Calibri"/>
+          <w:sz w:val="21"/>
+        </w:rPr>
+        <w:t>(</w:t>
+      </w:r>
+      <w:proofErr w:type="spellStart"/>
+      <w:proofErr w:type="gramEnd"/>
+      <w:r>
+        <w:rPr>
+          <w:rFonts w:ascii="Calibri" w:hAnsi="Calibri"/>
+          <w:sz w:val="21"/>
+        </w:rPr>
+        <w:t>annual_income</w:t>
+      </w:r>
+      <w:proofErr w:type="spellEnd"/>
+      <w:r>
+        <w:rPr>
+          <w:rFonts w:ascii="Calibri" w:hAnsi="Calibri"/>
+          <w:sz w:val="21"/>
+        </w:rPr>
+        <w:t xml:space="preserve">, </w:t>
+      </w:r>
+      <w:proofErr w:type="spellStart"/>
+      <w:r>
+        <w:rPr>
+          <w:rFonts w:ascii="Calibri" w:hAnsi="Calibri"/>
+          <w:sz w:val="21"/>
+        </w:rPr>
+        <w:t>credit_score</w:t>
+      </w:r>
+      <w:proofErr w:type="spellEnd"/>
+      <w:r>
+        <w:rPr>
+          <w:rFonts w:ascii="Calibri" w:hAnsi="Calibri"/>
+          <w:sz w:val="21"/>
+        </w:rPr>
+        <w:t xml:space="preserve">, age, </w:t>
+      </w:r>
+      <w:proofErr w:type="spellStart"/>
+      <w:r>
+        <w:rPr>
+          <w:rFonts w:ascii="Calibri" w:hAnsi="Calibri"/>
+          <w:sz w:val="21"/>
+        </w:rPr>
+        <w:t>existing_emi</w:t>
+      </w:r>
+      <w:proofErr w:type="spellEnd"/>
+      <w:r>
+        <w:rPr>
+          <w:rFonts w:ascii="Calibri" w:hAnsi="Calibri"/>
+          <w:sz w:val="21"/>
+        </w:rPr>
+        <w:t xml:space="preserve">, </w:t>
+      </w:r>
+      <w:proofErr w:type="spellStart"/>
+      <w:r>
+        <w:rPr>
+          <w:rFonts w:ascii="Calibri" w:hAnsi="Calibri"/>
+          <w:sz w:val="21"/>
+        </w:rPr>
+        <w:t>loan_amount</w:t>
+      </w:r>
+      <w:proofErr w:type="spellEnd"/>
+      <w:r>
+        <w:rPr>
+          <w:rFonts w:ascii="Calibri" w:hAnsi="Calibri"/>
+          <w:sz w:val="21"/>
+        </w:rPr>
+        <w:t xml:space="preserve">, </w:t>
+      </w:r>
+      <w:proofErr w:type="spellStart"/>
+      <w:r>
+        <w:rPr>
+          <w:rFonts w:ascii="Calibri" w:hAnsi="Calibri"/>
+          <w:sz w:val="21"/>
+        </w:rPr>
+        <w:t>loan_type</w:t>
+      </w:r>
+      <w:proofErr w:type="spellEnd"/>
+      <w:r>
+        <w:rPr>
+          <w:rFonts w:ascii="Calibri" w:hAnsi="Calibri"/>
+          <w:sz w:val="21"/>
+        </w:rPr>
+        <w:t>)</w:t>
       </w:r>
     </w:p>
     <w:p>
@@ -2987,12 +5097,53 @@
         <w:pStyle w:val="ListBullet"/>
         <w:ind w:left="432"/>
       </w:pPr>
+      <w:proofErr w:type="spellStart"/>
       <w:r>
         <w:rPr>
           <w:rFonts w:ascii="Calibri" w:hAnsi="Calibri"/>
           <w:sz w:val="21"/>
         </w:rPr>
-        <w:t>XGBoost model runs inference → returns risk_score (0–1) and risk_tier (Low / Medium / High)</w:t>
+        <w:t>XGBoost</w:t>
+      </w:r>
+      <w:proofErr w:type="spellEnd"/>
+      <w:r>
+        <w:rPr>
+          <w:rFonts w:ascii="Calibri" w:hAnsi="Calibri"/>
+          <w:sz w:val="21"/>
+        </w:rPr>
+        <w:t xml:space="preserve"> model runs inference → returns </w:t>
+      </w:r>
+      <w:proofErr w:type="spellStart"/>
+      <w:r>
+        <w:rPr>
+          <w:rFonts w:ascii="Calibri" w:hAnsi="Calibri"/>
+          <w:sz w:val="21"/>
+        </w:rPr>
+        <w:t>risk_score</w:t>
+      </w:r>
+      <w:proofErr w:type="spellEnd"/>
+      <w:r>
+        <w:rPr>
+          <w:rFonts w:ascii="Calibri" w:hAnsi="Calibri"/>
+          <w:sz w:val="21"/>
+        </w:rPr>
+        <w:t xml:space="preserve"> (0–1) and </w:t>
+      </w:r>
+      <w:proofErr w:type="spellStart"/>
+      <w:r>
+        <w:rPr>
+          <w:rFonts w:ascii="Calibri" w:hAnsi="Calibri"/>
+          <w:sz w:val="21"/>
+        </w:rPr>
+        <w:t>risk_tier</w:t>
+      </w:r>
+      <w:proofErr w:type="spellEnd"/>
+      <w:r>
+        <w:rPr>
+          <w:rFonts w:ascii="Calibri" w:hAnsi="Calibri"/>
+          <w:sz w:val="21"/>
+        </w:rPr>
+        <w:t xml:space="preserve"> (Low / Medium / High)</w:t>
       </w:r>
     </w:p>
     <w:p>
@@ -3005,7 +5156,55 @@
           <w:rFonts w:ascii="Calibri" w:hAnsi="Calibri"/>
           <w:sz w:val="21"/>
         </w:rPr>
-        <w:t>DETERMINISTIC OVERRIDE: After CrewAI completes, Python recalculates DTI = (existing_emi / (annual_income/12)) × 100</w:t>
+        <w:t xml:space="preserve">DETERMINISTIC OVERRIDE: After </w:t>
+      </w:r>
+      <w:proofErr w:type="spellStart"/>
+      <w:r>
+        <w:rPr>
+          <w:rFonts w:ascii="Calibri" w:hAnsi="Calibri"/>
+          <w:sz w:val="21"/>
+        </w:rPr>
+        <w:t>CrewAI</w:t>
+      </w:r>
+      <w:proofErr w:type="spellEnd"/>
+      <w:r>
+        <w:rPr>
+          <w:rFonts w:ascii="Calibri" w:hAnsi="Calibri"/>
+          <w:sz w:val="21"/>
+        </w:rPr>
+        <w:t xml:space="preserve"> completes, Python recalculates DTI = (</w:t>
+      </w:r>
+      <w:proofErr w:type="spellStart"/>
+      <w:r>
+        <w:rPr>
+          <w:rFonts w:ascii="Calibri" w:hAnsi="Calibri"/>
+          <w:sz w:val="21"/>
+        </w:rPr>
+        <w:t>existing_emi</w:t>
+      </w:r>
+      <w:proofErr w:type="spellEnd"/>
+      <w:r>
+        <w:rPr>
+          <w:rFonts w:ascii="Calibri" w:hAnsi="Calibri"/>
+          <w:sz w:val="21"/>
+        </w:rPr>
+        <w:t xml:space="preserve"> / (</w:t>
+      </w:r>
+      <w:proofErr w:type="spellStart"/>
+      <w:r>
+        <w:rPr>
+          <w:rFonts w:ascii="Calibri" w:hAnsi="Calibri"/>
+          <w:sz w:val="21"/>
+        </w:rPr>
+        <w:t>annual_income</w:t>
+      </w:r>
+      <w:proofErr w:type="spellEnd"/>
+      <w:r>
+        <w:rPr>
+          <w:rFonts w:ascii="Calibri" w:hAnsi="Calibri"/>
+          <w:sz w:val="21"/>
+        </w:rPr>
+        <w:t>/12)) × 100</w:t>
       </w:r>
     </w:p>
     <w:p>
@@ -3031,35 +5230,146 @@
           <w:rFonts w:ascii="Calibri" w:hAnsi="Calibri"/>
           <w:sz w:val="21"/>
         </w:rPr>
-        <w:t>If eligible → loan_matching node. If ineligible → improvement_plan node.</w:t>
+        <w:t xml:space="preserve">If eligible → </w:t>
+      </w:r>
+      <w:proofErr w:type="spellStart"/>
+      <w:r>
+        <w:rPr>
+          <w:rFonts w:ascii="Calibri" w:hAnsi="Calibri"/>
+          <w:sz w:val="21"/>
+        </w:rPr>
+        <w:t>loan_matching</w:t>
+      </w:r>
+      <w:proofErr w:type="spellEnd"/>
+      <w:r>
+        <w:rPr>
+          <w:rFonts w:ascii="Calibri" w:hAnsi="Calibri"/>
+          <w:sz w:val="21"/>
+        </w:rPr>
+        <w:t xml:space="preserve"> node. If ineligible → </w:t>
+      </w:r>
+      <w:proofErr w:type="spellStart"/>
+      <w:r>
+        <w:rPr>
+          <w:rFonts w:ascii="Calibri" w:hAnsi="Calibri"/>
+          <w:sz w:val="21"/>
+        </w:rPr>
+        <w:t>improvement_plan</w:t>
+      </w:r>
+      <w:proofErr w:type="spellEnd"/>
+      <w:r>
+        <w:rPr>
+          <w:rFonts w:ascii="Calibri" w:hAnsi="Calibri"/>
+          <w:sz w:val="21"/>
+        </w:rPr>
+        <w:t xml:space="preserve"> node.</w:t>
       </w:r>
     </w:p>
     <w:p>
       <w:pPr>
         <w:pStyle w:val="Heading2"/>
       </w:pPr>
+      <w:proofErr w:type="gramStart"/>
       <w:r>
         <w:rPr>
           <w:rFonts w:ascii="Calibri" w:hAnsi="Calibri"/>
           <w:color w:val="4472C4"/>
         </w:rPr>
-        <w:t>5.5  Loan Matching Node</w:t>
-      </w:r>
-    </w:p>
-    <w:p>
-      <w:r>
-        <w:rPr>
-          <w:rFonts w:ascii="Calibri" w:hAnsi="Calibri"/>
-        </w:rPr>
-        <w:t>File: agents/loan_advisor.py  |  Node: loan_matching  |  Model: llama-3.3-70b-versatile</w:t>
-      </w:r>
-    </w:p>
-    <w:p>
-      <w:r>
-        <w:rPr>
-          <w:rFonts w:ascii="Calibri" w:hAnsi="Calibri"/>
-        </w:rPr>
-        <w:t>The Loan Advisor agent has two tools: rate_predictor and emi_calculator.</w:t>
+        <w:t>5.5  Loan</w:t>
+      </w:r>
+      <w:proofErr w:type="gramEnd"/>
+      <w:r>
+        <w:rPr>
+          <w:rFonts w:ascii="Calibri" w:hAnsi="Calibri"/>
+          <w:color w:val="4472C4"/>
+        </w:rPr>
+        <w:t xml:space="preserve"> Matching Node</w:t>
+      </w:r>
+    </w:p>
+    <w:p>
+      <w:r>
+        <w:rPr>
+          <w:rFonts w:ascii="Calibri" w:hAnsi="Calibri"/>
+        </w:rPr>
+        <w:t xml:space="preserve">File: </w:t>
+      </w:r>
+      <w:proofErr w:type="gramStart"/>
+      <w:r>
+        <w:rPr>
+          <w:rFonts w:ascii="Calibri" w:hAnsi="Calibri"/>
+        </w:rPr>
+        <w:t>agents/loan_advisor.py  |</w:t>
+      </w:r>
+      <w:proofErr w:type="gramEnd"/>
+      <w:r>
+        <w:rPr>
+          <w:rFonts w:ascii="Calibri" w:hAnsi="Calibri"/>
+        </w:rPr>
+        <w:t xml:space="preserve">  Node: </w:t>
+      </w:r>
+      <w:proofErr w:type="spellStart"/>
+      <w:r>
+        <w:rPr>
+          <w:rFonts w:ascii="Calibri" w:hAnsi="Calibri"/>
+        </w:rPr>
+        <w:t>loan_</w:t>
+      </w:r>
+      <w:proofErr w:type="gramStart"/>
+      <w:r>
+        <w:rPr>
+          <w:rFonts w:ascii="Calibri" w:hAnsi="Calibri"/>
+        </w:rPr>
+        <w:t>matching</w:t>
+      </w:r>
+      <w:proofErr w:type="spellEnd"/>
+      <w:r>
+        <w:rPr>
+          <w:rFonts w:ascii="Calibri" w:hAnsi="Calibri"/>
+        </w:rPr>
+        <w:t xml:space="preserve">  |</w:t>
+      </w:r>
+      <w:proofErr w:type="gramEnd"/>
+      <w:r>
+        <w:rPr>
+          <w:rFonts w:ascii="Calibri" w:hAnsi="Calibri"/>
+        </w:rPr>
+        <w:t xml:space="preserve">  Model: llama-3.3-70b-versatile</w:t>
+      </w:r>
+    </w:p>
+    <w:p>
+      <w:r>
+        <w:rPr>
+          <w:rFonts w:ascii="Calibri" w:hAnsi="Calibri"/>
+        </w:rPr>
+        <w:t xml:space="preserve">The Loan Advisor agent has two tools: </w:t>
+      </w:r>
+      <w:proofErr w:type="spellStart"/>
+      <w:r>
+        <w:rPr>
+          <w:rFonts w:ascii="Calibri" w:hAnsi="Calibri"/>
+        </w:rPr>
+        <w:t>rate_predictor</w:t>
+      </w:r>
+      <w:proofErr w:type="spellEnd"/>
+      <w:r>
+        <w:rPr>
+          <w:rFonts w:ascii="Calibri" w:hAnsi="Calibri"/>
+        </w:rPr>
+        <w:t xml:space="preserve"> and </w:t>
+      </w:r>
+      <w:proofErr w:type="spellStart"/>
+      <w:r>
+        <w:rPr>
+          <w:rFonts w:ascii="Calibri" w:hAnsi="Calibri"/>
+        </w:rPr>
+        <w:t>emi_calculator</w:t>
+      </w:r>
+      <w:proofErr w:type="spellEnd"/>
+      <w:r>
+        <w:rPr>
+          <w:rFonts w:ascii="Calibri" w:hAnsi="Calibri"/>
+        </w:rPr>
+        <w:t>.</w:t>
       </w:r>
     </w:p>
     <w:p>
@@ -3080,7 +5390,128 @@
           <w:rFonts w:ascii="Calibri" w:hAnsi="Calibri"/>
           <w:sz w:val="21"/>
         </w:rPr>
-        <w:t>Calls rate_predictor(loan_type, credit_score) → reads from RAM cache → returns {min_rate, max_rate, personalized_rate, provider_rates}</w:t>
+        <w:t xml:space="preserve">Calls </w:t>
+      </w:r>
+      <w:proofErr w:type="spellStart"/>
+      <w:r>
+        <w:rPr>
+          <w:rFonts w:ascii="Calibri" w:hAnsi="Calibri"/>
+          <w:sz w:val="21"/>
+        </w:rPr>
+        <w:t>rate_</w:t>
+      </w:r>
+      <w:proofErr w:type="gramStart"/>
+      <w:r>
+        <w:rPr>
+          <w:rFonts w:ascii="Calibri" w:hAnsi="Calibri"/>
+          <w:sz w:val="21"/>
+        </w:rPr>
+        <w:t>predictor</w:t>
+      </w:r>
+      <w:proofErr w:type="spellEnd"/>
+      <w:r>
+        <w:rPr>
+          <w:rFonts w:ascii="Calibri" w:hAnsi="Calibri"/>
+          <w:sz w:val="21"/>
+        </w:rPr>
+        <w:t>(</w:t>
+      </w:r>
+      <w:proofErr w:type="spellStart"/>
+      <w:proofErr w:type="gramEnd"/>
+      <w:r>
+        <w:rPr>
+          <w:rFonts w:ascii="Calibri" w:hAnsi="Calibri"/>
+          <w:sz w:val="21"/>
+        </w:rPr>
+        <w:t>loan_type</w:t>
+      </w:r>
+      <w:proofErr w:type="spellEnd"/>
+      <w:r>
+        <w:rPr>
+          <w:rFonts w:ascii="Calibri" w:hAnsi="Calibri"/>
+          <w:sz w:val="21"/>
+        </w:rPr>
+        <w:t xml:space="preserve">, </w:t>
+      </w:r>
+      <w:proofErr w:type="spellStart"/>
+      <w:r>
+        <w:rPr>
+          <w:rFonts w:ascii="Calibri" w:hAnsi="Calibri"/>
+          <w:sz w:val="21"/>
+        </w:rPr>
+        <w:t>credit_score</w:t>
+      </w:r>
+      <w:proofErr w:type="spellEnd"/>
+      <w:r>
+        <w:rPr>
+          <w:rFonts w:ascii="Calibri" w:hAnsi="Calibri"/>
+          <w:sz w:val="21"/>
+        </w:rPr>
+        <w:t>) → reads from RAM cache → returns {</w:t>
+      </w:r>
+      <w:proofErr w:type="spellStart"/>
+      <w:r>
+        <w:rPr>
+          <w:rFonts w:ascii="Calibri" w:hAnsi="Calibri"/>
+          <w:sz w:val="21"/>
+        </w:rPr>
+        <w:t>min_rate</w:t>
+      </w:r>
+      <w:proofErr w:type="spellEnd"/>
+      <w:r>
+        <w:rPr>
+          <w:rFonts w:ascii="Calibri" w:hAnsi="Calibri"/>
+          <w:sz w:val="21"/>
+        </w:rPr>
+        <w:t xml:space="preserve">, </w:t>
+      </w:r>
+      <w:proofErr w:type="spellStart"/>
+      <w:r>
+        <w:rPr>
+          <w:rFonts w:ascii="Calibri" w:hAnsi="Calibri"/>
+          <w:sz w:val="21"/>
+        </w:rPr>
+        <w:t>max_rate</w:t>
+      </w:r>
+      <w:proofErr w:type="spellEnd"/>
+      <w:r>
+        <w:rPr>
+          <w:rFonts w:ascii="Calibri" w:hAnsi="Calibri"/>
+          <w:sz w:val="21"/>
+        </w:rPr>
+        <w:t xml:space="preserve">, </w:t>
+      </w:r>
+      <w:proofErr w:type="spellStart"/>
+      <w:r>
+        <w:rPr>
+          <w:rFonts w:ascii="Calibri" w:hAnsi="Calibri"/>
+          <w:sz w:val="21"/>
+        </w:rPr>
+        <w:t>personalized_rate</w:t>
+      </w:r>
+      <w:proofErr w:type="spellEnd"/>
+      <w:r>
+        <w:rPr>
+          <w:rFonts w:ascii="Calibri" w:hAnsi="Calibri"/>
+          <w:sz w:val="21"/>
+        </w:rPr>
+        <w:t xml:space="preserve">, </w:t>
+      </w:r>
+      <w:proofErr w:type="spellStart"/>
+      <w:r>
+        <w:rPr>
+          <w:rFonts w:ascii="Calibri" w:hAnsi="Calibri"/>
+          <w:sz w:val="21"/>
+        </w:rPr>
+        <w:t>provider_rates</w:t>
+      </w:r>
+      <w:proofErr w:type="spellEnd"/>
+      <w:r>
+        <w:rPr>
+          <w:rFonts w:ascii="Calibri" w:hAnsi="Calibri"/>
+          <w:sz w:val="21"/>
+        </w:rPr>
+        <w:t>}</w:t>
       </w:r>
     </w:p>
     <w:p>
@@ -3093,7 +5524,119 @@
           <w:rFonts w:ascii="Calibri" w:hAnsi="Calibri"/>
           <w:sz w:val="21"/>
         </w:rPr>
-        <w:t>For each provider in provider_rates, calls emi_calculator(principal, rate, tenure_months) → Python math → returns {monthly_emi, total_interest, total_repayment}</w:t>
+        <w:t xml:space="preserve">For each provider in </w:t>
+      </w:r>
+      <w:proofErr w:type="spellStart"/>
+      <w:r>
+        <w:rPr>
+          <w:rFonts w:ascii="Calibri" w:hAnsi="Calibri"/>
+          <w:sz w:val="21"/>
+        </w:rPr>
+        <w:t>provider_rates</w:t>
+      </w:r>
+      <w:proofErr w:type="spellEnd"/>
+      <w:r>
+        <w:rPr>
+          <w:rFonts w:ascii="Calibri" w:hAnsi="Calibri"/>
+          <w:sz w:val="21"/>
+        </w:rPr>
+        <w:t xml:space="preserve">, calls </w:t>
+      </w:r>
+      <w:proofErr w:type="spellStart"/>
+      <w:r>
+        <w:rPr>
+          <w:rFonts w:ascii="Calibri" w:hAnsi="Calibri"/>
+          <w:sz w:val="21"/>
+        </w:rPr>
+        <w:t>emi_</w:t>
+      </w:r>
+      <w:proofErr w:type="gramStart"/>
+      <w:r>
+        <w:rPr>
+          <w:rFonts w:ascii="Calibri" w:hAnsi="Calibri"/>
+          <w:sz w:val="21"/>
+        </w:rPr>
+        <w:t>calculator</w:t>
+      </w:r>
+      <w:proofErr w:type="spellEnd"/>
+      <w:r>
+        <w:rPr>
+          <w:rFonts w:ascii="Calibri" w:hAnsi="Calibri"/>
+          <w:sz w:val="21"/>
+        </w:rPr>
+        <w:t>(</w:t>
+      </w:r>
+      <w:proofErr w:type="gramEnd"/>
+      <w:r>
+        <w:rPr>
+          <w:rFonts w:ascii="Calibri" w:hAnsi="Calibri"/>
+          <w:sz w:val="21"/>
+        </w:rPr>
+        <w:t xml:space="preserve">principal, rate, </w:t>
+      </w:r>
+      <w:proofErr w:type="spellStart"/>
+      <w:r>
+        <w:rPr>
+          <w:rFonts w:ascii="Calibri" w:hAnsi="Calibri"/>
+          <w:sz w:val="21"/>
+        </w:rPr>
+        <w:t>tenure_months</w:t>
+      </w:r>
+      <w:proofErr w:type="spellEnd"/>
+      <w:r>
+        <w:rPr>
+          <w:rFonts w:ascii="Calibri" w:hAnsi="Calibri"/>
+          <w:sz w:val="21"/>
+        </w:rPr>
+        <w:t>) → Python math → returns {</w:t>
+      </w:r>
+      <w:proofErr w:type="spellStart"/>
+      <w:r>
+        <w:rPr>
+          <w:rFonts w:ascii="Calibri" w:hAnsi="Calibri"/>
+          <w:sz w:val="21"/>
+        </w:rPr>
+        <w:t>monthly_emi</w:t>
+      </w:r>
+      <w:proofErr w:type="spellEnd"/>
+      <w:r>
+        <w:rPr>
+          <w:rFonts w:ascii="Calibri" w:hAnsi="Calibri"/>
+          <w:sz w:val="21"/>
+        </w:rPr>
+        <w:t xml:space="preserve">, </w:t>
+      </w:r>
+      <w:proofErr w:type="spellStart"/>
+      <w:r>
+        <w:rPr>
+          <w:rFonts w:ascii="Calibri" w:hAnsi="Calibri"/>
+          <w:sz w:val="21"/>
+        </w:rPr>
+        <w:t>total_interest</w:t>
+      </w:r>
+      <w:proofErr w:type="spellEnd"/>
+      <w:r>
+        <w:rPr>
+          <w:rFonts w:ascii="Calibri" w:hAnsi="Calibri"/>
+          <w:sz w:val="21"/>
+        </w:rPr>
+        <w:t xml:space="preserve">, </w:t>
+      </w:r>
+      <w:proofErr w:type="spellStart"/>
+      <w:r>
+        <w:rPr>
+          <w:rFonts w:ascii="Calibri" w:hAnsi="Calibri"/>
+          <w:sz w:val="21"/>
+        </w:rPr>
+        <w:t>total_repayment</w:t>
+      </w:r>
+      <w:proofErr w:type="spellEnd"/>
+      <w:r>
+        <w:rPr>
+          <w:rFonts w:ascii="Calibri" w:hAnsi="Calibri"/>
+          <w:sz w:val="21"/>
+        </w:rPr>
+        <w:t>}</w:t>
       </w:r>
     </w:p>
     <w:p>
@@ -3119,35 +5662,164 @@
           <w:rFonts w:ascii="Calibri" w:hAnsi="Calibri"/>
           <w:sz w:val="21"/>
         </w:rPr>
-        <w:t>If CrewAI/Groq fails → _deterministic_advisory() fallback runs the exact same logic in pure Python, generating a complete table without any LLM</w:t>
+        <w:t xml:space="preserve">If </w:t>
+      </w:r>
+      <w:proofErr w:type="spellStart"/>
+      <w:r>
+        <w:rPr>
+          <w:rFonts w:ascii="Calibri" w:hAnsi="Calibri"/>
+          <w:sz w:val="21"/>
+        </w:rPr>
+        <w:t>CrewAI</w:t>
+      </w:r>
+      <w:proofErr w:type="spellEnd"/>
+      <w:r>
+        <w:rPr>
+          <w:rFonts w:ascii="Calibri" w:hAnsi="Calibri"/>
+          <w:sz w:val="21"/>
+        </w:rPr>
+        <w:t>/</w:t>
+      </w:r>
+      <w:proofErr w:type="spellStart"/>
+      <w:r>
+        <w:rPr>
+          <w:rFonts w:ascii="Calibri" w:hAnsi="Calibri"/>
+          <w:sz w:val="21"/>
+        </w:rPr>
+        <w:t>Groq</w:t>
+      </w:r>
+      <w:proofErr w:type="spellEnd"/>
+      <w:r>
+        <w:rPr>
+          <w:rFonts w:ascii="Calibri" w:hAnsi="Calibri"/>
+          <w:sz w:val="21"/>
+        </w:rPr>
+        <w:t xml:space="preserve"> fails → _</w:t>
+      </w:r>
+      <w:proofErr w:type="spellStart"/>
+      <w:r>
+        <w:rPr>
+          <w:rFonts w:ascii="Calibri" w:hAnsi="Calibri"/>
+          <w:sz w:val="21"/>
+        </w:rPr>
+        <w:t>deterministic_</w:t>
+      </w:r>
+      <w:proofErr w:type="gramStart"/>
+      <w:r>
+        <w:rPr>
+          <w:rFonts w:ascii="Calibri" w:hAnsi="Calibri"/>
+          <w:sz w:val="21"/>
+        </w:rPr>
+        <w:t>advisory</w:t>
+      </w:r>
+      <w:proofErr w:type="spellEnd"/>
+      <w:r>
+        <w:rPr>
+          <w:rFonts w:ascii="Calibri" w:hAnsi="Calibri"/>
+          <w:sz w:val="21"/>
+        </w:rPr>
+        <w:t>(</w:t>
+      </w:r>
+      <w:proofErr w:type="gramEnd"/>
+      <w:r>
+        <w:rPr>
+          <w:rFonts w:ascii="Calibri" w:hAnsi="Calibri"/>
+          <w:sz w:val="21"/>
+        </w:rPr>
+        <w:t>) fallback runs the exact same logic in pure Python, generating a complete table without any LLM</w:t>
       </w:r>
     </w:p>
     <w:p>
       <w:pPr>
         <w:pStyle w:val="Heading2"/>
       </w:pPr>
+      <w:proofErr w:type="gramStart"/>
       <w:r>
         <w:rPr>
           <w:rFonts w:ascii="Calibri" w:hAnsi="Calibri"/>
           <w:color w:val="4472C4"/>
         </w:rPr>
-        <w:t>5.6  Compliance Check Node</w:t>
-      </w:r>
-    </w:p>
-    <w:p>
-      <w:r>
-        <w:rPr>
-          <w:rFonts w:ascii="Calibri" w:hAnsi="Calibri"/>
-        </w:rPr>
-        <w:t>File: agents/risk_compliance.py  |  Node: compliance_check  |  Model: llama-3.3-70b-versatile</w:t>
-      </w:r>
-    </w:p>
-    <w:p>
-      <w:r>
-        <w:rPr>
-          <w:rFonts w:ascii="Calibri" w:hAnsi="Calibri"/>
-        </w:rPr>
-        <w:t>The Risk Compliance agent has one tool: policy_search (FAISS RAG). The agent:</w:t>
+        <w:t>5.6  Compliance</w:t>
+      </w:r>
+      <w:proofErr w:type="gramEnd"/>
+      <w:r>
+        <w:rPr>
+          <w:rFonts w:ascii="Calibri" w:hAnsi="Calibri"/>
+          <w:color w:val="4472C4"/>
+        </w:rPr>
+        <w:t xml:space="preserve"> Check Node</w:t>
+      </w:r>
+    </w:p>
+    <w:p>
+      <w:r>
+        <w:rPr>
+          <w:rFonts w:ascii="Calibri" w:hAnsi="Calibri"/>
+        </w:rPr>
+        <w:t xml:space="preserve">File: </w:t>
+      </w:r>
+      <w:proofErr w:type="gramStart"/>
+      <w:r>
+        <w:rPr>
+          <w:rFonts w:ascii="Calibri" w:hAnsi="Calibri"/>
+        </w:rPr>
+        <w:t>agents/risk_compliance.py  |</w:t>
+      </w:r>
+      <w:proofErr w:type="gramEnd"/>
+      <w:r>
+        <w:rPr>
+          <w:rFonts w:ascii="Calibri" w:hAnsi="Calibri"/>
+        </w:rPr>
+        <w:t xml:space="preserve">  Node: </w:t>
+      </w:r>
+      <w:proofErr w:type="spellStart"/>
+      <w:r>
+        <w:rPr>
+          <w:rFonts w:ascii="Calibri" w:hAnsi="Calibri"/>
+        </w:rPr>
+        <w:t>compliance_</w:t>
+      </w:r>
+      <w:proofErr w:type="gramStart"/>
+      <w:r>
+        <w:rPr>
+          <w:rFonts w:ascii="Calibri" w:hAnsi="Calibri"/>
+        </w:rPr>
+        <w:t>check</w:t>
+      </w:r>
+      <w:proofErr w:type="spellEnd"/>
+      <w:r>
+        <w:rPr>
+          <w:rFonts w:ascii="Calibri" w:hAnsi="Calibri"/>
+        </w:rPr>
+        <w:t xml:space="preserve">  |</w:t>
+      </w:r>
+      <w:proofErr w:type="gramEnd"/>
+      <w:r>
+        <w:rPr>
+          <w:rFonts w:ascii="Calibri" w:hAnsi="Calibri"/>
+        </w:rPr>
+        <w:t xml:space="preserve">  Model: llama-3.3-70b-versatile</w:t>
+      </w:r>
+    </w:p>
+    <w:p>
+      <w:r>
+        <w:rPr>
+          <w:rFonts w:ascii="Calibri" w:hAnsi="Calibri"/>
+        </w:rPr>
+        <w:t xml:space="preserve">The Risk Compliance agent has one tool: </w:t>
+      </w:r>
+      <w:proofErr w:type="spellStart"/>
+      <w:r>
+        <w:rPr>
+          <w:rFonts w:ascii="Calibri" w:hAnsi="Calibri"/>
+        </w:rPr>
+        <w:t>policy_search</w:t>
+      </w:r>
+      <w:proofErr w:type="spellEnd"/>
+      <w:r>
+        <w:rPr>
+          <w:rFonts w:ascii="Calibri" w:hAnsi="Calibri"/>
+        </w:rPr>
+        <w:t xml:space="preserve"> (FAISS RAG). The agent:</w:t>
       </w:r>
     </w:p>
     <w:p>
@@ -3160,7 +5832,55 @@
           <w:rFonts w:ascii="Calibri" w:hAnsi="Calibri"/>
           <w:sz w:val="21"/>
         </w:rPr>
-        <w:t>Calls policy_search('RBI policies for [loan_type]') → FAISS semantic search → top 3 chunks returned</w:t>
+        <w:t xml:space="preserve">Calls </w:t>
+      </w:r>
+      <w:proofErr w:type="spellStart"/>
+      <w:r>
+        <w:rPr>
+          <w:rFonts w:ascii="Calibri" w:hAnsi="Calibri"/>
+          <w:sz w:val="21"/>
+        </w:rPr>
+        <w:t>policy_</w:t>
+      </w:r>
+      <w:proofErr w:type="gramStart"/>
+      <w:r>
+        <w:rPr>
+          <w:rFonts w:ascii="Calibri" w:hAnsi="Calibri"/>
+          <w:sz w:val="21"/>
+        </w:rPr>
+        <w:t>search</w:t>
+      </w:r>
+      <w:proofErr w:type="spellEnd"/>
+      <w:r>
+        <w:rPr>
+          <w:rFonts w:ascii="Calibri" w:hAnsi="Calibri"/>
+          <w:sz w:val="21"/>
+        </w:rPr>
+        <w:t>(</w:t>
+      </w:r>
+      <w:proofErr w:type="gramEnd"/>
+      <w:r>
+        <w:rPr>
+          <w:rFonts w:ascii="Calibri" w:hAnsi="Calibri"/>
+          <w:sz w:val="21"/>
+        </w:rPr>
+        <w:t>'RBI policies for [</w:t>
+      </w:r>
+      <w:proofErr w:type="spellStart"/>
+      <w:r>
+        <w:rPr>
+          <w:rFonts w:ascii="Calibri" w:hAnsi="Calibri"/>
+          <w:sz w:val="21"/>
+        </w:rPr>
+        <w:t>loan_type</w:t>
+      </w:r>
+      <w:proofErr w:type="spellEnd"/>
+      <w:r>
+        <w:rPr>
+          <w:rFonts w:ascii="Calibri" w:hAnsi="Calibri"/>
+          <w:sz w:val="21"/>
+        </w:rPr>
+        <w:t>]') → FAISS semantic search → top 3 chunks returned</w:t>
       </w:r>
     </w:p>
     <w:p>
@@ -3173,7 +5893,39 @@
           <w:rFonts w:ascii="Calibri" w:hAnsi="Calibri"/>
           <w:sz w:val="21"/>
         </w:rPr>
-        <w:t>Calls policy_search('PMAY eligibility criteria') → FAISS search</w:t>
+        <w:t xml:space="preserve">Calls </w:t>
+      </w:r>
+      <w:proofErr w:type="spellStart"/>
+      <w:r>
+        <w:rPr>
+          <w:rFonts w:ascii="Calibri" w:hAnsi="Calibri"/>
+          <w:sz w:val="21"/>
+        </w:rPr>
+        <w:t>policy_</w:t>
+      </w:r>
+      <w:proofErr w:type="gramStart"/>
+      <w:r>
+        <w:rPr>
+          <w:rFonts w:ascii="Calibri" w:hAnsi="Calibri"/>
+          <w:sz w:val="21"/>
+        </w:rPr>
+        <w:t>search</w:t>
+      </w:r>
+      <w:proofErr w:type="spellEnd"/>
+      <w:r>
+        <w:rPr>
+          <w:rFonts w:ascii="Calibri" w:hAnsi="Calibri"/>
+          <w:sz w:val="21"/>
+        </w:rPr>
+        <w:t>(</w:t>
+      </w:r>
+      <w:proofErr w:type="gramEnd"/>
+      <w:r>
+        <w:rPr>
+          <w:rFonts w:ascii="Calibri" w:hAnsi="Calibri"/>
+          <w:sz w:val="21"/>
+        </w:rPr>
+        <w:t>'PMAY eligibility criteria') → FAISS search</w:t>
       </w:r>
     </w:p>
     <w:p>
@@ -3186,7 +5938,55 @@
           <w:rFonts w:ascii="Calibri" w:hAnsi="Calibri"/>
           <w:sz w:val="21"/>
         </w:rPr>
-        <w:t>Calls policy_search('MUDRA scheme eligibility for [loan_type]') → FAISS search</w:t>
+        <w:t xml:space="preserve">Calls </w:t>
+      </w:r>
+      <w:proofErr w:type="spellStart"/>
+      <w:r>
+        <w:rPr>
+          <w:rFonts w:ascii="Calibri" w:hAnsi="Calibri"/>
+          <w:sz w:val="21"/>
+        </w:rPr>
+        <w:t>policy_</w:t>
+      </w:r>
+      <w:proofErr w:type="gramStart"/>
+      <w:r>
+        <w:rPr>
+          <w:rFonts w:ascii="Calibri" w:hAnsi="Calibri"/>
+          <w:sz w:val="21"/>
+        </w:rPr>
+        <w:t>search</w:t>
+      </w:r>
+      <w:proofErr w:type="spellEnd"/>
+      <w:r>
+        <w:rPr>
+          <w:rFonts w:ascii="Calibri" w:hAnsi="Calibri"/>
+          <w:sz w:val="21"/>
+        </w:rPr>
+        <w:t>(</w:t>
+      </w:r>
+      <w:proofErr w:type="gramEnd"/>
+      <w:r>
+        <w:rPr>
+          <w:rFonts w:ascii="Calibri" w:hAnsi="Calibri"/>
+          <w:sz w:val="21"/>
+        </w:rPr>
+        <w:t>'MUDRA scheme eligibility for [</w:t>
+      </w:r>
+      <w:proofErr w:type="spellStart"/>
+      <w:r>
+        <w:rPr>
+          <w:rFonts w:ascii="Calibri" w:hAnsi="Calibri"/>
+          <w:sz w:val="21"/>
+        </w:rPr>
+        <w:t>loan_type</w:t>
+      </w:r>
+      <w:proofErr w:type="spellEnd"/>
+      <w:r>
+        <w:rPr>
+          <w:rFonts w:ascii="Calibri" w:hAnsi="Calibri"/>
+          <w:sz w:val="21"/>
+        </w:rPr>
+        <w:t>]') → FAISS search</w:t>
       </w:r>
     </w:p>
     <w:p>
@@ -3199,44 +5999,135 @@
           <w:rFonts w:ascii="Calibri" w:hAnsi="Calibri"/>
           <w:sz w:val="21"/>
         </w:rPr>
-        <w:t>Synthesizes all retrieved chunks to determine: eligibility (yes/no), approval_likelihood (%), PMAY/MUDRA applicability, required documents list</w:t>
+        <w:t xml:space="preserve">Synthesizes all retrieved chunks to </w:t>
+      </w:r>
+      <w:proofErr w:type="gramStart"/>
+      <w:r>
+        <w:rPr>
+          <w:rFonts w:ascii="Calibri" w:hAnsi="Calibri"/>
+          <w:sz w:val="21"/>
+        </w:rPr>
+        <w:t>determine:</w:t>
+      </w:r>
+      <w:proofErr w:type="gramEnd"/>
+      <w:r>
+        <w:rPr>
+          <w:rFonts w:ascii="Calibri" w:hAnsi="Calibri"/>
+          <w:sz w:val="21"/>
+        </w:rPr>
+        <w:t xml:space="preserve"> eligibility (yes/no), </w:t>
+      </w:r>
+      <w:proofErr w:type="spellStart"/>
+      <w:r>
+        <w:rPr>
+          <w:rFonts w:ascii="Calibri" w:hAnsi="Calibri"/>
+          <w:sz w:val="21"/>
+        </w:rPr>
+        <w:t>approval_likelihood</w:t>
+      </w:r>
+      <w:proofErr w:type="spellEnd"/>
+      <w:r>
+        <w:rPr>
+          <w:rFonts w:ascii="Calibri" w:hAnsi="Calibri"/>
+          <w:sz w:val="21"/>
+        </w:rPr>
+        <w:t xml:space="preserve"> (%), PMAY/MUDRA applicability, required documents list</w:t>
       </w:r>
     </w:p>
     <w:p>
       <w:pPr>
         <w:pStyle w:val="Heading2"/>
       </w:pPr>
+      <w:proofErr w:type="gramStart"/>
       <w:r>
         <w:rPr>
           <w:rFonts w:ascii="Calibri" w:hAnsi="Calibri"/>
           <w:color w:val="4472C4"/>
         </w:rPr>
         <w:lastRenderedPageBreak/>
-        <w:t>5.7  Response Formatter Node</w:t>
-      </w:r>
-    </w:p>
-    <w:p>
-      <w:r>
-        <w:rPr>
-          <w:rFonts w:ascii="Calibri" w:hAnsi="Calibri"/>
-        </w:rPr>
-        <w:t>File: orchestrator/nodes.py  |  Node: response_formatter</w:t>
-      </w:r>
-    </w:p>
-    <w:p>
-      <w:r>
-        <w:rPr>
-          <w:rFonts w:ascii="Calibri" w:hAnsi="Calibri"/>
-        </w:rPr>
-        <w:t>The final node in every flow. It assembles all agent outputs into a single, richly formatted Markdown string that the React frontend renders as a structured UI card. For loan_inquiry responses, it generates a fixed-format card with sections: Credit Analysis, Loan Options Comparison table, Recommendation, Compliance &amp; Eligibility, and Required Documents.</w:t>
-      </w:r>
-    </w:p>
-    <w:p>
-      <w:r>
-        <w:rPr>
-          <w:rFonts w:ascii="Calibri" w:hAnsi="Calibri"/>
-        </w:rPr>
-        <w:t>For general/greeting intents, it calls Groq LLaMa-3.1-8b-instant with the user's chat history and profile name to generate a natural conversational response — without running any financial tools.</w:t>
+        <w:t>5.7  Response</w:t>
+      </w:r>
+      <w:proofErr w:type="gramEnd"/>
+      <w:r>
+        <w:rPr>
+          <w:rFonts w:ascii="Calibri" w:hAnsi="Calibri"/>
+          <w:color w:val="4472C4"/>
+        </w:rPr>
+        <w:t xml:space="preserve"> Formatter Node</w:t>
+      </w:r>
+    </w:p>
+    <w:p>
+      <w:r>
+        <w:rPr>
+          <w:rFonts w:ascii="Calibri" w:hAnsi="Calibri"/>
+        </w:rPr>
+        <w:t xml:space="preserve">File: </w:t>
+      </w:r>
+      <w:proofErr w:type="gramStart"/>
+      <w:r>
+        <w:rPr>
+          <w:rFonts w:ascii="Calibri" w:hAnsi="Calibri"/>
+        </w:rPr>
+        <w:t>orchestrator/nodes.py  |</w:t>
+      </w:r>
+      <w:proofErr w:type="gramEnd"/>
+      <w:r>
+        <w:rPr>
+          <w:rFonts w:ascii="Calibri" w:hAnsi="Calibri"/>
+        </w:rPr>
+        <w:t xml:space="preserve">  Node: </w:t>
+      </w:r>
+      <w:proofErr w:type="spellStart"/>
+      <w:r>
+        <w:rPr>
+          <w:rFonts w:ascii="Calibri" w:hAnsi="Calibri"/>
+        </w:rPr>
+        <w:t>response_formatter</w:t>
+      </w:r>
+      <w:proofErr w:type="spellEnd"/>
+    </w:p>
+    <w:p>
+      <w:r>
+        <w:rPr>
+          <w:rFonts w:ascii="Calibri" w:hAnsi="Calibri"/>
+        </w:rPr>
+        <w:t xml:space="preserve">The final node in every flow. It assembles all agent outputs into a single, richly formatted Markdown string that the React frontend renders as a structured UI card. For </w:t>
+      </w:r>
+      <w:proofErr w:type="spellStart"/>
+      <w:r>
+        <w:rPr>
+          <w:rFonts w:ascii="Calibri" w:hAnsi="Calibri"/>
+        </w:rPr>
+        <w:t>loan_inquiry</w:t>
+      </w:r>
+      <w:proofErr w:type="spellEnd"/>
+      <w:r>
+        <w:rPr>
+          <w:rFonts w:ascii="Calibri" w:hAnsi="Calibri"/>
+        </w:rPr>
+        <w:t xml:space="preserve"> responses, it generates a fixed-format card with sections: Credit Analysis, Loan Options Comparison table, Recommendation, Compliance &amp; Eligibility, and Required Documents.</w:t>
+      </w:r>
+    </w:p>
+    <w:p>
+      <w:r>
+        <w:rPr>
+          <w:rFonts w:ascii="Calibri" w:hAnsi="Calibri"/>
+        </w:rPr>
+        <w:t xml:space="preserve">For general/greeting intents, it calls </w:t>
+      </w:r>
+      <w:proofErr w:type="spellStart"/>
+      <w:r>
+        <w:rPr>
+          <w:rFonts w:ascii="Calibri" w:hAnsi="Calibri"/>
+        </w:rPr>
+        <w:t>Groq</w:t>
+      </w:r>
+      <w:proofErr w:type="spellEnd"/>
+      <w:r>
+        <w:rPr>
+          <w:rFonts w:ascii="Calibri" w:hAnsi="Calibri"/>
+        </w:rPr>
+        <w:t xml:space="preserve"> LLaMa-3.1-8b-instant with the user's chat history and profile name to generate a natural conversational response — without running any financial tools.</w:t>
       </w:r>
     </w:p>
     <w:p>
@@ -3261,20 +6152,52 @@
       <w:pPr>
         <w:pStyle w:val="Heading2"/>
       </w:pPr>
+      <w:proofErr w:type="gramStart"/>
       <w:r>
         <w:rPr>
           <w:rFonts w:ascii="Calibri" w:hAnsi="Calibri"/>
           <w:color w:val="4472C4"/>
         </w:rPr>
-        <w:t>6.1  XGBoost Indian Loan Risk Model</w:t>
-      </w:r>
-    </w:p>
-    <w:p>
-      <w:r>
-        <w:rPr>
-          <w:rFonts w:ascii="Calibri" w:hAnsi="Calibri"/>
-        </w:rPr>
-        <w:t>Files: ml_models/fraud_detector.py, ml_models/build_loan_risk_model.py</w:t>
+        <w:t xml:space="preserve">6.1  </w:t>
+      </w:r>
+      <w:proofErr w:type="spellStart"/>
+      <w:r>
+        <w:rPr>
+          <w:rFonts w:ascii="Calibri" w:hAnsi="Calibri"/>
+          <w:color w:val="4472C4"/>
+        </w:rPr>
+        <w:t>XGBoost</w:t>
+      </w:r>
+      <w:proofErr w:type="spellEnd"/>
+      <w:proofErr w:type="gramEnd"/>
+      <w:r>
+        <w:rPr>
+          <w:rFonts w:ascii="Calibri" w:hAnsi="Calibri"/>
+          <w:color w:val="4472C4"/>
+        </w:rPr>
+        <w:t xml:space="preserve"> Indian Loan Risk Model</w:t>
+      </w:r>
+    </w:p>
+    <w:p>
+      <w:r>
+        <w:rPr>
+          <w:rFonts w:ascii="Calibri" w:hAnsi="Calibri"/>
+        </w:rPr>
+        <w:t xml:space="preserve">Files: </w:t>
+      </w:r>
+      <w:proofErr w:type="spellStart"/>
+      <w:r>
+        <w:rPr>
+          <w:rFonts w:ascii="Calibri" w:hAnsi="Calibri"/>
+        </w:rPr>
+        <w:t>ml_models</w:t>
+      </w:r>
+      <w:proofErr w:type="spellEnd"/>
+      <w:r>
+        <w:rPr>
+          <w:rFonts w:ascii="Calibri" w:hAnsi="Calibri"/>
+        </w:rPr>
+        <w:t>/fraud_detector.py, ml_models/build_loan_risk_model.py</w:t>
       </w:r>
     </w:p>
     <w:p>
@@ -3355,6 +6278,7 @@
             <w:tcW w:w="2880" w:type="dxa"/>
           </w:tcPr>
           <w:p>
+            <w:proofErr w:type="spellStart"/>
             <w:r>
               <w:rPr>
                 <w:rFonts w:ascii="Calibri" w:hAnsi="Calibri"/>
@@ -3362,6 +6286,7 @@
               </w:rPr>
               <w:t>credit_score</w:t>
             </w:r>
+            <w:proofErr w:type="spellEnd"/>
           </w:p>
         </w:tc>
         <w:tc>
@@ -3399,6 +6324,7 @@
             <w:tcW w:w="2880" w:type="dxa"/>
           </w:tcPr>
           <w:p>
+            <w:proofErr w:type="spellStart"/>
             <w:r>
               <w:rPr>
                 <w:rFonts w:ascii="Calibri" w:hAnsi="Calibri"/>
@@ -3406,6 +6332,7 @@
               </w:rPr>
               <w:t>annual_income</w:t>
             </w:r>
+            <w:proofErr w:type="spellEnd"/>
           </w:p>
         </w:tc>
         <w:tc>
@@ -3443,6 +6370,7 @@
             <w:tcW w:w="2880" w:type="dxa"/>
           </w:tcPr>
           <w:p>
+            <w:proofErr w:type="spellStart"/>
             <w:r>
               <w:rPr>
                 <w:rFonts w:ascii="Calibri" w:hAnsi="Calibri"/>
@@ -3450,6 +6378,7 @@
               </w:rPr>
               <w:t>loan_amount</w:t>
             </w:r>
+            <w:proofErr w:type="spellEnd"/>
           </w:p>
         </w:tc>
         <w:tc>
@@ -3487,6 +6416,7 @@
             <w:tcW w:w="2880" w:type="dxa"/>
           </w:tcPr>
           <w:p>
+            <w:proofErr w:type="spellStart"/>
             <w:r>
               <w:rPr>
                 <w:rFonts w:ascii="Calibri" w:hAnsi="Calibri"/>
@@ -3494,6 +6424,7 @@
               </w:rPr>
               <w:t>loan_to_income_ratio</w:t>
             </w:r>
+            <w:proofErr w:type="spellEnd"/>
           </w:p>
         </w:tc>
         <w:tc>
@@ -3515,13 +6446,31 @@
             <w:tcW w:w="5760" w:type="dxa"/>
           </w:tcPr>
           <w:p>
-            <w:r>
-              <w:rPr>
-                <w:rFonts w:ascii="Calibri" w:hAnsi="Calibri"/>
-                <w:sz w:val="20"/>
-              </w:rPr>
-              <w:t>loan_amount / annual_income</w:t>
-            </w:r>
+            <w:proofErr w:type="spellStart"/>
+            <w:r>
+              <w:rPr>
+                <w:rFonts w:ascii="Calibri" w:hAnsi="Calibri"/>
+                <w:sz w:val="20"/>
+              </w:rPr>
+              <w:t>loan_amount</w:t>
+            </w:r>
+            <w:proofErr w:type="spellEnd"/>
+            <w:r>
+              <w:rPr>
+                <w:rFonts w:ascii="Calibri" w:hAnsi="Calibri"/>
+                <w:sz w:val="20"/>
+              </w:rPr>
+              <w:t xml:space="preserve"> / </w:t>
+            </w:r>
+            <w:proofErr w:type="spellStart"/>
+            <w:r>
+              <w:rPr>
+                <w:rFonts w:ascii="Calibri" w:hAnsi="Calibri"/>
+                <w:sz w:val="20"/>
+              </w:rPr>
+              <w:t>annual_income</w:t>
+            </w:r>
+            <w:proofErr w:type="spellEnd"/>
           </w:p>
         </w:tc>
       </w:tr>
@@ -3531,6 +6480,7 @@
             <w:tcW w:w="2880" w:type="dxa"/>
           </w:tcPr>
           <w:p>
+            <w:proofErr w:type="spellStart"/>
             <w:r>
               <w:rPr>
                 <w:rFonts w:ascii="Calibri" w:hAnsi="Calibri"/>
@@ -3538,6 +6488,7 @@
               </w:rPr>
               <w:t>employment_months</w:t>
             </w:r>
+            <w:proofErr w:type="spellEnd"/>
           </w:p>
         </w:tc>
         <w:tc>
@@ -3575,6 +6526,7 @@
             <w:tcW w:w="2880" w:type="dxa"/>
           </w:tcPr>
           <w:p>
+            <w:proofErr w:type="spellStart"/>
             <w:r>
               <w:rPr>
                 <w:rFonts w:ascii="Calibri" w:hAnsi="Calibri"/>
@@ -3582,6 +6534,7 @@
               </w:rPr>
               <w:t>existing_emi_amount</w:t>
             </w:r>
+            <w:proofErr w:type="spellEnd"/>
           </w:p>
         </w:tc>
         <w:tc>
@@ -3619,6 +6572,7 @@
             <w:tcW w:w="2880" w:type="dxa"/>
           </w:tcPr>
           <w:p>
+            <w:proofErr w:type="spellStart"/>
             <w:r>
               <w:rPr>
                 <w:rFonts w:ascii="Calibri" w:hAnsi="Calibri"/>
@@ -3626,6 +6580,7 @@
               </w:rPr>
               <w:t>debt_to_income_ratio</w:t>
             </w:r>
+            <w:proofErr w:type="spellEnd"/>
           </w:p>
         </w:tc>
         <w:tc>
@@ -3647,13 +6602,31 @@
             <w:tcW w:w="5760" w:type="dxa"/>
           </w:tcPr>
           <w:p>
-            <w:r>
-              <w:rPr>
-                <w:rFonts w:ascii="Calibri" w:hAnsi="Calibri"/>
-                <w:sz w:val="20"/>
-              </w:rPr>
-              <w:t>existing_emi × 12 / annual_income</w:t>
-            </w:r>
+            <w:proofErr w:type="spellStart"/>
+            <w:r>
+              <w:rPr>
+                <w:rFonts w:ascii="Calibri" w:hAnsi="Calibri"/>
+                <w:sz w:val="20"/>
+              </w:rPr>
+              <w:t>existing_emi</w:t>
+            </w:r>
+            <w:proofErr w:type="spellEnd"/>
+            <w:r>
+              <w:rPr>
+                <w:rFonts w:ascii="Calibri" w:hAnsi="Calibri"/>
+                <w:sz w:val="20"/>
+              </w:rPr>
+              <w:t xml:space="preserve"> × 12 / </w:t>
+            </w:r>
+            <w:proofErr w:type="spellStart"/>
+            <w:r>
+              <w:rPr>
+                <w:rFonts w:ascii="Calibri" w:hAnsi="Calibri"/>
+                <w:sz w:val="20"/>
+              </w:rPr>
+              <w:t>annual_income</w:t>
+            </w:r>
+            <w:proofErr w:type="spellEnd"/>
           </w:p>
         </w:tc>
       </w:tr>
@@ -3663,6 +6636,7 @@
             <w:tcW w:w="2880" w:type="dxa"/>
           </w:tcPr>
           <w:p>
+            <w:proofErr w:type="spellStart"/>
             <w:r>
               <w:rPr>
                 <w:rFonts w:ascii="Calibri" w:hAnsi="Calibri"/>
@@ -3670,6 +6644,7 @@
               </w:rPr>
               <w:t>credit_utilization</w:t>
             </w:r>
+            <w:proofErr w:type="spellEnd"/>
           </w:p>
         </w:tc>
         <w:tc>
@@ -3751,6 +6726,7 @@
             <w:tcW w:w="2880" w:type="dxa"/>
           </w:tcPr>
           <w:p>
+            <w:proofErr w:type="spellStart"/>
             <w:r>
               <w:rPr>
                 <w:rFonts w:ascii="Calibri" w:hAnsi="Calibri"/>
@@ -3758,6 +6734,7 @@
               </w:rPr>
               <w:t>loan_type_encoded</w:t>
             </w:r>
+            <w:proofErr w:type="spellEnd"/>
           </w:p>
         </w:tc>
         <w:tc>
@@ -3857,12 +6834,21 @@
             <w:tcW w:w="6624" w:type="dxa"/>
           </w:tcPr>
           <w:p>
-            <w:r>
-              <w:rPr>
-                <w:rFonts w:ascii="Calibri" w:hAnsi="Calibri"/>
-                <w:sz w:val="20"/>
-              </w:rPr>
-              <w:t>XGBoost Classifier</w:t>
+            <w:proofErr w:type="spellStart"/>
+            <w:r>
+              <w:rPr>
+                <w:rFonts w:ascii="Calibri" w:hAnsi="Calibri"/>
+                <w:sz w:val="20"/>
+              </w:rPr>
+              <w:t>XGBoost</w:t>
+            </w:r>
+            <w:proofErr w:type="spellEnd"/>
+            <w:r>
+              <w:rPr>
+                <w:rFonts w:ascii="Calibri" w:hAnsi="Calibri"/>
+                <w:sz w:val="20"/>
+              </w:rPr>
+              <w:t xml:space="preserve"> Classifier</w:t>
             </w:r>
           </w:p>
         </w:tc>
@@ -3917,12 +6903,37 @@
             <w:tcW w:w="6624" w:type="dxa"/>
           </w:tcPr>
           <w:p>
-            <w:r>
-              <w:rPr>
-                <w:rFonts w:ascii="Calibri" w:hAnsi="Calibri"/>
-                <w:sz w:val="20"/>
-              </w:rPr>
-              <w:t>risk_score (0–1) and risk_tier (Low / Medium / High)</w:t>
+            <w:proofErr w:type="spellStart"/>
+            <w:r>
+              <w:rPr>
+                <w:rFonts w:ascii="Calibri" w:hAnsi="Calibri"/>
+                <w:sz w:val="20"/>
+              </w:rPr>
+              <w:t>risk_score</w:t>
+            </w:r>
+            <w:proofErr w:type="spellEnd"/>
+            <w:r>
+              <w:rPr>
+                <w:rFonts w:ascii="Calibri" w:hAnsi="Calibri"/>
+                <w:sz w:val="20"/>
+              </w:rPr>
+              <w:t xml:space="preserve"> (0–1) and </w:t>
+            </w:r>
+            <w:proofErr w:type="spellStart"/>
+            <w:r>
+              <w:rPr>
+                <w:rFonts w:ascii="Calibri" w:hAnsi="Calibri"/>
+                <w:sz w:val="20"/>
+              </w:rPr>
+              <w:t>risk_tier</w:t>
+            </w:r>
+            <w:proofErr w:type="spellEnd"/>
+            <w:r>
+              <w:rPr>
+                <w:rFonts w:ascii="Calibri" w:hAnsi="Calibri"/>
+                <w:sz w:val="20"/>
+              </w:rPr>
+              <w:t xml:space="preserve"> (Low / Medium / High)</w:t>
             </w:r>
           </w:p>
         </w:tc>
@@ -3947,13 +6958,31 @@
             <w:tcW w:w="6624" w:type="dxa"/>
           </w:tcPr>
           <w:p>
-            <w:r>
-              <w:rPr>
-                <w:rFonts w:ascii="Calibri" w:hAnsi="Calibri"/>
-                <w:sz w:val="20"/>
-              </w:rPr>
-              <w:t>ml_models/saved/loan_risk_model.joblib</w:t>
-            </w:r>
+            <w:proofErr w:type="spellStart"/>
+            <w:r>
+              <w:rPr>
+                <w:rFonts w:ascii="Calibri" w:hAnsi="Calibri"/>
+                <w:sz w:val="20"/>
+              </w:rPr>
+              <w:t>ml_models</w:t>
+            </w:r>
+            <w:proofErr w:type="spellEnd"/>
+            <w:r>
+              <w:rPr>
+                <w:rFonts w:ascii="Calibri" w:hAnsi="Calibri"/>
+                <w:sz w:val="20"/>
+              </w:rPr>
+              <w:t>/saved/</w:t>
+            </w:r>
+            <w:proofErr w:type="spellStart"/>
+            <w:r>
+              <w:rPr>
+                <w:rFonts w:ascii="Calibri" w:hAnsi="Calibri"/>
+                <w:sz w:val="20"/>
+              </w:rPr>
+              <w:t>loan_risk_model.joblib</w:t>
+            </w:r>
+            <w:proofErr w:type="spellEnd"/>
           </w:p>
         </w:tc>
       </w:tr>
@@ -4022,12 +7051,21 @@
       <w:pPr>
         <w:pStyle w:val="Heading2"/>
       </w:pPr>
+      <w:proofErr w:type="gramStart"/>
       <w:r>
         <w:rPr>
           <w:rFonts w:ascii="Calibri" w:hAnsi="Calibri"/>
           <w:color w:val="4472C4"/>
         </w:rPr>
-        <w:t>6.2  EMI Calculator</w:t>
+        <w:t>6.2  EMI</w:t>
+      </w:r>
+      <w:proofErr w:type="gramEnd"/>
+      <w:r>
+        <w:rPr>
+          <w:rFonts w:ascii="Calibri" w:hAnsi="Calibri"/>
+          <w:color w:val="4472C4"/>
+        </w:rPr>
+        <w:t xml:space="preserve"> Calculator</w:t>
       </w:r>
     </w:p>
     <w:p>
@@ -4043,7 +7081,21 @@
         <w:rPr>
           <w:rFonts w:ascii="Calibri" w:hAnsi="Calibri"/>
         </w:rPr>
-        <w:t>Pure Python implementation of the standard Indian EMI formula. This function is called by the CrewAI Loan Advisor agent for every bank product in the comparison table. The LLM never computes EMI values — it only passes the parameters as tool arguments.</w:t>
+        <w:t xml:space="preserve">Pure Python implementation of the standard Indian EMI formula. This function is called by the </w:t>
+      </w:r>
+      <w:proofErr w:type="spellStart"/>
+      <w:r>
+        <w:rPr>
+          <w:rFonts w:ascii="Calibri" w:hAnsi="Calibri"/>
+        </w:rPr>
+        <w:t>CrewAI</w:t>
+      </w:r>
+      <w:proofErr w:type="spellEnd"/>
+      <w:r>
+        <w:rPr>
+          <w:rFonts w:ascii="Calibri" w:hAnsi="Calibri"/>
+        </w:rPr>
+        <w:t xml:space="preserve"> Loan Advisor agent for every bank product in the comparison table. The LLM never computes EMI values — it only passes the parameters as tool arguments.</w:t>
       </w:r>
     </w:p>
     <w:p>
@@ -4058,7 +7110,25 @@
           <w:color w:val="1E1E1E"/>
           <w:sz w:val="19"/>
         </w:rPr>
-        <w:t xml:space="preserve">  EMI = P × R × (1 + R)^N</w:t>
+        <w:t xml:space="preserve">  EMI = P × R × (1 + </w:t>
+      </w:r>
+      <w:proofErr w:type="gramStart"/>
+      <w:r>
+        <w:rPr>
+          <w:rFonts w:ascii="Courier New" w:hAnsi="Courier New"/>
+          <w:color w:val="1E1E1E"/>
+          <w:sz w:val="19"/>
+        </w:rPr>
+        <w:t>R)^</w:t>
+      </w:r>
+      <w:proofErr w:type="gramEnd"/>
+      <w:r>
+        <w:rPr>
+          <w:rFonts w:ascii="Courier New" w:hAnsi="Courier New"/>
+          <w:color w:val="1E1E1E"/>
+          <w:sz w:val="19"/>
+        </w:rPr>
+        <w:t>N</w:t>
       </w:r>
     </w:p>
     <w:p>
@@ -4088,7 +7158,25 @@
           <w:color w:val="1E1E1E"/>
           <w:sz w:val="19"/>
         </w:rPr>
-        <w:t xml:space="preserve">          (1 + R)^N − 1</w:t>
+        <w:t xml:space="preserve">          (1 + </w:t>
+      </w:r>
+      <w:proofErr w:type="gramStart"/>
+      <w:r>
+        <w:rPr>
+          <w:rFonts w:ascii="Courier New" w:hAnsi="Courier New"/>
+          <w:color w:val="1E1E1E"/>
+          <w:sz w:val="19"/>
+        </w:rPr>
+        <w:t>R)^</w:t>
+      </w:r>
+      <w:proofErr w:type="gramEnd"/>
+      <w:r>
+        <w:rPr>
+          <w:rFonts w:ascii="Courier New" w:hAnsi="Courier New"/>
+          <w:color w:val="1E1E1E"/>
+          <w:sz w:val="19"/>
+        </w:rPr>
+        <w:t>N − 1</w:t>
       </w:r>
     </w:p>
     <w:p>
@@ -4140,7 +7228,25 @@
           <w:color w:val="1E1E1E"/>
           <w:sz w:val="19"/>
         </w:rPr>
-        <w:t xml:space="preserve">    R = Monthly interest rate (annual_rate / 12 / 100)</w:t>
+        <w:t xml:space="preserve">    R = Monthly interest rate (</w:t>
+      </w:r>
+      <w:proofErr w:type="spellStart"/>
+      <w:r>
+        <w:rPr>
+          <w:rFonts w:ascii="Courier New" w:hAnsi="Courier New"/>
+          <w:color w:val="1E1E1E"/>
+          <w:sz w:val="19"/>
+        </w:rPr>
+        <w:t>annual_rate</w:t>
+      </w:r>
+      <w:proofErr w:type="spellEnd"/>
+      <w:r>
+        <w:rPr>
+          <w:rFonts w:ascii="Courier New" w:hAnsi="Courier New"/>
+          <w:color w:val="1E1E1E"/>
+          <w:sz w:val="19"/>
+        </w:rPr>
+        <w:t xml:space="preserve"> / 12 / 100)</w:t>
       </w:r>
     </w:p>
     <w:p>
@@ -4177,19 +7283,74 @@
           <w:color w:val="1E1E1E"/>
           <w:sz w:val="19"/>
         </w:rPr>
-        <w:t xml:space="preserve">  Returns: monthly_emi, total_interest, total_repayment</w:t>
-      </w:r>
+        <w:t xml:space="preserve">  Returns: </w:t>
+      </w:r>
+      <w:proofErr w:type="spellStart"/>
+      <w:r>
+        <w:rPr>
+          <w:rFonts w:ascii="Courier New" w:hAnsi="Courier New"/>
+          <w:color w:val="1E1E1E"/>
+          <w:sz w:val="19"/>
+        </w:rPr>
+        <w:t>monthly_emi</w:t>
+      </w:r>
+      <w:proofErr w:type="spellEnd"/>
+      <w:r>
+        <w:rPr>
+          <w:rFonts w:ascii="Courier New" w:hAnsi="Courier New"/>
+          <w:color w:val="1E1E1E"/>
+          <w:sz w:val="19"/>
+        </w:rPr>
+        <w:t xml:space="preserve">, </w:t>
+      </w:r>
+      <w:proofErr w:type="spellStart"/>
+      <w:r>
+        <w:rPr>
+          <w:rFonts w:ascii="Courier New" w:hAnsi="Courier New"/>
+          <w:color w:val="1E1E1E"/>
+          <w:sz w:val="19"/>
+        </w:rPr>
+        <w:t>total_interest</w:t>
+      </w:r>
+      <w:proofErr w:type="spellEnd"/>
+      <w:r>
+        <w:rPr>
+          <w:rFonts w:ascii="Courier New" w:hAnsi="Courier New"/>
+          <w:color w:val="1E1E1E"/>
+          <w:sz w:val="19"/>
+        </w:rPr>
+        <w:t xml:space="preserve">, </w:t>
+      </w:r>
+      <w:proofErr w:type="spellStart"/>
+      <w:r>
+        <w:rPr>
+          <w:rFonts w:ascii="Courier New" w:hAnsi="Courier New"/>
+          <w:color w:val="1E1E1E"/>
+          <w:sz w:val="19"/>
+        </w:rPr>
+        <w:t>total_repayment</w:t>
+      </w:r>
+      <w:proofErr w:type="spellEnd"/>
     </w:p>
     <w:p>
       <w:pPr>
         <w:pStyle w:val="Heading2"/>
       </w:pPr>
+      <w:proofErr w:type="gramStart"/>
       <w:r>
         <w:rPr>
           <w:rFonts w:ascii="Calibri" w:hAnsi="Calibri"/>
           <w:color w:val="4472C4"/>
         </w:rPr>
-        <w:t>6.3  Rate Predictor &amp; RATE_BANDS Cache</w:t>
+        <w:t>6.3  Rate</w:t>
+      </w:r>
+      <w:proofErr w:type="gramEnd"/>
+      <w:r>
+        <w:rPr>
+          <w:rFonts w:ascii="Calibri" w:hAnsi="Calibri"/>
+          <w:color w:val="4472C4"/>
+        </w:rPr>
+        <w:t xml:space="preserve"> Predictor &amp; RATE_BANDS Cache</w:t>
       </w:r>
     </w:p>
     <w:p>
@@ -4206,7 +7367,35 @@
           <w:rFonts w:ascii="Calibri" w:hAnsi="Calibri"/>
         </w:rPr>
         <w:lastRenderedPageBreak/>
-        <w:t>At boot time, the Scatter-Gather engine updates a global in-memory dictionary called RATE_BANDS. This dictionary maps each loan type to its current spread (in percentage points above the RBI Repo Rate) and a list of provider names. The predict_rate() function performs the following at query time:</w:t>
+        <w:t xml:space="preserve">At boot time, the Scatter-Gather engine updates a global in-memory dictionary called RATE_BANDS. This dictionary maps each loan type to its current spread (in percentage points above the RBI Repo Rate) and a list of provider names. The </w:t>
+      </w:r>
+      <w:proofErr w:type="spellStart"/>
+      <w:r>
+        <w:rPr>
+          <w:rFonts w:ascii="Calibri" w:hAnsi="Calibri"/>
+        </w:rPr>
+        <w:t>predict_</w:t>
+      </w:r>
+      <w:proofErr w:type="gramStart"/>
+      <w:r>
+        <w:rPr>
+          <w:rFonts w:ascii="Calibri" w:hAnsi="Calibri"/>
+        </w:rPr>
+        <w:t>rate</w:t>
+      </w:r>
+      <w:proofErr w:type="spellEnd"/>
+      <w:r>
+        <w:rPr>
+          <w:rFonts w:ascii="Calibri" w:hAnsi="Calibri"/>
+        </w:rPr>
+        <w:t>(</w:t>
+      </w:r>
+      <w:proofErr w:type="gramEnd"/>
+      <w:r>
+        <w:rPr>
+          <w:rFonts w:ascii="Calibri" w:hAnsi="Calibri"/>
+        </w:rPr>
+        <w:t>) function performs the following at query time:</w:t>
       </w:r>
     </w:p>
     <w:p>
@@ -4217,7 +7406,29 @@
         <w:rPr>
           <w:rFonts w:ascii="Calibri" w:hAnsi="Calibri"/>
         </w:rPr>
-        <w:t>1. Look up RATE_BANDS[loan_type] → get {spread, providers}</w:t>
+        <w:t>1. Look up RATE_</w:t>
+      </w:r>
+      <w:proofErr w:type="gramStart"/>
+      <w:r>
+        <w:rPr>
+          <w:rFonts w:ascii="Calibri" w:hAnsi="Calibri"/>
+        </w:rPr>
+        <w:t>BANDS[</w:t>
+      </w:r>
+      <w:proofErr w:type="spellStart"/>
+      <w:proofErr w:type="gramEnd"/>
+      <w:r>
+        <w:rPr>
+          <w:rFonts w:ascii="Calibri" w:hAnsi="Calibri"/>
+        </w:rPr>
+        <w:t>loan_type</w:t>
+      </w:r>
+      <w:proofErr w:type="spellEnd"/>
+      <w:r>
+        <w:rPr>
+          <w:rFonts w:ascii="Calibri" w:hAnsi="Calibri"/>
+        </w:rPr>
+        <w:t>] → get {spread, providers}</w:t>
       </w:r>
     </w:p>
     <w:p>
@@ -4239,8 +7450,44 @@
         <w:rPr>
           <w:rFonts w:ascii="Calibri" w:hAnsi="Calibri"/>
         </w:rPr>
-        <w:t>3. Compute personalized_rate = repo_rate + spread + tier_modifier</w:t>
-      </w:r>
+        <w:t xml:space="preserve">3. Compute </w:t>
+      </w:r>
+      <w:proofErr w:type="spellStart"/>
+      <w:r>
+        <w:rPr>
+          <w:rFonts w:ascii="Calibri" w:hAnsi="Calibri"/>
+        </w:rPr>
+        <w:t>personalized_rate</w:t>
+      </w:r>
+      <w:proofErr w:type="spellEnd"/>
+      <w:r>
+        <w:rPr>
+          <w:rFonts w:ascii="Calibri" w:hAnsi="Calibri"/>
+        </w:rPr>
+        <w:t xml:space="preserve"> = </w:t>
+      </w:r>
+      <w:proofErr w:type="spellStart"/>
+      <w:r>
+        <w:rPr>
+          <w:rFonts w:ascii="Calibri" w:hAnsi="Calibri"/>
+        </w:rPr>
+        <w:t>repo_rate</w:t>
+      </w:r>
+      <w:proofErr w:type="spellEnd"/>
+      <w:r>
+        <w:rPr>
+          <w:rFonts w:ascii="Calibri" w:hAnsi="Calibri"/>
+        </w:rPr>
+        <w:t xml:space="preserve"> + spread + </w:t>
+      </w:r>
+      <w:proofErr w:type="spellStart"/>
+      <w:r>
+        <w:rPr>
+          <w:rFonts w:ascii="Calibri" w:hAnsi="Calibri"/>
+        </w:rPr>
+        <w:t>tier_modifier</w:t>
+      </w:r>
+      <w:proofErr w:type="spellEnd"/>
     </w:p>
     <w:p>
       <w:pPr>
@@ -4250,7 +7497,63 @@
         <w:rPr>
           <w:rFonts w:ascii="Calibri" w:hAnsi="Calibri"/>
         </w:rPr>
-        <w:t>4. Return {min_rate, max_rate, personalized_rate, provider_rates} to the calling agent tool</w:t>
+        <w:t>4. Return {</w:t>
+      </w:r>
+      <w:proofErr w:type="spellStart"/>
+      <w:r>
+        <w:rPr>
+          <w:rFonts w:ascii="Calibri" w:hAnsi="Calibri"/>
+        </w:rPr>
+        <w:t>min_rate</w:t>
+      </w:r>
+      <w:proofErr w:type="spellEnd"/>
+      <w:r>
+        <w:rPr>
+          <w:rFonts w:ascii="Calibri" w:hAnsi="Calibri"/>
+        </w:rPr>
+        <w:t xml:space="preserve">, </w:t>
+      </w:r>
+      <w:proofErr w:type="spellStart"/>
+      <w:r>
+        <w:rPr>
+          <w:rFonts w:ascii="Calibri" w:hAnsi="Calibri"/>
+        </w:rPr>
+        <w:t>max_rate</w:t>
+      </w:r>
+      <w:proofErr w:type="spellEnd"/>
+      <w:r>
+        <w:rPr>
+          <w:rFonts w:ascii="Calibri" w:hAnsi="Calibri"/>
+        </w:rPr>
+        <w:t xml:space="preserve">, </w:t>
+      </w:r>
+      <w:proofErr w:type="spellStart"/>
+      <w:r>
+        <w:rPr>
+          <w:rFonts w:ascii="Calibri" w:hAnsi="Calibri"/>
+        </w:rPr>
+        <w:t>personalized_rate</w:t>
+      </w:r>
+      <w:proofErr w:type="spellEnd"/>
+      <w:r>
+        <w:rPr>
+          <w:rFonts w:ascii="Calibri" w:hAnsi="Calibri"/>
+        </w:rPr>
+        <w:t xml:space="preserve">, </w:t>
+      </w:r>
+      <w:proofErr w:type="spellStart"/>
+      <w:r>
+        <w:rPr>
+          <w:rFonts w:ascii="Calibri" w:hAnsi="Calibri"/>
+        </w:rPr>
+        <w:t>provider_rates</w:t>
+      </w:r>
+      <w:proofErr w:type="spellEnd"/>
+      <w:r>
+        <w:rPr>
+          <w:rFonts w:ascii="Calibri" w:hAnsi="Calibri"/>
+        </w:rPr>
+        <w:t>} to the calling agent tool</w:t>
       </w:r>
     </w:p>
     <w:p>
@@ -4291,12 +7594,21 @@
       <w:pPr>
         <w:pStyle w:val="Heading2"/>
       </w:pPr>
+      <w:proofErr w:type="gramStart"/>
       <w:r>
         <w:rPr>
           <w:rFonts w:ascii="Calibri" w:hAnsi="Calibri"/>
           <w:color w:val="4472C4"/>
         </w:rPr>
-        <w:t>7.1  Indexing Phase (Boot-Time or First Run)</w:t>
+        <w:t>7.1  Indexing</w:t>
+      </w:r>
+      <w:proofErr w:type="gramEnd"/>
+      <w:r>
+        <w:rPr>
+          <w:rFonts w:ascii="Calibri" w:hAnsi="Calibri"/>
+          <w:color w:val="4472C4"/>
+        </w:rPr>
+        <w:t xml:space="preserve"> Phase (Boot-Time or First Run)</w:t>
       </w:r>
     </w:p>
     <w:p>
@@ -4317,12 +7629,37 @@
         <w:pStyle w:val="ListBullet"/>
         <w:ind w:left="432"/>
       </w:pPr>
+      <w:proofErr w:type="spellStart"/>
       <w:r>
         <w:rPr>
           <w:rFonts w:ascii="Calibri" w:hAnsi="Calibri"/>
           <w:sz w:val="21"/>
         </w:rPr>
-        <w:t>LangChain RecursiveCharacterTextSplitter splits documents into 500-token chunks with 50-token overlap</w:t>
+        <w:t>LangChain</w:t>
+      </w:r>
+      <w:proofErr w:type="spellEnd"/>
+      <w:r>
+        <w:rPr>
+          <w:rFonts w:ascii="Calibri" w:hAnsi="Calibri"/>
+          <w:sz w:val="21"/>
+        </w:rPr>
+        <w:t xml:space="preserve"> </w:t>
+      </w:r>
+      <w:proofErr w:type="spellStart"/>
+      <w:r>
+        <w:rPr>
+          <w:rFonts w:ascii="Calibri" w:hAnsi="Calibri"/>
+          <w:sz w:val="21"/>
+        </w:rPr>
+        <w:t>RecursiveCharacterTextSplitter</w:t>
+      </w:r>
+      <w:proofErr w:type="spellEnd"/>
+      <w:r>
+        <w:rPr>
+          <w:rFonts w:ascii="Calibri" w:hAnsi="Calibri"/>
+          <w:sz w:val="21"/>
+        </w:rPr>
+        <w:t xml:space="preserve"> splits documents into 500-token chunks with 50-token overlap</w:t>
       </w:r>
     </w:p>
     <w:p>
@@ -4348,7 +7685,23 @@
           <w:rFonts w:ascii="Calibri" w:hAnsi="Calibri"/>
           <w:sz w:val="21"/>
         </w:rPr>
-        <w:t>Embeddings are stored in a FAISS Flat-L2 index and persisted to disk at rag/faiss_index/</w:t>
+        <w:t>Embeddings are stored in a FAISS Flat-L2 index and persisted to disk at rag/</w:t>
+      </w:r>
+      <w:proofErr w:type="spellStart"/>
+      <w:r>
+        <w:rPr>
+          <w:rFonts w:ascii="Calibri" w:hAnsi="Calibri"/>
+          <w:sz w:val="21"/>
+        </w:rPr>
+        <w:t>faiss_index</w:t>
+      </w:r>
+      <w:proofErr w:type="spellEnd"/>
+      <w:r>
+        <w:rPr>
+          <w:rFonts w:ascii="Calibri" w:hAnsi="Calibri"/>
+          <w:sz w:val="21"/>
+        </w:rPr>
+        <w:t>/</w:t>
       </w:r>
     </w:p>
     <w:p>
@@ -4396,7 +7749,23 @@
           <w:rFonts w:ascii="Calibri" w:hAnsi="Calibri"/>
           <w:sz w:val="21"/>
         </w:rPr>
-        <w:t>PMAY (Pradhan Mantri Awas Yojana) — eligibility, income limits, subsidy rates</w:t>
+        <w:t xml:space="preserve">PMAY (Pradhan Mantri Awas </w:t>
+      </w:r>
+      <w:proofErr w:type="gramStart"/>
+      <w:r>
+        <w:rPr>
+          <w:rFonts w:ascii="Calibri" w:hAnsi="Calibri"/>
+          <w:sz w:val="21"/>
+        </w:rPr>
+        <w:t>Yojana) —</w:t>
+      </w:r>
+      <w:proofErr w:type="gramEnd"/>
+      <w:r>
+        <w:rPr>
+          <w:rFonts w:ascii="Calibri" w:hAnsi="Calibri"/>
+          <w:sz w:val="21"/>
+        </w:rPr>
+        <w:t xml:space="preserve"> eligibility, income limits, subsidy rates</w:t>
       </w:r>
     </w:p>
     <w:p>
@@ -4409,7 +7778,23 @@
           <w:rFonts w:ascii="Calibri" w:hAnsi="Calibri"/>
           <w:sz w:val="21"/>
         </w:rPr>
-        <w:t>MUDRA / PMEGP scheme details — Shishu / Kishore / Tarun categories and loan limits</w:t>
+        <w:t xml:space="preserve">MUDRA / PMEGP scheme details — </w:t>
+      </w:r>
+      <w:proofErr w:type="spellStart"/>
+      <w:r>
+        <w:rPr>
+          <w:rFonts w:ascii="Calibri" w:hAnsi="Calibri"/>
+          <w:sz w:val="21"/>
+        </w:rPr>
+        <w:t>Shishu</w:t>
+      </w:r>
+      <w:proofErr w:type="spellEnd"/>
+      <w:r>
+        <w:rPr>
+          <w:rFonts w:ascii="Calibri" w:hAnsi="Calibri"/>
+          <w:sz w:val="21"/>
+        </w:rPr>
+        <w:t xml:space="preserve"> / Kishore / Tarun categories and loan limits</w:t>
       </w:r>
     </w:p>
     <w:p>
@@ -4429,12 +7814,21 @@
       <w:pPr>
         <w:pStyle w:val="Heading2"/>
       </w:pPr>
+      <w:proofErr w:type="gramStart"/>
       <w:r>
         <w:rPr>
           <w:rFonts w:ascii="Calibri" w:hAnsi="Calibri"/>
           <w:color w:val="4472C4"/>
         </w:rPr>
-        <w:t>7.2  Query Phase (Per User Request)</w:t>
+        <w:t>7.2  Query</w:t>
+      </w:r>
+      <w:proofErr w:type="gramEnd"/>
+      <w:r>
+        <w:rPr>
+          <w:rFonts w:ascii="Calibri" w:hAnsi="Calibri"/>
+          <w:color w:val="4472C4"/>
+        </w:rPr>
+        <w:t xml:space="preserve"> Phase (Per User Request)</w:t>
       </w:r>
     </w:p>
     <w:p>
@@ -4486,7 +7880,23 @@
           <w:rFonts w:ascii="Calibri" w:hAnsi="Calibri"/>
           <w:sz w:val="21"/>
         </w:rPr>
-        <w:t>Chunks + user query are sent to Groq LLaMa-3.3-70b-versatile for synthesis</w:t>
+        <w:t xml:space="preserve">Chunks + user query are sent to </w:t>
+      </w:r>
+      <w:proofErr w:type="spellStart"/>
+      <w:r>
+        <w:rPr>
+          <w:rFonts w:ascii="Calibri" w:hAnsi="Calibri"/>
+          <w:sz w:val="21"/>
+        </w:rPr>
+        <w:t>Groq</w:t>
+      </w:r>
+      <w:proofErr w:type="spellEnd"/>
+      <w:r>
+        <w:rPr>
+          <w:rFonts w:ascii="Calibri" w:hAnsi="Calibri"/>
+          <w:sz w:val="21"/>
+        </w:rPr>
+        <w:t xml:space="preserve"> LLaMa-3.3-70b-versatile for synthesis</w:t>
       </w:r>
     </w:p>
     <w:p>
@@ -4545,20 +7955,59 @@
       <w:pPr>
         <w:pStyle w:val="Heading2"/>
       </w:pPr>
+      <w:proofErr w:type="gramStart"/>
       <w:r>
         <w:rPr>
           <w:rFonts w:ascii="Calibri" w:hAnsi="Calibri"/>
           <w:color w:val="4472C4"/>
         </w:rPr>
-        <w:t>8.1  User Storage (ChromaDB)</w:t>
-      </w:r>
-    </w:p>
-    <w:p>
-      <w:r>
-        <w:rPr>
-          <w:rFonts w:ascii="Calibri" w:hAnsi="Calibri"/>
-        </w:rPr>
-        <w:t>All user accounts and financial profiles are stored in ChromaDB — a vector database. Each user document contains:</w:t>
+        <w:t>8.1  User</w:t>
+      </w:r>
+      <w:proofErr w:type="gramEnd"/>
+      <w:r>
+        <w:rPr>
+          <w:rFonts w:ascii="Calibri" w:hAnsi="Calibri"/>
+          <w:color w:val="4472C4"/>
+        </w:rPr>
+        <w:t xml:space="preserve"> Storage (</w:t>
+      </w:r>
+      <w:proofErr w:type="spellStart"/>
+      <w:r>
+        <w:rPr>
+          <w:rFonts w:ascii="Calibri" w:hAnsi="Calibri"/>
+          <w:color w:val="4472C4"/>
+        </w:rPr>
+        <w:t>ChromaDB</w:t>
+      </w:r>
+      <w:proofErr w:type="spellEnd"/>
+      <w:r>
+        <w:rPr>
+          <w:rFonts w:ascii="Calibri" w:hAnsi="Calibri"/>
+          <w:color w:val="4472C4"/>
+        </w:rPr>
+        <w:t>)</w:t>
+      </w:r>
+    </w:p>
+    <w:p>
+      <w:r>
+        <w:rPr>
+          <w:rFonts w:ascii="Calibri" w:hAnsi="Calibri"/>
+        </w:rPr>
+        <w:t xml:space="preserve">All user accounts and financial profiles are stored in </w:t>
+      </w:r>
+      <w:proofErr w:type="spellStart"/>
+      <w:r>
+        <w:rPr>
+          <w:rFonts w:ascii="Calibri" w:hAnsi="Calibri"/>
+        </w:rPr>
+        <w:t>ChromaDB</w:t>
+      </w:r>
+      <w:proofErr w:type="spellEnd"/>
+      <w:r>
+        <w:rPr>
+          <w:rFonts w:ascii="Calibri" w:hAnsi="Calibri"/>
+        </w:rPr>
+        <w:t xml:space="preserve"> — a vector database. Each user document contains:</w:t>
       </w:r>
     </w:p>
     <w:tbl>
@@ -4631,6 +8080,7 @@
             <w:tcW w:w="2880" w:type="dxa"/>
           </w:tcPr>
           <w:p>
+            <w:proofErr w:type="spellStart"/>
             <w:r>
               <w:rPr>
                 <w:rFonts w:ascii="Calibri" w:hAnsi="Calibri"/>
@@ -4638,6 +8088,7 @@
               </w:rPr>
               <w:t>user_id</w:t>
             </w:r>
+            <w:proofErr w:type="spellEnd"/>
           </w:p>
         </w:tc>
         <w:tc>
@@ -4719,6 +8170,7 @@
             <w:tcW w:w="2880" w:type="dxa"/>
           </w:tcPr>
           <w:p>
+            <w:proofErr w:type="spellStart"/>
             <w:r>
               <w:rPr>
                 <w:rFonts w:ascii="Calibri" w:hAnsi="Calibri"/>
@@ -4726,6 +8178,7 @@
               </w:rPr>
               <w:t>full_name</w:t>
             </w:r>
+            <w:proofErr w:type="spellEnd"/>
           </w:p>
         </w:tc>
         <w:tc>
@@ -4763,6 +8216,7 @@
             <w:tcW w:w="2880" w:type="dxa"/>
           </w:tcPr>
           <w:p>
+            <w:proofErr w:type="spellStart"/>
             <w:r>
               <w:rPr>
                 <w:rFonts w:ascii="Calibri" w:hAnsi="Calibri"/>
@@ -4770,6 +8224,7 @@
               </w:rPr>
               <w:t>hashed_password</w:t>
             </w:r>
+            <w:proofErr w:type="spellEnd"/>
           </w:p>
         </w:tc>
         <w:tc>
@@ -4791,12 +8246,21 @@
             <w:tcW w:w="5472" w:type="dxa"/>
           </w:tcPr>
           <w:p>
-            <w:r>
-              <w:rPr>
-                <w:rFonts w:ascii="Calibri" w:hAnsi="Calibri"/>
-                <w:sz w:val="20"/>
-              </w:rPr>
-              <w:t>Bcrypt-hashed password</w:t>
+            <w:proofErr w:type="spellStart"/>
+            <w:r>
+              <w:rPr>
+                <w:rFonts w:ascii="Calibri" w:hAnsi="Calibri"/>
+                <w:sz w:val="20"/>
+              </w:rPr>
+              <w:t>Bcrypt</w:t>
+            </w:r>
+            <w:proofErr w:type="spellEnd"/>
+            <w:r>
+              <w:rPr>
+                <w:rFonts w:ascii="Calibri" w:hAnsi="Calibri"/>
+                <w:sz w:val="20"/>
+              </w:rPr>
+              <w:t>-hashed password</w:t>
             </w:r>
           </w:p>
         </w:tc>
@@ -4807,6 +8271,7 @@
             <w:tcW w:w="2880" w:type="dxa"/>
           </w:tcPr>
           <w:p>
+            <w:proofErr w:type="spellStart"/>
             <w:r>
               <w:rPr>
                 <w:rFonts w:ascii="Calibri" w:hAnsi="Calibri"/>
@@ -4814,6 +8279,7 @@
               </w:rPr>
               <w:t>annual_income</w:t>
             </w:r>
+            <w:proofErr w:type="spellEnd"/>
           </w:p>
         </w:tc>
         <w:tc>
@@ -4851,6 +8317,7 @@
             <w:tcW w:w="2880" w:type="dxa"/>
           </w:tcPr>
           <w:p>
+            <w:proofErr w:type="spellStart"/>
             <w:r>
               <w:rPr>
                 <w:rFonts w:ascii="Calibri" w:hAnsi="Calibri"/>
@@ -4858,6 +8325,7 @@
               </w:rPr>
               <w:t>credit_score</w:t>
             </w:r>
+            <w:proofErr w:type="spellEnd"/>
           </w:p>
         </w:tc>
         <w:tc>
@@ -4895,6 +8363,7 @@
             <w:tcW w:w="2880" w:type="dxa"/>
           </w:tcPr>
           <w:p>
+            <w:proofErr w:type="spellStart"/>
             <w:r>
               <w:rPr>
                 <w:rFonts w:ascii="Calibri" w:hAnsi="Calibri"/>
@@ -4902,6 +8371,7 @@
               </w:rPr>
               <w:t>employment_months</w:t>
             </w:r>
+            <w:proofErr w:type="spellEnd"/>
           </w:p>
         </w:tc>
         <w:tc>
@@ -4939,6 +8409,7 @@
             <w:tcW w:w="2880" w:type="dxa"/>
           </w:tcPr>
           <w:p>
+            <w:proofErr w:type="spellStart"/>
             <w:r>
               <w:rPr>
                 <w:rFonts w:ascii="Calibri" w:hAnsi="Calibri"/>
@@ -4946,6 +8417,7 @@
               </w:rPr>
               <w:t>existing_loans</w:t>
             </w:r>
+            <w:proofErr w:type="spellEnd"/>
           </w:p>
         </w:tc>
         <w:tc>
@@ -4983,6 +8455,7 @@
             <w:tcW w:w="2880" w:type="dxa"/>
           </w:tcPr>
           <w:p>
+            <w:proofErr w:type="spellStart"/>
             <w:r>
               <w:rPr>
                 <w:rFonts w:ascii="Calibri" w:hAnsi="Calibri"/>
@@ -4990,6 +8463,7 @@
               </w:rPr>
               <w:t>existing_emi_amount</w:t>
             </w:r>
+            <w:proofErr w:type="spellEnd"/>
           </w:p>
         </w:tc>
         <w:tc>
@@ -5027,6 +8501,7 @@
             <w:tcW w:w="2880" w:type="dxa"/>
           </w:tcPr>
           <w:p>
+            <w:proofErr w:type="spellStart"/>
             <w:r>
               <w:rPr>
                 <w:rFonts w:ascii="Calibri" w:hAnsi="Calibri"/>
@@ -5034,6 +8509,7 @@
               </w:rPr>
               <w:t>credit_utilization</w:t>
             </w:r>
+            <w:proofErr w:type="spellEnd"/>
           </w:p>
         </w:tc>
         <w:tc>
@@ -5159,6 +8635,7 @@
             <w:tcW w:w="2880" w:type="dxa"/>
           </w:tcPr>
           <w:p>
+            <w:proofErr w:type="spellStart"/>
             <w:r>
               <w:rPr>
                 <w:rFonts w:ascii="Calibri" w:hAnsi="Calibri"/>
@@ -5166,6 +8643,7 @@
               </w:rPr>
               <w:t>loan_type_interest</w:t>
             </w:r>
+            <w:proofErr w:type="spellEnd"/>
           </w:p>
         </w:tc>
         <w:tc>
@@ -5203,6 +8681,7 @@
             <w:tcW w:w="2880" w:type="dxa"/>
           </w:tcPr>
           <w:p>
+            <w:proofErr w:type="spellStart"/>
             <w:r>
               <w:rPr>
                 <w:rFonts w:ascii="Calibri" w:hAnsi="Calibri"/>
@@ -5210,6 +8689,7 @@
               </w:rPr>
               <w:t>profile_complete</w:t>
             </w:r>
+            <w:proofErr w:type="spellEnd"/>
           </w:p>
         </w:tc>
         <w:tc>
@@ -5246,12 +8726,21 @@
       <w:pPr>
         <w:pStyle w:val="Heading2"/>
       </w:pPr>
+      <w:proofErr w:type="gramStart"/>
       <w:r>
         <w:rPr>
           <w:rFonts w:ascii="Calibri" w:hAnsi="Calibri"/>
           <w:color w:val="4472C4"/>
         </w:rPr>
-        <w:t>8.2  JWT Authentication Flow</w:t>
+        <w:t>8.2  JWT</w:t>
+      </w:r>
+      <w:proofErr w:type="gramEnd"/>
+      <w:r>
+        <w:rPr>
+          <w:rFonts w:ascii="Calibri" w:hAnsi="Calibri"/>
+          <w:color w:val="4472C4"/>
+        </w:rPr>
+        <w:t xml:space="preserve"> Authentication Flow</w:t>
       </w:r>
     </w:p>
     <w:p>
@@ -5277,7 +8766,39 @@
           <w:rFonts w:ascii="Calibri" w:hAnsi="Calibri"/>
           <w:sz w:val="21"/>
         </w:rPr>
-        <w:t>Service fetches user from ChromaDB by username</w:t>
+        <w:t xml:space="preserve">Service fetches </w:t>
+      </w:r>
+      <w:proofErr w:type="gramStart"/>
+      <w:r>
+        <w:rPr>
+          <w:rFonts w:ascii="Calibri" w:hAnsi="Calibri"/>
+          <w:sz w:val="21"/>
+        </w:rPr>
+        <w:t>user</w:t>
+      </w:r>
+      <w:proofErr w:type="gramEnd"/>
+      <w:r>
+        <w:rPr>
+          <w:rFonts w:ascii="Calibri" w:hAnsi="Calibri"/>
+          <w:sz w:val="21"/>
+        </w:rPr>
+        <w:t xml:space="preserve"> from </w:t>
+      </w:r>
+      <w:proofErr w:type="spellStart"/>
+      <w:r>
+        <w:rPr>
+          <w:rFonts w:ascii="Calibri" w:hAnsi="Calibri"/>
+          <w:sz w:val="21"/>
+        </w:rPr>
+        <w:t>ChromaDB</w:t>
+      </w:r>
+      <w:proofErr w:type="spellEnd"/>
+      <w:r>
+        <w:rPr>
+          <w:rFonts w:ascii="Calibri" w:hAnsi="Calibri"/>
+          <w:sz w:val="21"/>
+        </w:rPr>
+        <w:t xml:space="preserve"> by username</w:t>
       </w:r>
     </w:p>
     <w:p>
@@ -5285,12 +8806,37 @@
         <w:pStyle w:val="ListBullet"/>
         <w:ind w:left="432"/>
       </w:pPr>
+      <w:proofErr w:type="spellStart"/>
       <w:r>
         <w:rPr>
           <w:rFonts w:ascii="Calibri" w:hAnsi="Calibri"/>
           <w:sz w:val="21"/>
         </w:rPr>
-        <w:t>passlib/bcrypt verifies the plaintext password against the stored hash</w:t>
+        <w:t>passlib</w:t>
+      </w:r>
+      <w:proofErr w:type="spellEnd"/>
+      <w:r>
+        <w:rPr>
+          <w:rFonts w:ascii="Calibri" w:hAnsi="Calibri"/>
+          <w:sz w:val="21"/>
+        </w:rPr>
+        <w:t>/</w:t>
+      </w:r>
+      <w:proofErr w:type="spellStart"/>
+      <w:r>
+        <w:rPr>
+          <w:rFonts w:ascii="Calibri" w:hAnsi="Calibri"/>
+          <w:sz w:val="21"/>
+        </w:rPr>
+        <w:t>bcrypt</w:t>
+      </w:r>
+      <w:proofErr w:type="spellEnd"/>
+      <w:r>
+        <w:rPr>
+          <w:rFonts w:ascii="Calibri" w:hAnsi="Calibri"/>
+          <w:sz w:val="21"/>
+        </w:rPr>
+        <w:t xml:space="preserve"> verifies the plaintext password against the stored hash</w:t>
       </w:r>
     </w:p>
     <w:p>
@@ -5303,7 +8849,39 @@
           <w:rFonts w:ascii="Calibri" w:hAnsi="Calibri"/>
           <w:sz w:val="21"/>
         </w:rPr>
-        <w:t>On success: PyJWT creates a signed token with {sub: user_id, exp: 24 hours}</w:t>
+        <w:t xml:space="preserve">On success: </w:t>
+      </w:r>
+      <w:proofErr w:type="spellStart"/>
+      <w:r>
+        <w:rPr>
+          <w:rFonts w:ascii="Calibri" w:hAnsi="Calibri"/>
+          <w:sz w:val="21"/>
+        </w:rPr>
+        <w:t>PyJWT</w:t>
+      </w:r>
+      <w:proofErr w:type="spellEnd"/>
+      <w:r>
+        <w:rPr>
+          <w:rFonts w:ascii="Calibri" w:hAnsi="Calibri"/>
+          <w:sz w:val="21"/>
+        </w:rPr>
+        <w:t xml:space="preserve"> creates a signed token with {sub: </w:t>
+      </w:r>
+      <w:proofErr w:type="spellStart"/>
+      <w:r>
+        <w:rPr>
+          <w:rFonts w:ascii="Calibri" w:hAnsi="Calibri"/>
+          <w:sz w:val="21"/>
+        </w:rPr>
+        <w:t>user_id</w:t>
+      </w:r>
+      <w:proofErr w:type="spellEnd"/>
+      <w:r>
+        <w:rPr>
+          <w:rFonts w:ascii="Calibri" w:hAnsi="Calibri"/>
+          <w:sz w:val="21"/>
+        </w:rPr>
+        <w:t>, exp: 24 hours}</w:t>
       </w:r>
     </w:p>
     <w:p>
@@ -5316,7 +8894,23 @@
           <w:rFonts w:ascii="Calibri" w:hAnsi="Calibri"/>
           <w:sz w:val="21"/>
         </w:rPr>
-        <w:t>Frontend stores the token in React Context (in-memory, not localStorage)</w:t>
+        <w:t xml:space="preserve">Frontend stores the token in React Context (in-memory, not </w:t>
+      </w:r>
+      <w:proofErr w:type="spellStart"/>
+      <w:r>
+        <w:rPr>
+          <w:rFonts w:ascii="Calibri" w:hAnsi="Calibri"/>
+          <w:sz w:val="21"/>
+        </w:rPr>
+        <w:t>localStorage</w:t>
+      </w:r>
+      <w:proofErr w:type="spellEnd"/>
+      <w:r>
+        <w:rPr>
+          <w:rFonts w:ascii="Calibri" w:hAnsi="Calibri"/>
+          <w:sz w:val="21"/>
+        </w:rPr>
+        <w:t>)</w:t>
       </w:r>
     </w:p>
     <w:p>
@@ -5337,12 +8931,53 @@
         <w:pStyle w:val="ListBullet"/>
         <w:ind w:left="432"/>
       </w:pPr>
+      <w:proofErr w:type="spellStart"/>
       <w:r>
         <w:rPr>
           <w:rFonts w:ascii="Calibri" w:hAnsi="Calibri"/>
           <w:sz w:val="21"/>
         </w:rPr>
-        <w:t>FastAPI dependency get_current_user() validates the token on every protected route</w:t>
+        <w:t>FastAPI</w:t>
+      </w:r>
+      <w:proofErr w:type="spellEnd"/>
+      <w:r>
+        <w:rPr>
+          <w:rFonts w:ascii="Calibri" w:hAnsi="Calibri"/>
+          <w:sz w:val="21"/>
+        </w:rPr>
+        <w:t xml:space="preserve"> dependency </w:t>
+      </w:r>
+      <w:proofErr w:type="spellStart"/>
+      <w:r>
+        <w:rPr>
+          <w:rFonts w:ascii="Calibri" w:hAnsi="Calibri"/>
+          <w:sz w:val="21"/>
+        </w:rPr>
+        <w:t>get_current_</w:t>
+      </w:r>
+      <w:proofErr w:type="gramStart"/>
+      <w:r>
+        <w:rPr>
+          <w:rFonts w:ascii="Calibri" w:hAnsi="Calibri"/>
+          <w:sz w:val="21"/>
+        </w:rPr>
+        <w:t>user</w:t>
+      </w:r>
+      <w:proofErr w:type="spellEnd"/>
+      <w:r>
+        <w:rPr>
+          <w:rFonts w:ascii="Calibri" w:hAnsi="Calibri"/>
+          <w:sz w:val="21"/>
+        </w:rPr>
+        <w:t>(</w:t>
+      </w:r>
+      <w:proofErr w:type="gramEnd"/>
+      <w:r>
+        <w:rPr>
+          <w:rFonts w:ascii="Calibri" w:hAnsi="Calibri"/>
+          <w:sz w:val="21"/>
+        </w:rPr>
+        <w:t>) validates the token on every protected route</w:t>
       </w:r>
     </w:p>
     <w:p>
@@ -5367,6 +9002,7 @@
       <w:pPr>
         <w:pStyle w:val="Heading2"/>
       </w:pPr>
+      <w:proofErr w:type="gramStart"/>
       <w:r>
         <w:rPr>
           <w:rFonts w:ascii="Calibri" w:hAnsi="Calibri"/>
@@ -5374,6 +9010,7 @@
         </w:rPr>
         <w:t>9.1  Pages</w:t>
       </w:r>
+      <w:proofErr w:type="gramEnd"/>
     </w:p>
     <w:tbl>
       <w:tblPr>
@@ -5459,6 +9096,7 @@
             <w:tcW w:w="2880" w:type="dxa"/>
           </w:tcPr>
           <w:p>
+            <w:proofErr w:type="spellStart"/>
             <w:r>
               <w:rPr>
                 <w:rFonts w:ascii="Calibri" w:hAnsi="Calibri"/>
@@ -5466,6 +9104,7 @@
               </w:rPr>
               <w:t>LoginPage.jsx</w:t>
             </w:r>
+            <w:proofErr w:type="spellEnd"/>
           </w:p>
         </w:tc>
         <w:tc>
@@ -5503,6 +9142,7 @@
             <w:tcW w:w="2880" w:type="dxa"/>
           </w:tcPr>
           <w:p>
+            <w:proofErr w:type="spellStart"/>
             <w:r>
               <w:rPr>
                 <w:rFonts w:ascii="Calibri" w:hAnsi="Calibri"/>
@@ -5510,6 +9150,7 @@
               </w:rPr>
               <w:t>DashboardPage.jsx</w:t>
             </w:r>
+            <w:proofErr w:type="spellEnd"/>
           </w:p>
         </w:tc>
         <w:tc>
@@ -5547,6 +9188,7 @@
             <w:tcW w:w="2880" w:type="dxa"/>
           </w:tcPr>
           <w:p>
+            <w:proofErr w:type="spellStart"/>
             <w:r>
               <w:rPr>
                 <w:rFonts w:ascii="Calibri" w:hAnsi="Calibri"/>
@@ -5554,6 +9196,7 @@
               </w:rPr>
               <w:t>GuestPage.jsx</w:t>
             </w:r>
+            <w:proofErr w:type="spellEnd"/>
           </w:p>
         </w:tc>
         <w:tc>
@@ -5576,6 +9219,7 @@
       <w:pPr>
         <w:pStyle w:val="Heading2"/>
       </w:pPr>
+      <w:proofErr w:type="gramStart"/>
       <w:r>
         <w:rPr>
           <w:rFonts w:ascii="Calibri" w:hAnsi="Calibri"/>
@@ -5583,6 +9227,7 @@
         </w:rPr>
         <w:t>9.2  Components</w:t>
       </w:r>
+      <w:proofErr w:type="gramEnd"/>
     </w:p>
     <w:tbl>
       <w:tblPr>
@@ -5654,6 +9299,7 @@
             <w:tcW w:w="2592" w:type="dxa"/>
           </w:tcPr>
           <w:p>
+            <w:proofErr w:type="spellStart"/>
             <w:r>
               <w:rPr>
                 <w:rFonts w:ascii="Calibri" w:hAnsi="Calibri"/>
@@ -5661,6 +9307,7 @@
               </w:rPr>
               <w:t>ChatPanel</w:t>
             </w:r>
+            <w:proofErr w:type="spellEnd"/>
           </w:p>
         </w:tc>
         <w:tc>
@@ -5668,6 +9315,7 @@
             <w:tcW w:w="2880" w:type="dxa"/>
           </w:tcPr>
           <w:p>
+            <w:proofErr w:type="spellStart"/>
             <w:r>
               <w:rPr>
                 <w:rFonts w:ascii="Calibri" w:hAnsi="Calibri"/>
@@ -5675,6 +9323,7 @@
               </w:rPr>
               <w:t>ChatPanel.jsx</w:t>
             </w:r>
+            <w:proofErr w:type="spellEnd"/>
           </w:p>
         </w:tc>
         <w:tc>
@@ -5698,6 +9347,7 @@
             <w:tcW w:w="2592" w:type="dxa"/>
           </w:tcPr>
           <w:p>
+            <w:proofErr w:type="spellStart"/>
             <w:r>
               <w:rPr>
                 <w:rFonts w:ascii="Calibri" w:hAnsi="Calibri"/>
@@ -5705,6 +9355,7 @@
               </w:rPr>
               <w:t>CreditGauge</w:t>
             </w:r>
+            <w:proofErr w:type="spellEnd"/>
           </w:p>
         </w:tc>
         <w:tc>
@@ -5712,6 +9363,7 @@
             <w:tcW w:w="2880" w:type="dxa"/>
           </w:tcPr>
           <w:p>
+            <w:proofErr w:type="spellStart"/>
             <w:r>
               <w:rPr>
                 <w:rFonts w:ascii="Calibri" w:hAnsi="Calibri"/>
@@ -5719,6 +9371,7 @@
               </w:rPr>
               <w:t>CreditGauge.jsx</w:t>
             </w:r>
+            <w:proofErr w:type="spellEnd"/>
           </w:p>
         </w:tc>
         <w:tc>
@@ -5742,6 +9395,7 @@
             <w:tcW w:w="2592" w:type="dxa"/>
           </w:tcPr>
           <w:p>
+            <w:proofErr w:type="spellStart"/>
             <w:r>
               <w:rPr>
                 <w:rFonts w:ascii="Calibri" w:hAnsi="Calibri"/>
@@ -5749,6 +9403,7 @@
               </w:rPr>
               <w:t>EMICalculator</w:t>
             </w:r>
+            <w:proofErr w:type="spellEnd"/>
           </w:p>
         </w:tc>
         <w:tc>
@@ -5756,6 +9411,7 @@
             <w:tcW w:w="2880" w:type="dxa"/>
           </w:tcPr>
           <w:p>
+            <w:proofErr w:type="spellStart"/>
             <w:r>
               <w:rPr>
                 <w:rFonts w:ascii="Calibri" w:hAnsi="Calibri"/>
@@ -5763,6 +9419,7 @@
               </w:rPr>
               <w:t>EMICalculator.jsx</w:t>
             </w:r>
+            <w:proofErr w:type="spellEnd"/>
           </w:p>
         </w:tc>
         <w:tc>
@@ -5786,6 +9443,7 @@
             <w:tcW w:w="2592" w:type="dxa"/>
           </w:tcPr>
           <w:p>
+            <w:proofErr w:type="spellStart"/>
             <w:r>
               <w:rPr>
                 <w:rFonts w:ascii="Calibri" w:hAnsi="Calibri"/>
@@ -5793,6 +9451,7 @@
               </w:rPr>
               <w:t>DocumentUpload</w:t>
             </w:r>
+            <w:proofErr w:type="spellEnd"/>
           </w:p>
         </w:tc>
         <w:tc>
@@ -5800,6 +9459,7 @@
             <w:tcW w:w="2880" w:type="dxa"/>
           </w:tcPr>
           <w:p>
+            <w:proofErr w:type="spellStart"/>
             <w:r>
               <w:rPr>
                 <w:rFonts w:ascii="Calibri" w:hAnsi="Calibri"/>
@@ -5807,6 +9467,7 @@
               </w:rPr>
               <w:t>DocumentUpload.jsx</w:t>
             </w:r>
+            <w:proofErr w:type="spellEnd"/>
           </w:p>
         </w:tc>
         <w:tc>
@@ -5829,12 +9490,21 @@
       <w:pPr>
         <w:pStyle w:val="Heading2"/>
       </w:pPr>
+      <w:proofErr w:type="gramStart"/>
       <w:r>
         <w:rPr>
           <w:rFonts w:ascii="Calibri" w:hAnsi="Calibri"/>
           <w:color w:val="4472C4"/>
         </w:rPr>
-        <w:t>9.3  WebSocket Chat Protocol</w:t>
+        <w:t>9.3  WebSocket</w:t>
+      </w:r>
+      <w:proofErr w:type="gramEnd"/>
+      <w:r>
+        <w:rPr>
+          <w:rFonts w:ascii="Calibri" w:hAnsi="Calibri"/>
+          <w:color w:val="4472C4"/>
+        </w:rPr>
+        <w:t xml:space="preserve"> Chat Protocol</w:t>
       </w:r>
     </w:p>
     <w:p>
@@ -5910,7 +9580,35 @@
           <w:color w:val="1E1E1E"/>
           <w:sz w:val="19"/>
         </w:rPr>
-        <w:t xml:space="preserve">    "session_id": "1e64b76f-574e-4d16-a490-40c98ea7be9d"</w:t>
+        <w:t xml:space="preserve">    "</w:t>
+      </w:r>
+      <w:proofErr w:type="spellStart"/>
+      <w:proofErr w:type="gramStart"/>
+      <w:r>
+        <w:rPr>
+          <w:rFonts w:ascii="Courier New" w:hAnsi="Courier New"/>
+          <w:color w:val="1E1E1E"/>
+          <w:sz w:val="19"/>
+        </w:rPr>
+        <w:t>session</w:t>
+      </w:r>
+      <w:proofErr w:type="gramEnd"/>
+      <w:r>
+        <w:rPr>
+          <w:rFonts w:ascii="Courier New" w:hAnsi="Courier New"/>
+          <w:color w:val="1E1E1E"/>
+          <w:sz w:val="19"/>
+        </w:rPr>
+        <w:t>_id</w:t>
+      </w:r>
+      <w:proofErr w:type="spellEnd"/>
+      <w:r>
+        <w:rPr>
+          <w:rFonts w:ascii="Courier New" w:hAnsi="Courier New"/>
+          <w:color w:val="1E1E1E"/>
+          <w:sz w:val="19"/>
+        </w:rPr>
+        <w:t>": "1e64b76f-574e-4d16-a490-40c98ea7be9d"</w:t>
       </w:r>
     </w:p>
     <w:p>
@@ -5934,27 +9632,64 @@
         <w:rPr>
           <w:rFonts w:ascii="Calibri" w:hAnsi="Calibri"/>
         </w:rPr>
-        <w:t>The server validates the token, runs the LangGraph pipeline, and sends back the final Markdown string.</w:t>
-      </w:r>
-    </w:p>
-    <w:p>
-      <w:r>
-        <w:rPr>
-          <w:rFonts w:ascii="Calibri" w:hAnsi="Calibri"/>
-        </w:rPr>
-        <w:t>On disconnection, the frontend automatically reconnects with exponential backoff, ensuring a seamless experience even if the backend briefly restarts.</w:t>
+        <w:t xml:space="preserve">The server validates the token, runs the </w:t>
+      </w:r>
+      <w:proofErr w:type="spellStart"/>
+      <w:r>
+        <w:rPr>
+          <w:rFonts w:ascii="Calibri" w:hAnsi="Calibri"/>
+        </w:rPr>
+        <w:t>LangGraph</w:t>
+      </w:r>
+      <w:proofErr w:type="spellEnd"/>
+      <w:r>
+        <w:rPr>
+          <w:rFonts w:ascii="Calibri" w:hAnsi="Calibri"/>
+        </w:rPr>
+        <w:t xml:space="preserve"> pipeline, and sends back the final Markdown string.</w:t>
+      </w:r>
+    </w:p>
+    <w:p>
+      <w:r>
+        <w:rPr>
+          <w:rFonts w:ascii="Calibri" w:hAnsi="Calibri"/>
+        </w:rPr>
+        <w:t xml:space="preserve">On disconnection, the </w:t>
+      </w:r>
+      <w:proofErr w:type="gramStart"/>
+      <w:r>
+        <w:rPr>
+          <w:rFonts w:ascii="Calibri" w:hAnsi="Calibri"/>
+        </w:rPr>
+        <w:t>frontend</w:t>
+      </w:r>
+      <w:proofErr w:type="gramEnd"/>
+      <w:r>
+        <w:rPr>
+          <w:rFonts w:ascii="Calibri" w:hAnsi="Calibri"/>
+        </w:rPr>
+        <w:t xml:space="preserve"> automatically reconnects with exponential backoff, ensuring a seamless experience even if the backend briefly restarts.</w:t>
       </w:r>
     </w:p>
     <w:p>
       <w:pPr>
         <w:pStyle w:val="Heading2"/>
       </w:pPr>
+      <w:proofErr w:type="gramStart"/>
       <w:r>
         <w:rPr>
           <w:rFonts w:ascii="Calibri" w:hAnsi="Calibri"/>
           <w:color w:val="4472C4"/>
         </w:rPr>
-        <w:t>9.4  Chat Session Management</w:t>
+        <w:t>9.4  Chat</w:t>
+      </w:r>
+      <w:proofErr w:type="gramEnd"/>
+      <w:r>
+        <w:rPr>
+          <w:rFonts w:ascii="Calibri" w:hAnsi="Calibri"/>
+          <w:color w:val="4472C4"/>
+        </w:rPr>
+        <w:t xml:space="preserve"> Session Management</w:t>
       </w:r>
     </w:p>
     <w:p>
@@ -5980,7 +9715,32 @@
           <w:rFonts w:ascii="Calibri" w:hAnsi="Calibri"/>
           <w:sz w:val="21"/>
         </w:rPr>
-        <w:t>Clicking '+ New' creates a new session via POST /chat/sessions/{user_id}</w:t>
+        <w:t>Clicking '+ New' creates a new session via POST /chat/</w:t>
+      </w:r>
+      <w:proofErr w:type="gramStart"/>
+      <w:r>
+        <w:rPr>
+          <w:rFonts w:ascii="Calibri" w:hAnsi="Calibri"/>
+          <w:sz w:val="21"/>
+        </w:rPr>
+        <w:t>sessions/{</w:t>
+      </w:r>
+      <w:proofErr w:type="spellStart"/>
+      <w:proofErr w:type="gramEnd"/>
+      <w:r>
+        <w:rPr>
+          <w:rFonts w:ascii="Calibri" w:hAnsi="Calibri"/>
+          <w:sz w:val="21"/>
+        </w:rPr>
+        <w:t>user_id</w:t>
+      </w:r>
+      <w:proofErr w:type="spellEnd"/>
+      <w:r>
+        <w:rPr>
+          <w:rFonts w:ascii="Calibri" w:hAnsi="Calibri"/>
+          <w:sz w:val="21"/>
+        </w:rPr>
+        <w:t>}</w:t>
       </w:r>
     </w:p>
     <w:p>
@@ -5993,7 +9753,73 @@
           <w:rFonts w:ascii="Calibri" w:hAnsi="Calibri"/>
           <w:sz w:val="21"/>
         </w:rPr>
-        <w:t>Switching sessions fetches the full message history via GET /chat/sessions/{user_id}/{session_id}/messages</w:t>
+        <w:t>Switching sessions fetches the full message history via GET /chat/</w:t>
+      </w:r>
+      <w:proofErr w:type="gramStart"/>
+      <w:r>
+        <w:rPr>
+          <w:rFonts w:ascii="Calibri" w:hAnsi="Calibri"/>
+          <w:sz w:val="21"/>
+        </w:rPr>
+        <w:t>sessions/{</w:t>
+      </w:r>
+      <w:proofErr w:type="spellStart"/>
+      <w:proofErr w:type="gramEnd"/>
+      <w:r>
+        <w:rPr>
+          <w:rFonts w:ascii="Calibri" w:hAnsi="Calibri"/>
+          <w:sz w:val="21"/>
+        </w:rPr>
+        <w:t>user_</w:t>
+      </w:r>
+      <w:proofErr w:type="gramStart"/>
+      <w:r>
+        <w:rPr>
+          <w:rFonts w:ascii="Calibri" w:hAnsi="Calibri"/>
+          <w:sz w:val="21"/>
+        </w:rPr>
+        <w:t>id</w:t>
+      </w:r>
+      <w:proofErr w:type="spellEnd"/>
+      <w:r>
+        <w:rPr>
+          <w:rFonts w:ascii="Calibri" w:hAnsi="Calibri"/>
+          <w:sz w:val="21"/>
+        </w:rPr>
+        <w:t>}/{</w:t>
+      </w:r>
+      <w:proofErr w:type="spellStart"/>
+      <w:proofErr w:type="gramEnd"/>
+      <w:r>
+        <w:rPr>
+          <w:rFonts w:ascii="Calibri" w:hAnsi="Calibri"/>
+          <w:sz w:val="21"/>
+        </w:rPr>
+        <w:t>session_</w:t>
+      </w:r>
+      <w:proofErr w:type="gramStart"/>
+      <w:r>
+        <w:rPr>
+          <w:rFonts w:ascii="Calibri" w:hAnsi="Calibri"/>
+          <w:sz w:val="21"/>
+        </w:rPr>
+        <w:t>id</w:t>
+      </w:r>
+      <w:proofErr w:type="spellEnd"/>
+      <w:r>
+        <w:rPr>
+          <w:rFonts w:ascii="Calibri" w:hAnsi="Calibri"/>
+          <w:sz w:val="21"/>
+        </w:rPr>
+        <w:t>}/</w:t>
+      </w:r>
+      <w:proofErr w:type="gramEnd"/>
+      <w:r>
+        <w:rPr>
+          <w:rFonts w:ascii="Calibri" w:hAnsi="Calibri"/>
+          <w:sz w:val="21"/>
+        </w:rPr>
+        <w:t>messages</w:t>
       </w:r>
     </w:p>
     <w:p>
@@ -6006,7 +9832,23 @@
           <w:rFonts w:ascii="Calibri" w:hAnsi="Calibri"/>
           <w:sz w:val="21"/>
         </w:rPr>
-        <w:t>Clicking the ✕ button on a session opens a glassmorphism modal with blurred background for delete confirmation</w:t>
+        <w:t xml:space="preserve">Clicking the ✕ button on a session opens a </w:t>
+      </w:r>
+      <w:proofErr w:type="spellStart"/>
+      <w:r>
+        <w:rPr>
+          <w:rFonts w:ascii="Calibri" w:hAnsi="Calibri"/>
+          <w:sz w:val="21"/>
+        </w:rPr>
+        <w:t>glassmorphism</w:t>
+      </w:r>
+      <w:proofErr w:type="spellEnd"/>
+      <w:r>
+        <w:rPr>
+          <w:rFonts w:ascii="Calibri" w:hAnsi="Calibri"/>
+          <w:sz w:val="21"/>
+        </w:rPr>
+        <w:t xml:space="preserve"> modal with blurred background for delete confirmation</w:t>
       </w:r>
     </w:p>
     <w:p>
@@ -6020,7 +9862,57 @@
           <w:sz w:val="21"/>
         </w:rPr>
         <w:lastRenderedPageBreak/>
-        <w:t>Confirming delete calls DELETE /chat/sessions/{user_id}/{session_id} → removes from backend JSON store permanently</w:t>
+        <w:t>Confirming delete calls DELETE /chat/</w:t>
+      </w:r>
+      <w:proofErr w:type="gramStart"/>
+      <w:r>
+        <w:rPr>
+          <w:rFonts w:ascii="Calibri" w:hAnsi="Calibri"/>
+          <w:sz w:val="21"/>
+        </w:rPr>
+        <w:t>sessions/{</w:t>
+      </w:r>
+      <w:proofErr w:type="spellStart"/>
+      <w:proofErr w:type="gramEnd"/>
+      <w:r>
+        <w:rPr>
+          <w:rFonts w:ascii="Calibri" w:hAnsi="Calibri"/>
+          <w:sz w:val="21"/>
+        </w:rPr>
+        <w:t>user_</w:t>
+      </w:r>
+      <w:proofErr w:type="gramStart"/>
+      <w:r>
+        <w:rPr>
+          <w:rFonts w:ascii="Calibri" w:hAnsi="Calibri"/>
+          <w:sz w:val="21"/>
+        </w:rPr>
+        <w:t>id</w:t>
+      </w:r>
+      <w:proofErr w:type="spellEnd"/>
+      <w:r>
+        <w:rPr>
+          <w:rFonts w:ascii="Calibri" w:hAnsi="Calibri"/>
+          <w:sz w:val="21"/>
+        </w:rPr>
+        <w:t>}/{</w:t>
+      </w:r>
+      <w:proofErr w:type="spellStart"/>
+      <w:proofErr w:type="gramEnd"/>
+      <w:r>
+        <w:rPr>
+          <w:rFonts w:ascii="Calibri" w:hAnsi="Calibri"/>
+          <w:sz w:val="21"/>
+        </w:rPr>
+        <w:t>session_id</w:t>
+      </w:r>
+      <w:proofErr w:type="spellEnd"/>
+      <w:r>
+        <w:rPr>
+          <w:rFonts w:ascii="Calibri" w:hAnsi="Calibri"/>
+          <w:sz w:val="21"/>
+        </w:rPr>
+        <w:t>} → removes from backend JSON store permanently</w:t>
       </w:r>
     </w:p>
     <w:p>
@@ -6040,20 +9932,43 @@
       <w:pPr>
         <w:pStyle w:val="Heading2"/>
       </w:pPr>
+      <w:proofErr w:type="gramStart"/>
       <w:r>
         <w:rPr>
           <w:rFonts w:ascii="Calibri" w:hAnsi="Calibri"/>
           <w:color w:val="4472C4"/>
         </w:rPr>
-        <w:t>9.5  Design System</w:t>
-      </w:r>
-    </w:p>
-    <w:p>
-      <w:r>
-        <w:rPr>
-          <w:rFonts w:ascii="Calibri" w:hAnsi="Calibri"/>
-        </w:rPr>
-        <w:t>The frontend uses a custom glassmorphism dark-mode design system defined in index.css. Key design tokens:</w:t>
+        <w:t>9.5  Design</w:t>
+      </w:r>
+      <w:proofErr w:type="gramEnd"/>
+      <w:r>
+        <w:rPr>
+          <w:rFonts w:ascii="Calibri" w:hAnsi="Calibri"/>
+          <w:color w:val="4472C4"/>
+        </w:rPr>
+        <w:t xml:space="preserve"> System</w:t>
+      </w:r>
+    </w:p>
+    <w:p>
+      <w:r>
+        <w:rPr>
+          <w:rFonts w:ascii="Calibri" w:hAnsi="Calibri"/>
+        </w:rPr>
+        <w:t xml:space="preserve">The frontend uses a custom </w:t>
+      </w:r>
+      <w:proofErr w:type="spellStart"/>
+      <w:r>
+        <w:rPr>
+          <w:rFonts w:ascii="Calibri" w:hAnsi="Calibri"/>
+        </w:rPr>
+        <w:t>glassmorphism</w:t>
+      </w:r>
+      <w:proofErr w:type="spellEnd"/>
+      <w:r>
+        <w:rPr>
+          <w:rFonts w:ascii="Calibri" w:hAnsi="Calibri"/>
+        </w:rPr>
+        <w:t xml:space="preserve"> dark-mode design system defined in index.css. Key design tokens:</w:t>
       </w:r>
     </w:p>
     <w:tbl>
@@ -6184,12 +10099,30 @@
             <w:tcW w:w="3168" w:type="dxa"/>
           </w:tcPr>
           <w:p>
-            <w:r>
-              <w:rPr>
-                <w:rFonts w:ascii="Calibri" w:hAnsi="Calibri"/>
-                <w:sz w:val="20"/>
-              </w:rPr>
-              <w:t>rgba(15,15,35,0.95)</w:t>
+            <w:proofErr w:type="spellStart"/>
+            <w:proofErr w:type="gramStart"/>
+            <w:r>
+              <w:rPr>
+                <w:rFonts w:ascii="Calibri" w:hAnsi="Calibri"/>
+                <w:sz w:val="20"/>
+              </w:rPr>
+              <w:t>rgba</w:t>
+            </w:r>
+            <w:proofErr w:type="spellEnd"/>
+            <w:r>
+              <w:rPr>
+                <w:rFonts w:ascii="Calibri" w:hAnsi="Calibri"/>
+                <w:sz w:val="20"/>
+              </w:rPr>
+              <w:t>(</w:t>
+            </w:r>
+            <w:proofErr w:type="gramEnd"/>
+            <w:r>
+              <w:rPr>
+                <w:rFonts w:ascii="Calibri" w:hAnsi="Calibri"/>
+                <w:sz w:val="20"/>
+              </w:rPr>
+              <w:t>15,15,35,0.95)</w:t>
             </w:r>
           </w:p>
         </w:tc>
@@ -6228,12 +10161,30 @@
             <w:tcW w:w="3168" w:type="dxa"/>
           </w:tcPr>
           <w:p>
-            <w:r>
-              <w:rPr>
-                <w:rFonts w:ascii="Calibri" w:hAnsi="Calibri"/>
-                <w:sz w:val="20"/>
-              </w:rPr>
-              <w:t>rgba(20,20,45,0.98)</w:t>
+            <w:proofErr w:type="spellStart"/>
+            <w:proofErr w:type="gramStart"/>
+            <w:r>
+              <w:rPr>
+                <w:rFonts w:ascii="Calibri" w:hAnsi="Calibri"/>
+                <w:sz w:val="20"/>
+              </w:rPr>
+              <w:t>rgba</w:t>
+            </w:r>
+            <w:proofErr w:type="spellEnd"/>
+            <w:r>
+              <w:rPr>
+                <w:rFonts w:ascii="Calibri" w:hAnsi="Calibri"/>
+                <w:sz w:val="20"/>
+              </w:rPr>
+              <w:t>(</w:t>
+            </w:r>
+            <w:proofErr w:type="gramEnd"/>
+            <w:r>
+              <w:rPr>
+                <w:rFonts w:ascii="Calibri" w:hAnsi="Calibri"/>
+                <w:sz w:val="20"/>
+              </w:rPr>
+              <w:t>20,20,45,0.98)</w:t>
             </w:r>
           </w:p>
         </w:tc>
@@ -6360,12 +10311,30 @@
             <w:tcW w:w="3168" w:type="dxa"/>
           </w:tcPr>
           <w:p>
-            <w:r>
-              <w:rPr>
-                <w:rFonts w:ascii="Calibri" w:hAnsi="Calibri"/>
-                <w:sz w:val="20"/>
-              </w:rPr>
-              <w:t>rgba(255,255,255,0.1)</w:t>
+            <w:proofErr w:type="spellStart"/>
+            <w:proofErr w:type="gramStart"/>
+            <w:r>
+              <w:rPr>
+                <w:rFonts w:ascii="Calibri" w:hAnsi="Calibri"/>
+                <w:sz w:val="20"/>
+              </w:rPr>
+              <w:t>rgba</w:t>
+            </w:r>
+            <w:proofErr w:type="spellEnd"/>
+            <w:r>
+              <w:rPr>
+                <w:rFonts w:ascii="Calibri" w:hAnsi="Calibri"/>
+                <w:sz w:val="20"/>
+              </w:rPr>
+              <w:t>(</w:t>
+            </w:r>
+            <w:proofErr w:type="gramEnd"/>
+            <w:r>
+              <w:rPr>
+                <w:rFonts w:ascii="Calibri" w:hAnsi="Calibri"/>
+                <w:sz w:val="20"/>
+              </w:rPr>
+              <w:t>255,255,255,0.1)</w:t>
             </w:r>
           </w:p>
         </w:tc>
@@ -6404,12 +10373,30 @@
             <w:tcW w:w="3168" w:type="dxa"/>
           </w:tcPr>
           <w:p>
-            <w:r>
-              <w:rPr>
-                <w:rFonts w:ascii="Calibri" w:hAnsi="Calibri"/>
-                <w:sz w:val="20"/>
-              </w:rPr>
-              <w:t>rgba(255,255,255,0.5)</w:t>
+            <w:proofErr w:type="spellStart"/>
+            <w:proofErr w:type="gramStart"/>
+            <w:r>
+              <w:rPr>
+                <w:rFonts w:ascii="Calibri" w:hAnsi="Calibri"/>
+                <w:sz w:val="20"/>
+              </w:rPr>
+              <w:t>rgba</w:t>
+            </w:r>
+            <w:proofErr w:type="spellEnd"/>
+            <w:r>
+              <w:rPr>
+                <w:rFonts w:ascii="Calibri" w:hAnsi="Calibri"/>
+                <w:sz w:val="20"/>
+              </w:rPr>
+              <w:t>(</w:t>
+            </w:r>
+            <w:proofErr w:type="gramEnd"/>
+            <w:r>
+              <w:rPr>
+                <w:rFonts w:ascii="Calibri" w:hAnsi="Calibri"/>
+                <w:sz w:val="20"/>
+              </w:rPr>
+              <w:t>255,255,255,0.5)</w:t>
             </w:r>
           </w:p>
         </w:tc>
@@ -6498,7 +10485,25 @@
           <w:b/>
           <w:color w:val="1F497D"/>
         </w:rPr>
-        <w:t>2. Intent Domain-Lock (Anti-Jailbreak)</w:t>
+        <w:t>2</w:t>
+      </w:r>
+      <w:proofErr w:type="gramStart"/>
+      <w:r>
+        <w:rPr>
+          <w:rFonts w:ascii="Calibri" w:hAnsi="Calibri"/>
+          <w:b/>
+          <w:color w:val="1F497D"/>
+        </w:rPr>
+        <w:t>. Intent</w:t>
+      </w:r>
+      <w:proofErr w:type="gramEnd"/>
+      <w:r>
+        <w:rPr>
+          <w:rFonts w:ascii="Calibri" w:hAnsi="Calibri"/>
+          <w:b/>
+          <w:color w:val="1F497D"/>
+        </w:rPr>
+        <w:t xml:space="preserve"> Domain-Lock (Anti-Jailbreak)</w:t>
       </w:r>
     </w:p>
     <w:p>
@@ -6509,7 +10514,49 @@
         <w:rPr>
           <w:rFonts w:ascii="Calibri" w:hAnsi="Calibri"/>
         </w:rPr>
-        <w:t>The Intent Classifier uses a strict allowlist of 4 intent categories. Anything not matching loan_inquiry, policy_question, or profile_update is routed to the lightweight general conversation handler, completely bypassing the AI financial agent pipeline.</w:t>
+        <w:t xml:space="preserve">The Intent Classifier uses a strict allowlist of 4 intent categories. Anything not matching </w:t>
+      </w:r>
+      <w:proofErr w:type="spellStart"/>
+      <w:r>
+        <w:rPr>
+          <w:rFonts w:ascii="Calibri" w:hAnsi="Calibri"/>
+        </w:rPr>
+        <w:t>loan_inquiry</w:t>
+      </w:r>
+      <w:proofErr w:type="spellEnd"/>
+      <w:r>
+        <w:rPr>
+          <w:rFonts w:ascii="Calibri" w:hAnsi="Calibri"/>
+        </w:rPr>
+        <w:t xml:space="preserve">, </w:t>
+      </w:r>
+      <w:proofErr w:type="spellStart"/>
+      <w:r>
+        <w:rPr>
+          <w:rFonts w:ascii="Calibri" w:hAnsi="Calibri"/>
+        </w:rPr>
+        <w:t>policy_question</w:t>
+      </w:r>
+      <w:proofErr w:type="spellEnd"/>
+      <w:r>
+        <w:rPr>
+          <w:rFonts w:ascii="Calibri" w:hAnsi="Calibri"/>
+        </w:rPr>
+        <w:t xml:space="preserve">, or </w:t>
+      </w:r>
+      <w:proofErr w:type="spellStart"/>
+      <w:r>
+        <w:rPr>
+          <w:rFonts w:ascii="Calibri" w:hAnsi="Calibri"/>
+        </w:rPr>
+        <w:t>profile_update</w:t>
+      </w:r>
+      <w:proofErr w:type="spellEnd"/>
+      <w:r>
+        <w:rPr>
+          <w:rFonts w:ascii="Calibri" w:hAnsi="Calibri"/>
+        </w:rPr>
+        <w:t xml:space="preserve"> is routed to the lightweight general conversation handler, completely bypassing the AI financial agent pipeline.</w:t>
       </w:r>
     </w:p>
     <w:p>
@@ -6581,7 +10628,63 @@
         <w:rPr>
           <w:rFonts w:ascii="Calibri" w:hAnsi="Calibri"/>
         </w:rPr>
-        <w:t>Every CrewAI agent call is wrapped in try/except. If Groq API returns a 400 error, rate limit, or malformed JSON, _deterministic_advisory() is called instead. This function generates a complete loan comparison table using only Python math — the user never sees an error message.</w:t>
+        <w:t xml:space="preserve">Every </w:t>
+      </w:r>
+      <w:proofErr w:type="spellStart"/>
+      <w:r>
+        <w:rPr>
+          <w:rFonts w:ascii="Calibri" w:hAnsi="Calibri"/>
+        </w:rPr>
+        <w:t>CrewAI</w:t>
+      </w:r>
+      <w:proofErr w:type="spellEnd"/>
+      <w:r>
+        <w:rPr>
+          <w:rFonts w:ascii="Calibri" w:hAnsi="Calibri"/>
+        </w:rPr>
+        <w:t xml:space="preserve"> agent call is wrapped in try/except. If </w:t>
+      </w:r>
+      <w:proofErr w:type="spellStart"/>
+      <w:r>
+        <w:rPr>
+          <w:rFonts w:ascii="Calibri" w:hAnsi="Calibri"/>
+        </w:rPr>
+        <w:t>Groq</w:t>
+      </w:r>
+      <w:proofErr w:type="spellEnd"/>
+      <w:r>
+        <w:rPr>
+          <w:rFonts w:ascii="Calibri" w:hAnsi="Calibri"/>
+        </w:rPr>
+        <w:t xml:space="preserve"> API returns a 400 error, rate limit, or malformed JSON, _</w:t>
+      </w:r>
+      <w:proofErr w:type="spellStart"/>
+      <w:r>
+        <w:rPr>
+          <w:rFonts w:ascii="Calibri" w:hAnsi="Calibri"/>
+        </w:rPr>
+        <w:t>deterministic_</w:t>
+      </w:r>
+      <w:proofErr w:type="gramStart"/>
+      <w:r>
+        <w:rPr>
+          <w:rFonts w:ascii="Calibri" w:hAnsi="Calibri"/>
+        </w:rPr>
+        <w:t>advisory</w:t>
+      </w:r>
+      <w:proofErr w:type="spellEnd"/>
+      <w:r>
+        <w:rPr>
+          <w:rFonts w:ascii="Calibri" w:hAnsi="Calibri"/>
+        </w:rPr>
+        <w:t>(</w:t>
+      </w:r>
+      <w:proofErr w:type="gramEnd"/>
+      <w:r>
+        <w:rPr>
+          <w:rFonts w:ascii="Calibri" w:hAnsi="Calibri"/>
+        </w:rPr>
+        <w:t>) is called instead. This function generates a complete loan comparison table using only Python math — the user never sees an error message.</w:t>
       </w:r>
     </w:p>
     <w:p>
@@ -6654,7 +10757,51 @@
         <w:rPr>
           <w:rFonts w:ascii="Calibri" w:hAnsi="Calibri"/>
         </w:rPr>
-        <w:t>Interest rates are scraped once at server boot and locked in memory (RATE_BANDS dict). This prevents the system from using stale pre-trained LLM rates from years ago, while also avoiding the latency of live-searching during every user conversation. The system also applies time.sleep(2) between search chunks to prevent IP bans.</w:t>
+        <w:t xml:space="preserve">Interest rates are scraped once at server boot and locked in memory (RATE_BANDS </w:t>
+      </w:r>
+      <w:proofErr w:type="spellStart"/>
+      <w:r>
+        <w:rPr>
+          <w:rFonts w:ascii="Calibri" w:hAnsi="Calibri"/>
+        </w:rPr>
+        <w:t>dict</w:t>
+      </w:r>
+      <w:proofErr w:type="spellEnd"/>
+      <w:r>
+        <w:rPr>
+          <w:rFonts w:ascii="Calibri" w:hAnsi="Calibri"/>
+        </w:rPr>
+        <w:t xml:space="preserve">). This prevents the system from using stale pre-trained LLM rates from years ago, while also avoiding the latency of </w:t>
+      </w:r>
+      <w:proofErr w:type="gramStart"/>
+      <w:r>
+        <w:rPr>
+          <w:rFonts w:ascii="Calibri" w:hAnsi="Calibri"/>
+        </w:rPr>
+        <w:t>live-searching</w:t>
+      </w:r>
+      <w:proofErr w:type="gramEnd"/>
+      <w:r>
+        <w:rPr>
+          <w:rFonts w:ascii="Calibri" w:hAnsi="Calibri"/>
+        </w:rPr>
+        <w:t xml:space="preserve"> during every user conversation. The system also applies </w:t>
+      </w:r>
+      <w:proofErr w:type="spellStart"/>
+      <w:proofErr w:type="gramStart"/>
+      <w:r>
+        <w:rPr>
+          <w:rFonts w:ascii="Calibri" w:hAnsi="Calibri"/>
+        </w:rPr>
+        <w:t>time.sleep</w:t>
+      </w:r>
+      <w:proofErr w:type="spellEnd"/>
+      <w:proofErr w:type="gramEnd"/>
+      <w:r>
+        <w:rPr>
+          <w:rFonts w:ascii="Calibri" w:hAnsi="Calibri"/>
+        </w:rPr>
+        <w:t>(2) between search chunks to prevent IP bans.</w:t>
       </w:r>
     </w:p>
     <w:p>
@@ -6679,7 +10826,25 @@
           <w:b/>
           <w:color w:val="1F497D"/>
         </w:rPr>
-        <w:t>7. Pydantic Schema Coercion</w:t>
+        <w:t xml:space="preserve">7. </w:t>
+      </w:r>
+      <w:proofErr w:type="spellStart"/>
+      <w:r>
+        <w:rPr>
+          <w:rFonts w:ascii="Calibri" w:hAnsi="Calibri"/>
+          <w:b/>
+          <w:color w:val="1F497D"/>
+        </w:rPr>
+        <w:t>Pydantic</w:t>
+      </w:r>
+      <w:proofErr w:type="spellEnd"/>
+      <w:r>
+        <w:rPr>
+          <w:rFonts w:ascii="Calibri" w:hAnsi="Calibri"/>
+          <w:b/>
+          <w:color w:val="1F497D"/>
+        </w:rPr>
+        <w:t xml:space="preserve"> Schema Coercion</w:t>
       </w:r>
     </w:p>
     <w:p>
@@ -6690,7 +10855,79 @@
         <w:rPr>
           <w:rFonts w:ascii="Calibri" w:hAnsi="Calibri"/>
         </w:rPr>
-        <w:t>All CrewAI tool functions use Pydantic validation with explicit type coercion. The credit_score parameter is defined as int | str with an explicit int() cast, preventing a litellm.BadRequestError crash when the LLM passes a string '800' instead of integer 800.</w:t>
+        <w:t xml:space="preserve">All </w:t>
+      </w:r>
+      <w:proofErr w:type="spellStart"/>
+      <w:r>
+        <w:rPr>
+          <w:rFonts w:ascii="Calibri" w:hAnsi="Calibri"/>
+        </w:rPr>
+        <w:t>CrewAI</w:t>
+      </w:r>
+      <w:proofErr w:type="spellEnd"/>
+      <w:r>
+        <w:rPr>
+          <w:rFonts w:ascii="Calibri" w:hAnsi="Calibri"/>
+        </w:rPr>
+        <w:t xml:space="preserve"> tool functions use </w:t>
+      </w:r>
+      <w:proofErr w:type="spellStart"/>
+      <w:r>
+        <w:rPr>
+          <w:rFonts w:ascii="Calibri" w:hAnsi="Calibri"/>
+        </w:rPr>
+        <w:t>Pydantic</w:t>
+      </w:r>
+      <w:proofErr w:type="spellEnd"/>
+      <w:r>
+        <w:rPr>
+          <w:rFonts w:ascii="Calibri" w:hAnsi="Calibri"/>
+        </w:rPr>
+        <w:t xml:space="preserve"> validation with explicit type coercion. The </w:t>
+      </w:r>
+      <w:proofErr w:type="spellStart"/>
+      <w:r>
+        <w:rPr>
+          <w:rFonts w:ascii="Calibri" w:hAnsi="Calibri"/>
+        </w:rPr>
+        <w:t>credit_score</w:t>
+      </w:r>
+      <w:proofErr w:type="spellEnd"/>
+      <w:r>
+        <w:rPr>
+          <w:rFonts w:ascii="Calibri" w:hAnsi="Calibri"/>
+        </w:rPr>
+        <w:t xml:space="preserve"> parameter is defined as int | str with an explicit </w:t>
+      </w:r>
+      <w:proofErr w:type="gramStart"/>
+      <w:r>
+        <w:rPr>
+          <w:rFonts w:ascii="Calibri" w:hAnsi="Calibri"/>
+        </w:rPr>
+        <w:t>int(</w:t>
+      </w:r>
+      <w:proofErr w:type="gramEnd"/>
+      <w:r>
+        <w:rPr>
+          <w:rFonts w:ascii="Calibri" w:hAnsi="Calibri"/>
+        </w:rPr>
+        <w:t xml:space="preserve">) cast, preventing a </w:t>
+      </w:r>
+      <w:proofErr w:type="spellStart"/>
+      <w:proofErr w:type="gramStart"/>
+      <w:r>
+        <w:rPr>
+          <w:rFonts w:ascii="Calibri" w:hAnsi="Calibri"/>
+        </w:rPr>
+        <w:t>litellm.BadRequestError</w:t>
+      </w:r>
+      <w:proofErr w:type="spellEnd"/>
+      <w:proofErr w:type="gramEnd"/>
+      <w:r>
+        <w:rPr>
+          <w:rFonts w:ascii="Calibri" w:hAnsi="Calibri"/>
+        </w:rPr>
+        <w:t xml:space="preserve"> crash when the LLM passes a string '800' instead of integer 800.</w:t>
       </w:r>
     </w:p>
     <w:p>
@@ -6739,7 +10976,49 @@
         <w:rPr>
           <w:rFonts w:ascii="Calibri" w:hAnsi="Calibri"/>
         </w:rPr>
-        <w:t>User profile: Pranav, annual_income=₹20L, credit_score=800, existing_emi=₹16,000/month</w:t>
+        <w:t xml:space="preserve">User profile: Pranav, </w:t>
+      </w:r>
+      <w:proofErr w:type="spellStart"/>
+      <w:r>
+        <w:rPr>
+          <w:rFonts w:ascii="Calibri" w:hAnsi="Calibri"/>
+        </w:rPr>
+        <w:t>annual_income</w:t>
+      </w:r>
+      <w:proofErr w:type="spellEnd"/>
+      <w:r>
+        <w:rPr>
+          <w:rFonts w:ascii="Calibri" w:hAnsi="Calibri"/>
+        </w:rPr>
+        <w:t xml:space="preserve">=₹20L, </w:t>
+      </w:r>
+      <w:proofErr w:type="spellStart"/>
+      <w:r>
+        <w:rPr>
+          <w:rFonts w:ascii="Calibri" w:hAnsi="Calibri"/>
+        </w:rPr>
+        <w:t>credit_score</w:t>
+      </w:r>
+      <w:proofErr w:type="spellEnd"/>
+      <w:r>
+        <w:rPr>
+          <w:rFonts w:ascii="Calibri" w:hAnsi="Calibri"/>
+        </w:rPr>
+        <w:t xml:space="preserve">=800, </w:t>
+      </w:r>
+      <w:proofErr w:type="spellStart"/>
+      <w:r>
+        <w:rPr>
+          <w:rFonts w:ascii="Calibri" w:hAnsi="Calibri"/>
+        </w:rPr>
+        <w:t>existing_emi</w:t>
+      </w:r>
+      <w:proofErr w:type="spellEnd"/>
+      <w:r>
+        <w:rPr>
+          <w:rFonts w:ascii="Calibri" w:hAnsi="Calibri"/>
+        </w:rPr>
+        <w:t>=₹16,000/month</w:t>
       </w:r>
     </w:p>
     <w:p/>
@@ -6878,7 +11157,39 @@
                 <w:rFonts w:ascii="Calibri" w:hAnsi="Calibri"/>
                 <w:sz w:val="18"/>
               </w:rPr>
-              <w:t>WebSocket receives JSON: {message, token, session_id}</w:t>
+              <w:t xml:space="preserve">WebSocket receives </w:t>
+            </w:r>
+            <w:proofErr w:type="gramStart"/>
+            <w:r>
+              <w:rPr>
+                <w:rFonts w:ascii="Calibri" w:hAnsi="Calibri"/>
+                <w:sz w:val="18"/>
+              </w:rPr>
+              <w:t>JSON: {</w:t>
+            </w:r>
+            <w:proofErr w:type="gramEnd"/>
+            <w:r>
+              <w:rPr>
+                <w:rFonts w:ascii="Calibri" w:hAnsi="Calibri"/>
+                <w:sz w:val="18"/>
+              </w:rPr>
+              <w:t xml:space="preserve">message, token, </w:t>
+            </w:r>
+            <w:proofErr w:type="spellStart"/>
+            <w:r>
+              <w:rPr>
+                <w:rFonts w:ascii="Calibri" w:hAnsi="Calibri"/>
+                <w:sz w:val="18"/>
+              </w:rPr>
+              <w:t>session_id</w:t>
+            </w:r>
+            <w:proofErr w:type="spellEnd"/>
+            <w:r>
+              <w:rPr>
+                <w:rFonts w:ascii="Calibri" w:hAnsi="Calibri"/>
+                <w:sz w:val="18"/>
+              </w:rPr>
+              <w:t>}</w:t>
             </w:r>
           </w:p>
         </w:tc>
@@ -6940,7 +11251,23 @@
                 <w:rFonts w:ascii="Calibri" w:hAnsi="Calibri"/>
                 <w:sz w:val="18"/>
               </w:rPr>
-              <w:t>Token decoded → user_id = 111e5e6f-...</w:t>
+              <w:t xml:space="preserve">Token decoded → </w:t>
+            </w:r>
+            <w:proofErr w:type="spellStart"/>
+            <w:r>
+              <w:rPr>
+                <w:rFonts w:ascii="Calibri" w:hAnsi="Calibri"/>
+                <w:sz w:val="18"/>
+              </w:rPr>
+              <w:t>user_id</w:t>
+            </w:r>
+            <w:proofErr w:type="spellEnd"/>
+            <w:r>
+              <w:rPr>
+                <w:rFonts w:ascii="Calibri" w:hAnsi="Calibri"/>
+                <w:sz w:val="18"/>
+              </w:rPr>
+              <w:t xml:space="preserve"> = 111e5e6f-...</w:t>
             </w:r>
           </w:p>
         </w:tc>
@@ -6993,12 +11320,21 @@
             <w:tcW w:w="4464" w:type="dxa"/>
           </w:tcPr>
           <w:p>
+            <w:proofErr w:type="spellStart"/>
             <w:r>
               <w:rPr>
                 <w:rFonts w:ascii="Calibri" w:hAnsi="Calibri"/>
                 <w:sz w:val="18"/>
               </w:rPr>
-              <w:t>ChromaDB query → full financial profile returned</w:t>
+              <w:t>ChromaDB</w:t>
+            </w:r>
+            <w:proofErr w:type="spellEnd"/>
+            <w:r>
+              <w:rPr>
+                <w:rFonts w:ascii="Calibri" w:hAnsi="Calibri"/>
+                <w:sz w:val="18"/>
+              </w:rPr>
+              <w:t xml:space="preserve"> query → full financial profile returned</w:t>
             </w:r>
           </w:p>
         </w:tc>
@@ -7055,12 +11391,53 @@
             <w:shd w:val="clear" w:color="auto" w:fill="EEF2FF"/>
           </w:tcPr>
           <w:p>
+            <w:proofErr w:type="spellStart"/>
             <w:r>
               <w:rPr>
                 <w:rFonts w:ascii="Calibri" w:hAnsi="Calibri"/>
                 <w:sz w:val="18"/>
               </w:rPr>
-              <w:t>LangGraph.invoke({messages, user_profile, ...})</w:t>
+              <w:t>LangGraph.</w:t>
+            </w:r>
+            <w:proofErr w:type="gramStart"/>
+            <w:r>
+              <w:rPr>
+                <w:rFonts w:ascii="Calibri" w:hAnsi="Calibri"/>
+                <w:sz w:val="18"/>
+              </w:rPr>
+              <w:t>invoke</w:t>
+            </w:r>
+            <w:proofErr w:type="spellEnd"/>
+            <w:r>
+              <w:rPr>
+                <w:rFonts w:ascii="Calibri" w:hAnsi="Calibri"/>
+                <w:sz w:val="18"/>
+              </w:rPr>
+              <w:t>({</w:t>
+            </w:r>
+            <w:proofErr w:type="gramEnd"/>
+            <w:r>
+              <w:rPr>
+                <w:rFonts w:ascii="Calibri" w:hAnsi="Calibri"/>
+                <w:sz w:val="18"/>
+              </w:rPr>
+              <w:t xml:space="preserve">messages, </w:t>
+            </w:r>
+            <w:proofErr w:type="spellStart"/>
+            <w:r>
+              <w:rPr>
+                <w:rFonts w:ascii="Calibri" w:hAnsi="Calibri"/>
+                <w:sz w:val="18"/>
+              </w:rPr>
+              <w:t>user_profile</w:t>
+            </w:r>
+            <w:proofErr w:type="spellEnd"/>
+            <w:r>
+              <w:rPr>
+                <w:rFonts w:ascii="Calibri" w:hAnsi="Calibri"/>
+                <w:sz w:val="18"/>
+              </w:rPr>
+              <w:t>, ...})</w:t>
             </w:r>
           </w:p>
         </w:tc>
@@ -7113,12 +11490,53 @@
             <w:tcW w:w="4464" w:type="dxa"/>
           </w:tcPr>
           <w:p>
+            <w:proofErr w:type="spellStart"/>
             <w:r>
               <w:rPr>
                 <w:rFonts w:ascii="Calibri" w:hAnsi="Calibri"/>
                 <w:sz w:val="18"/>
               </w:rPr>
-              <w:t>Groq LLaMa-3.1-8b → {intent: loan_inquiry, amount: 5000000, type: home_loan}</w:t>
+              <w:t>Groq</w:t>
+            </w:r>
+            <w:proofErr w:type="spellEnd"/>
+            <w:r>
+              <w:rPr>
+                <w:rFonts w:ascii="Calibri" w:hAnsi="Calibri"/>
+                <w:sz w:val="18"/>
+              </w:rPr>
+              <w:t xml:space="preserve"> LLaMa-3.1-8b → {intent: </w:t>
+            </w:r>
+            <w:proofErr w:type="spellStart"/>
+            <w:r>
+              <w:rPr>
+                <w:rFonts w:ascii="Calibri" w:hAnsi="Calibri"/>
+                <w:sz w:val="18"/>
+              </w:rPr>
+              <w:t>loan_inquiry</w:t>
+            </w:r>
+            <w:proofErr w:type="spellEnd"/>
+            <w:r>
+              <w:rPr>
+                <w:rFonts w:ascii="Calibri" w:hAnsi="Calibri"/>
+                <w:sz w:val="18"/>
+              </w:rPr>
+              <w:t xml:space="preserve">, amount: 5000000, type: </w:t>
+            </w:r>
+            <w:proofErr w:type="spellStart"/>
+            <w:r>
+              <w:rPr>
+                <w:rFonts w:ascii="Calibri" w:hAnsi="Calibri"/>
+                <w:sz w:val="18"/>
+              </w:rPr>
+              <w:t>home_loan</w:t>
+            </w:r>
+            <w:proofErr w:type="spellEnd"/>
+            <w:r>
+              <w:rPr>
+                <w:rFonts w:ascii="Calibri" w:hAnsi="Calibri"/>
+                <w:sz w:val="18"/>
+              </w:rPr>
+              <w:t>}</w:t>
             </w:r>
           </w:p>
         </w:tc>
@@ -7233,12 +11651,69 @@
             <w:tcW w:w="4464" w:type="dxa"/>
           </w:tcPr>
           <w:p>
+            <w:proofErr w:type="spellStart"/>
             <w:r>
               <w:rPr>
                 <w:rFonts w:ascii="Calibri" w:hAnsi="Calibri"/>
                 <w:sz w:val="18"/>
               </w:rPr>
-              <w:t>CrewAI agent → calls loan_risk_scorer → XGBoost → risk_score=0.26, tier=Low</w:t>
+              <w:t>CrewAI</w:t>
+            </w:r>
+            <w:proofErr w:type="spellEnd"/>
+            <w:r>
+              <w:rPr>
+                <w:rFonts w:ascii="Calibri" w:hAnsi="Calibri"/>
+                <w:sz w:val="18"/>
+              </w:rPr>
+              <w:t xml:space="preserve"> agent → calls </w:t>
+            </w:r>
+            <w:proofErr w:type="spellStart"/>
+            <w:r>
+              <w:rPr>
+                <w:rFonts w:ascii="Calibri" w:hAnsi="Calibri"/>
+                <w:sz w:val="18"/>
+              </w:rPr>
+              <w:t>loan_risk_scorer</w:t>
+            </w:r>
+            <w:proofErr w:type="spellEnd"/>
+            <w:r>
+              <w:rPr>
+                <w:rFonts w:ascii="Calibri" w:hAnsi="Calibri"/>
+                <w:sz w:val="18"/>
+              </w:rPr>
+              <w:t xml:space="preserve"> → </w:t>
+            </w:r>
+            <w:proofErr w:type="spellStart"/>
+            <w:r>
+              <w:rPr>
+                <w:rFonts w:ascii="Calibri" w:hAnsi="Calibri"/>
+                <w:sz w:val="18"/>
+              </w:rPr>
+              <w:t>XGBoost</w:t>
+            </w:r>
+            <w:proofErr w:type="spellEnd"/>
+            <w:r>
+              <w:rPr>
+                <w:rFonts w:ascii="Calibri" w:hAnsi="Calibri"/>
+                <w:sz w:val="18"/>
+              </w:rPr>
+              <w:t xml:space="preserve"> → </w:t>
+            </w:r>
+            <w:proofErr w:type="spellStart"/>
+            <w:r>
+              <w:rPr>
+                <w:rFonts w:ascii="Calibri" w:hAnsi="Calibri"/>
+                <w:sz w:val="18"/>
+              </w:rPr>
+              <w:t>risk_score</w:t>
+            </w:r>
+            <w:proofErr w:type="spellEnd"/>
+            <w:r>
+              <w:rPr>
+                <w:rFonts w:ascii="Calibri" w:hAnsi="Calibri"/>
+                <w:sz w:val="18"/>
+              </w:rPr>
+              <w:t>=0.26, tier=Low</w:t>
             </w:r>
           </w:p>
         </w:tc>
@@ -7353,12 +11828,53 @@
             <w:tcW w:w="4464" w:type="dxa"/>
           </w:tcPr>
           <w:p>
+            <w:proofErr w:type="spellStart"/>
             <w:r>
               <w:rPr>
                 <w:rFonts w:ascii="Calibri" w:hAnsi="Calibri"/>
                 <w:sz w:val="18"/>
               </w:rPr>
-              <w:t>rate_predictor('home_loan', 800) → RAM cache → {min:7.6%, max:10.75%, personal:7.65%}</w:t>
+              <w:t>rate_</w:t>
+            </w:r>
+            <w:proofErr w:type="gramStart"/>
+            <w:r>
+              <w:rPr>
+                <w:rFonts w:ascii="Calibri" w:hAnsi="Calibri"/>
+                <w:sz w:val="18"/>
+              </w:rPr>
+              <w:t>predictor</w:t>
+            </w:r>
+            <w:proofErr w:type="spellEnd"/>
+            <w:r>
+              <w:rPr>
+                <w:rFonts w:ascii="Calibri" w:hAnsi="Calibri"/>
+                <w:sz w:val="18"/>
+              </w:rPr>
+              <w:t>(</w:t>
+            </w:r>
+            <w:proofErr w:type="gramEnd"/>
+            <w:r>
+              <w:rPr>
+                <w:rFonts w:ascii="Calibri" w:hAnsi="Calibri"/>
+                <w:sz w:val="18"/>
+              </w:rPr>
+              <w:t>'</w:t>
+            </w:r>
+            <w:proofErr w:type="spellStart"/>
+            <w:r>
+              <w:rPr>
+                <w:rFonts w:ascii="Calibri" w:hAnsi="Calibri"/>
+                <w:sz w:val="18"/>
+              </w:rPr>
+              <w:t>home_loan</w:t>
+            </w:r>
+            <w:proofErr w:type="spellEnd"/>
+            <w:r>
+              <w:rPr>
+                <w:rFonts w:ascii="Calibri" w:hAnsi="Calibri"/>
+                <w:sz w:val="18"/>
+              </w:rPr>
+              <w:t>', 800) → RAM cache → {min:7.6%, max:10.75%, personal:7.65%}</w:t>
             </w:r>
           </w:p>
         </w:tc>
@@ -7415,12 +11931,37 @@
             <w:shd w:val="clear" w:color="auto" w:fill="EEF2FF"/>
           </w:tcPr>
           <w:p>
+            <w:proofErr w:type="spellStart"/>
             <w:r>
               <w:rPr>
                 <w:rFonts w:ascii="Calibri" w:hAnsi="Calibri"/>
                 <w:sz w:val="18"/>
               </w:rPr>
-              <w:t>calculate_emi(5000000, 7.6, 240) → ₹40,586/month, ₹4.74L interest</w:t>
+              <w:t>calculate_</w:t>
+            </w:r>
+            <w:proofErr w:type="gramStart"/>
+            <w:r>
+              <w:rPr>
+                <w:rFonts w:ascii="Calibri" w:hAnsi="Calibri"/>
+                <w:sz w:val="18"/>
+              </w:rPr>
+              <w:t>emi</w:t>
+            </w:r>
+            <w:proofErr w:type="spellEnd"/>
+            <w:r>
+              <w:rPr>
+                <w:rFonts w:ascii="Calibri" w:hAnsi="Calibri"/>
+                <w:sz w:val="18"/>
+              </w:rPr>
+              <w:t>(</w:t>
+            </w:r>
+            <w:proofErr w:type="gramEnd"/>
+            <w:r>
+              <w:rPr>
+                <w:rFonts w:ascii="Calibri" w:hAnsi="Calibri"/>
+                <w:sz w:val="18"/>
+              </w:rPr>
+              <w:t>5000000, 7.6, 240) → ₹40,586/month, ₹4.74L interest</w:t>
             </w:r>
           </w:p>
         </w:tc>
@@ -7473,12 +12014,46 @@
             <w:tcW w:w="4464" w:type="dxa"/>
           </w:tcPr>
           <w:p>
+            <w:proofErr w:type="spellStart"/>
+            <w:proofErr w:type="gramStart"/>
             <w:r>
               <w:rPr>
                 <w:rFonts w:ascii="Calibri" w:hAnsi="Calibri"/>
                 <w:sz w:val="18"/>
               </w:rPr>
-              <w:t>calculate_emi(5000000, 8.4, 240) → ₹43,075/month, ₹5.34L interest</w:t>
+              <w:t>calculate</w:t>
+            </w:r>
+            <w:proofErr w:type="gramEnd"/>
+            <w:r>
+              <w:rPr>
+                <w:rFonts w:ascii="Calibri" w:hAnsi="Calibri"/>
+                <w:sz w:val="18"/>
+              </w:rPr>
+              <w:t>_</w:t>
+            </w:r>
+            <w:proofErr w:type="gramStart"/>
+            <w:r>
+              <w:rPr>
+                <w:rFonts w:ascii="Calibri" w:hAnsi="Calibri"/>
+                <w:sz w:val="18"/>
+              </w:rPr>
+              <w:t>emi</w:t>
+            </w:r>
+            <w:proofErr w:type="spellEnd"/>
+            <w:r>
+              <w:rPr>
+                <w:rFonts w:ascii="Calibri" w:hAnsi="Calibri"/>
+                <w:sz w:val="18"/>
+              </w:rPr>
+              <w:t>(</w:t>
+            </w:r>
+            <w:proofErr w:type="gramEnd"/>
+            <w:r>
+              <w:rPr>
+                <w:rFonts w:ascii="Calibri" w:hAnsi="Calibri"/>
+                <w:sz w:val="18"/>
+              </w:rPr>
+              <w:t>5000000, 8.4, 240) → ₹43,075/month, ₹5.34L interest</w:t>
             </w:r>
           </w:p>
         </w:tc>
@@ -7535,12 +12110,46 @@
             <w:shd w:val="clear" w:color="auto" w:fill="EEF2FF"/>
           </w:tcPr>
           <w:p>
+            <w:proofErr w:type="spellStart"/>
+            <w:proofErr w:type="gramStart"/>
             <w:r>
               <w:rPr>
                 <w:rFonts w:ascii="Calibri" w:hAnsi="Calibri"/>
                 <w:sz w:val="18"/>
               </w:rPr>
-              <w:t>calculate_emi(5000000, 7.65, 180) → ₹46,778/month, ₹3.42L interest</w:t>
+              <w:t>calculate</w:t>
+            </w:r>
+            <w:proofErr w:type="gramEnd"/>
+            <w:r>
+              <w:rPr>
+                <w:rFonts w:ascii="Calibri" w:hAnsi="Calibri"/>
+                <w:sz w:val="18"/>
+              </w:rPr>
+              <w:t>_</w:t>
+            </w:r>
+            <w:proofErr w:type="gramStart"/>
+            <w:r>
+              <w:rPr>
+                <w:rFonts w:ascii="Calibri" w:hAnsi="Calibri"/>
+                <w:sz w:val="18"/>
+              </w:rPr>
+              <w:t>emi</w:t>
+            </w:r>
+            <w:proofErr w:type="spellEnd"/>
+            <w:r>
+              <w:rPr>
+                <w:rFonts w:ascii="Calibri" w:hAnsi="Calibri"/>
+                <w:sz w:val="18"/>
+              </w:rPr>
+              <w:t>(</w:t>
+            </w:r>
+            <w:proofErr w:type="gramEnd"/>
+            <w:r>
+              <w:rPr>
+                <w:rFonts w:ascii="Calibri" w:hAnsi="Calibri"/>
+                <w:sz w:val="18"/>
+              </w:rPr>
+              <w:t>5000000, 7.65, 180) → ₹46,778/month, ₹3.42L interest</w:t>
             </w:r>
           </w:p>
         </w:tc>
@@ -7655,12 +12264,21 @@
             <w:shd w:val="clear" w:color="auto" w:fill="EEF2FF"/>
           </w:tcPr>
           <w:p>
+            <w:proofErr w:type="spellStart"/>
             <w:r>
               <w:rPr>
                 <w:rFonts w:ascii="Calibri" w:hAnsi="Calibri"/>
                 <w:sz w:val="18"/>
               </w:rPr>
-              <w:t>Groq synthesizes chunks → eligibility=YES, PMAY=YES, approval=90%</w:t>
+              <w:t>Groq</w:t>
+            </w:r>
+            <w:proofErr w:type="spellEnd"/>
+            <w:r>
+              <w:rPr>
+                <w:rFonts w:ascii="Calibri" w:hAnsi="Calibri"/>
+                <w:sz w:val="18"/>
+              </w:rPr>
+              <w:t xml:space="preserve"> synthesizes chunks → eligibility=YES, PMAY=YES, approval=90%</w:t>
             </w:r>
           </w:p>
         </w:tc>
@@ -7792,7 +12410,21 @@
         <w:rPr>
           <w:rFonts w:ascii="Calibri" w:hAnsi="Calibri"/>
         </w:rPr>
-        <w:t>Total response time: approximately 5–8 seconds (dominated by 3 sequential Groq LLM API calls).</w:t>
+        <w:t xml:space="preserve">Total response time: approximately 5–8 seconds (dominated by 3 sequential </w:t>
+      </w:r>
+      <w:proofErr w:type="spellStart"/>
+      <w:r>
+        <w:rPr>
+          <w:rFonts w:ascii="Calibri" w:hAnsi="Calibri"/>
+        </w:rPr>
+        <w:t>Groq</w:t>
+      </w:r>
+      <w:proofErr w:type="spellEnd"/>
+      <w:r>
+        <w:rPr>
+          <w:rFonts w:ascii="Calibri" w:hAnsi="Calibri"/>
+        </w:rPr>
+        <w:t xml:space="preserve"> LLM API calls).</w:t>
       </w:r>
     </w:p>
     <w:p>
@@ -7817,12 +12449,21 @@
       <w:pPr>
         <w:pStyle w:val="Heading2"/>
       </w:pPr>
+      <w:proofErr w:type="gramStart"/>
       <w:r>
         <w:rPr>
           <w:rFonts w:ascii="Calibri" w:hAnsi="Calibri"/>
           <w:color w:val="4472C4"/>
         </w:rPr>
-        <w:t>12.1  REST Endpoints</w:t>
+        <w:t>12.1  REST</w:t>
+      </w:r>
+      <w:proofErr w:type="gramEnd"/>
+      <w:r>
+        <w:rPr>
+          <w:rFonts w:ascii="Calibri" w:hAnsi="Calibri"/>
+          <w:color w:val="4472C4"/>
+        </w:rPr>
+        <w:t xml:space="preserve"> Endpoints</w:t>
       </w:r>
     </w:p>
     <w:tbl>
@@ -8048,7 +12689,32 @@
                 <w:rFonts w:ascii="Calibri" w:hAnsi="Calibri"/>
                 <w:sz w:val="20"/>
               </w:rPr>
-              <w:t>/profile/{user_id}</w:t>
+              <w:t>/</w:t>
+            </w:r>
+            <w:proofErr w:type="gramStart"/>
+            <w:r>
+              <w:rPr>
+                <w:rFonts w:ascii="Calibri" w:hAnsi="Calibri"/>
+                <w:sz w:val="20"/>
+              </w:rPr>
+              <w:t>profile/{</w:t>
+            </w:r>
+            <w:proofErr w:type="spellStart"/>
+            <w:proofErr w:type="gramEnd"/>
+            <w:r>
+              <w:rPr>
+                <w:rFonts w:ascii="Calibri" w:hAnsi="Calibri"/>
+                <w:sz w:val="20"/>
+              </w:rPr>
+              <w:t>user_id</w:t>
+            </w:r>
+            <w:proofErr w:type="spellEnd"/>
+            <w:r>
+              <w:rPr>
+                <w:rFonts w:ascii="Calibri" w:hAnsi="Calibri"/>
+                <w:sz w:val="20"/>
+              </w:rPr>
+              <w:t>}</w:t>
             </w:r>
           </w:p>
         </w:tc>
@@ -8164,7 +12830,48 @@
                 <w:rFonts w:ascii="Calibri" w:hAnsi="Calibri"/>
                 <w:sz w:val="20"/>
               </w:rPr>
-              <w:t>/chat/sessions/{user_id}</w:t>
+              <w:t>/</w:t>
+            </w:r>
+            <w:proofErr w:type="gramStart"/>
+            <w:r>
+              <w:rPr>
+                <w:rFonts w:ascii="Calibri" w:hAnsi="Calibri"/>
+                <w:sz w:val="20"/>
+              </w:rPr>
+              <w:t>chat</w:t>
+            </w:r>
+            <w:proofErr w:type="gramEnd"/>
+            <w:r>
+              <w:rPr>
+                <w:rFonts w:ascii="Calibri" w:hAnsi="Calibri"/>
+                <w:sz w:val="20"/>
+              </w:rPr>
+              <w:t>/</w:t>
+            </w:r>
+            <w:proofErr w:type="gramStart"/>
+            <w:r>
+              <w:rPr>
+                <w:rFonts w:ascii="Calibri" w:hAnsi="Calibri"/>
+                <w:sz w:val="20"/>
+              </w:rPr>
+              <w:t>sessions/{</w:t>
+            </w:r>
+            <w:proofErr w:type="spellStart"/>
+            <w:proofErr w:type="gramEnd"/>
+            <w:r>
+              <w:rPr>
+                <w:rFonts w:ascii="Calibri" w:hAnsi="Calibri"/>
+                <w:sz w:val="20"/>
+              </w:rPr>
+              <w:t>user_id</w:t>
+            </w:r>
+            <w:proofErr w:type="spellEnd"/>
+            <w:r>
+              <w:rPr>
+                <w:rFonts w:ascii="Calibri" w:hAnsi="Calibri"/>
+                <w:sz w:val="20"/>
+              </w:rPr>
+              <w:t>}</w:t>
             </w:r>
           </w:p>
         </w:tc>
@@ -8222,7 +12929,48 @@
                 <w:rFonts w:ascii="Calibri" w:hAnsi="Calibri"/>
                 <w:sz w:val="20"/>
               </w:rPr>
-              <w:t>/chat/sessions/{user_id}</w:t>
+              <w:t>/</w:t>
+            </w:r>
+            <w:proofErr w:type="gramStart"/>
+            <w:r>
+              <w:rPr>
+                <w:rFonts w:ascii="Calibri" w:hAnsi="Calibri"/>
+                <w:sz w:val="20"/>
+              </w:rPr>
+              <w:t>chat</w:t>
+            </w:r>
+            <w:proofErr w:type="gramEnd"/>
+            <w:r>
+              <w:rPr>
+                <w:rFonts w:ascii="Calibri" w:hAnsi="Calibri"/>
+                <w:sz w:val="20"/>
+              </w:rPr>
+              <w:t>/</w:t>
+            </w:r>
+            <w:proofErr w:type="gramStart"/>
+            <w:r>
+              <w:rPr>
+                <w:rFonts w:ascii="Calibri" w:hAnsi="Calibri"/>
+                <w:sz w:val="20"/>
+              </w:rPr>
+              <w:t>sessions/{</w:t>
+            </w:r>
+            <w:proofErr w:type="spellStart"/>
+            <w:proofErr w:type="gramEnd"/>
+            <w:r>
+              <w:rPr>
+                <w:rFonts w:ascii="Calibri" w:hAnsi="Calibri"/>
+                <w:sz w:val="20"/>
+              </w:rPr>
+              <w:t>user_id</w:t>
+            </w:r>
+            <w:proofErr w:type="spellEnd"/>
+            <w:r>
+              <w:rPr>
+                <w:rFonts w:ascii="Calibri" w:hAnsi="Calibri"/>
+                <w:sz w:val="20"/>
+              </w:rPr>
+              <w:t>}</w:t>
             </w:r>
           </w:p>
         </w:tc>
@@ -8280,7 +13028,73 @@
                 <w:rFonts w:ascii="Calibri" w:hAnsi="Calibri"/>
                 <w:sz w:val="20"/>
               </w:rPr>
-              <w:t>/chat/sessions/{user_id}/{session_id}</w:t>
+              <w:t>/</w:t>
+            </w:r>
+            <w:proofErr w:type="gramStart"/>
+            <w:r>
+              <w:rPr>
+                <w:rFonts w:ascii="Calibri" w:hAnsi="Calibri"/>
+                <w:sz w:val="20"/>
+              </w:rPr>
+              <w:t>chat</w:t>
+            </w:r>
+            <w:proofErr w:type="gramEnd"/>
+            <w:r>
+              <w:rPr>
+                <w:rFonts w:ascii="Calibri" w:hAnsi="Calibri"/>
+                <w:sz w:val="20"/>
+              </w:rPr>
+              <w:t>/</w:t>
+            </w:r>
+            <w:proofErr w:type="gramStart"/>
+            <w:r>
+              <w:rPr>
+                <w:rFonts w:ascii="Calibri" w:hAnsi="Calibri"/>
+                <w:sz w:val="20"/>
+              </w:rPr>
+              <w:t>sessions/{</w:t>
+            </w:r>
+            <w:proofErr w:type="spellStart"/>
+            <w:proofErr w:type="gramEnd"/>
+            <w:r>
+              <w:rPr>
+                <w:rFonts w:ascii="Calibri" w:hAnsi="Calibri"/>
+                <w:sz w:val="20"/>
+              </w:rPr>
+              <w:t>user_</w:t>
+            </w:r>
+            <w:proofErr w:type="gramStart"/>
+            <w:r>
+              <w:rPr>
+                <w:rFonts w:ascii="Calibri" w:hAnsi="Calibri"/>
+                <w:sz w:val="20"/>
+              </w:rPr>
+              <w:t>id</w:t>
+            </w:r>
+            <w:proofErr w:type="spellEnd"/>
+            <w:r>
+              <w:rPr>
+                <w:rFonts w:ascii="Calibri" w:hAnsi="Calibri"/>
+                <w:sz w:val="20"/>
+              </w:rPr>
+              <w:t>}/{</w:t>
+            </w:r>
+            <w:proofErr w:type="spellStart"/>
+            <w:proofErr w:type="gramEnd"/>
+            <w:r>
+              <w:rPr>
+                <w:rFonts w:ascii="Calibri" w:hAnsi="Calibri"/>
+                <w:sz w:val="20"/>
+              </w:rPr>
+              <w:t>session_id</w:t>
+            </w:r>
+            <w:proofErr w:type="spellEnd"/>
+            <w:r>
+              <w:rPr>
+                <w:rFonts w:ascii="Calibri" w:hAnsi="Calibri"/>
+                <w:sz w:val="20"/>
+              </w:rPr>
+              <w:t>}</w:t>
             </w:r>
           </w:p>
         </w:tc>
@@ -8338,7 +13152,89 @@
                 <w:rFonts w:ascii="Calibri" w:hAnsi="Calibri"/>
                 <w:sz w:val="20"/>
               </w:rPr>
-              <w:t>/chat/sessions/{user_id}/{session_id}/messages</w:t>
+              <w:t>/</w:t>
+            </w:r>
+            <w:proofErr w:type="gramStart"/>
+            <w:r>
+              <w:rPr>
+                <w:rFonts w:ascii="Calibri" w:hAnsi="Calibri"/>
+                <w:sz w:val="20"/>
+              </w:rPr>
+              <w:t>chat</w:t>
+            </w:r>
+            <w:proofErr w:type="gramEnd"/>
+            <w:r>
+              <w:rPr>
+                <w:rFonts w:ascii="Calibri" w:hAnsi="Calibri"/>
+                <w:sz w:val="20"/>
+              </w:rPr>
+              <w:t>/</w:t>
+            </w:r>
+            <w:proofErr w:type="gramStart"/>
+            <w:r>
+              <w:rPr>
+                <w:rFonts w:ascii="Calibri" w:hAnsi="Calibri"/>
+                <w:sz w:val="20"/>
+              </w:rPr>
+              <w:t>sessions/{</w:t>
+            </w:r>
+            <w:proofErr w:type="spellStart"/>
+            <w:proofErr w:type="gramEnd"/>
+            <w:r>
+              <w:rPr>
+                <w:rFonts w:ascii="Calibri" w:hAnsi="Calibri"/>
+                <w:sz w:val="20"/>
+              </w:rPr>
+              <w:t>user_</w:t>
+            </w:r>
+            <w:proofErr w:type="gramStart"/>
+            <w:r>
+              <w:rPr>
+                <w:rFonts w:ascii="Calibri" w:hAnsi="Calibri"/>
+                <w:sz w:val="20"/>
+              </w:rPr>
+              <w:t>id</w:t>
+            </w:r>
+            <w:proofErr w:type="spellEnd"/>
+            <w:r>
+              <w:rPr>
+                <w:rFonts w:ascii="Calibri" w:hAnsi="Calibri"/>
+                <w:sz w:val="20"/>
+              </w:rPr>
+              <w:t>}/{</w:t>
+            </w:r>
+            <w:proofErr w:type="spellStart"/>
+            <w:proofErr w:type="gramEnd"/>
+            <w:r>
+              <w:rPr>
+                <w:rFonts w:ascii="Calibri" w:hAnsi="Calibri"/>
+                <w:sz w:val="20"/>
+              </w:rPr>
+              <w:t>session_</w:t>
+            </w:r>
+            <w:proofErr w:type="gramStart"/>
+            <w:r>
+              <w:rPr>
+                <w:rFonts w:ascii="Calibri" w:hAnsi="Calibri"/>
+                <w:sz w:val="20"/>
+              </w:rPr>
+              <w:t>id</w:t>
+            </w:r>
+            <w:proofErr w:type="spellEnd"/>
+            <w:r>
+              <w:rPr>
+                <w:rFonts w:ascii="Calibri" w:hAnsi="Calibri"/>
+                <w:sz w:val="20"/>
+              </w:rPr>
+              <w:t>}/</w:t>
+            </w:r>
+            <w:proofErr w:type="gramEnd"/>
+            <w:r>
+              <w:rPr>
+                <w:rFonts w:ascii="Calibri" w:hAnsi="Calibri"/>
+                <w:sz w:val="20"/>
+              </w:rPr>
+              <w:t>messages</w:t>
             </w:r>
           </w:p>
         </w:tc>
@@ -8396,7 +13292,50 @@
                 <w:rFonts w:ascii="Calibri" w:hAnsi="Calibri"/>
                 <w:sz w:val="20"/>
               </w:rPr>
-              <w:t>/ws/chat/{user_id}</w:t>
+              <w:t>/</w:t>
+            </w:r>
+            <w:proofErr w:type="spellStart"/>
+            <w:proofErr w:type="gramStart"/>
+            <w:r>
+              <w:rPr>
+                <w:rFonts w:ascii="Calibri" w:hAnsi="Calibri"/>
+                <w:sz w:val="20"/>
+              </w:rPr>
+              <w:t>ws</w:t>
+            </w:r>
+            <w:proofErr w:type="spellEnd"/>
+            <w:proofErr w:type="gramEnd"/>
+            <w:r>
+              <w:rPr>
+                <w:rFonts w:ascii="Calibri" w:hAnsi="Calibri"/>
+                <w:sz w:val="20"/>
+              </w:rPr>
+              <w:t>/</w:t>
+            </w:r>
+            <w:proofErr w:type="gramStart"/>
+            <w:r>
+              <w:rPr>
+                <w:rFonts w:ascii="Calibri" w:hAnsi="Calibri"/>
+                <w:sz w:val="20"/>
+              </w:rPr>
+              <w:t>chat/{</w:t>
+            </w:r>
+            <w:proofErr w:type="spellStart"/>
+            <w:proofErr w:type="gramEnd"/>
+            <w:r>
+              <w:rPr>
+                <w:rFonts w:ascii="Calibri" w:hAnsi="Calibri"/>
+                <w:sz w:val="20"/>
+              </w:rPr>
+              <w:t>user_id</w:t>
+            </w:r>
+            <w:proofErr w:type="spellEnd"/>
+            <w:r>
+              <w:rPr>
+                <w:rFonts w:ascii="Calibri" w:hAnsi="Calibri"/>
+                <w:sz w:val="20"/>
+              </w:rPr>
+              <w:t>}</w:t>
             </w:r>
           </w:p>
         </w:tc>
@@ -8454,7 +13393,48 @@
                 <w:rFonts w:ascii="Calibri" w:hAnsi="Calibri"/>
                 <w:sz w:val="20"/>
               </w:rPr>
-              <w:t>/documents/upload/{user_id}</w:t>
+              <w:t>/</w:t>
+            </w:r>
+            <w:proofErr w:type="gramStart"/>
+            <w:r>
+              <w:rPr>
+                <w:rFonts w:ascii="Calibri" w:hAnsi="Calibri"/>
+                <w:sz w:val="20"/>
+              </w:rPr>
+              <w:t>documents</w:t>
+            </w:r>
+            <w:proofErr w:type="gramEnd"/>
+            <w:r>
+              <w:rPr>
+                <w:rFonts w:ascii="Calibri" w:hAnsi="Calibri"/>
+                <w:sz w:val="20"/>
+              </w:rPr>
+              <w:t>/</w:t>
+            </w:r>
+            <w:proofErr w:type="gramStart"/>
+            <w:r>
+              <w:rPr>
+                <w:rFonts w:ascii="Calibri" w:hAnsi="Calibri"/>
+                <w:sz w:val="20"/>
+              </w:rPr>
+              <w:t>upload/{</w:t>
+            </w:r>
+            <w:proofErr w:type="spellStart"/>
+            <w:proofErr w:type="gramEnd"/>
+            <w:r>
+              <w:rPr>
+                <w:rFonts w:ascii="Calibri" w:hAnsi="Calibri"/>
+                <w:sz w:val="20"/>
+              </w:rPr>
+              <w:t>user_id</w:t>
+            </w:r>
+            <w:proofErr w:type="spellEnd"/>
+            <w:r>
+              <w:rPr>
+                <w:rFonts w:ascii="Calibri" w:hAnsi="Calibri"/>
+                <w:sz w:val="20"/>
+              </w:rPr>
+              <w:t>}</w:t>
             </w:r>
           </w:p>
         </w:tc>
@@ -8512,8 +13492,17 @@
                 <w:rFonts w:ascii="Calibri" w:hAnsi="Calibri"/>
                 <w:sz w:val="20"/>
               </w:rPr>
-              <w:t>/health</w:t>
-            </w:r>
+              <w:t>/</w:t>
+            </w:r>
+            <w:proofErr w:type="gramStart"/>
+            <w:r>
+              <w:rPr>
+                <w:rFonts w:ascii="Calibri" w:hAnsi="Calibri"/>
+                <w:sz w:val="20"/>
+              </w:rPr>
+              <w:t>health</w:t>
+            </w:r>
+            <w:proofErr w:type="gramEnd"/>
           </w:p>
         </w:tc>
         <w:tc>
@@ -8570,8 +13559,17 @@
                 <w:rFonts w:ascii="Calibri" w:hAnsi="Calibri"/>
                 <w:sz w:val="20"/>
               </w:rPr>
-              <w:t>/logs</w:t>
-            </w:r>
+              <w:t>/</w:t>
+            </w:r>
+            <w:proofErr w:type="gramStart"/>
+            <w:r>
+              <w:rPr>
+                <w:rFonts w:ascii="Calibri" w:hAnsi="Calibri"/>
+                <w:sz w:val="20"/>
+              </w:rPr>
+              <w:t>logs</w:t>
+            </w:r>
+            <w:proofErr w:type="gramEnd"/>
           </w:p>
         </w:tc>
         <w:tc>
@@ -8612,19 +13610,42 @@
         <w:rPr>
           <w:rFonts w:ascii="Calibri" w:hAnsi="Calibri"/>
         </w:rPr>
-        <w:t>* JWT is passed in the WebSocket message payload, not in the HTTP upgrade header.</w:t>
+        <w:t xml:space="preserve">* JWT is passed </w:t>
+      </w:r>
+      <w:proofErr w:type="gramStart"/>
+      <w:r>
+        <w:rPr>
+          <w:rFonts w:ascii="Calibri" w:hAnsi="Calibri"/>
+        </w:rPr>
+        <w:t>in</w:t>
+      </w:r>
+      <w:proofErr w:type="gramEnd"/>
+      <w:r>
+        <w:rPr>
+          <w:rFonts w:ascii="Calibri" w:hAnsi="Calibri"/>
+        </w:rPr>
+        <w:t xml:space="preserve"> the WebSocket message payload, not in the HTTP upgrade header.</w:t>
       </w:r>
     </w:p>
     <w:p>
       <w:pPr>
         <w:pStyle w:val="Heading2"/>
       </w:pPr>
+      <w:proofErr w:type="gramStart"/>
       <w:r>
         <w:rPr>
           <w:rFonts w:ascii="Calibri" w:hAnsi="Calibri"/>
           <w:color w:val="4472C4"/>
         </w:rPr>
-        <w:t>12.2  WebSocket Message Format</w:t>
+        <w:t>12.2  WebSocket</w:t>
+      </w:r>
+      <w:proofErr w:type="gramEnd"/>
+      <w:r>
+        <w:rPr>
+          <w:rFonts w:ascii="Calibri" w:hAnsi="Calibri"/>
+          <w:color w:val="4472C4"/>
+        </w:rPr>
+        <w:t xml:space="preserve"> Message Format</w:t>
       </w:r>
     </w:p>
     <w:p>
@@ -8647,8 +13668,90 @@
           <w:color w:val="1E1E1E"/>
           <w:sz w:val="19"/>
         </w:rPr>
-        <w:t xml:space="preserve">  { "message": "I want a home loan", "token": "eyJ...", "session_id": "uuid..." }</w:t>
-      </w:r>
+        <w:t xml:space="preserve">  </w:t>
+      </w:r>
+      <w:proofErr w:type="gramStart"/>
+      <w:r>
+        <w:rPr>
+          <w:rFonts w:ascii="Courier New" w:hAnsi="Courier New"/>
+          <w:color w:val="1E1E1E"/>
+          <w:sz w:val="19"/>
+        </w:rPr>
+        <w:t>{ "</w:t>
+      </w:r>
+      <w:proofErr w:type="gramEnd"/>
+      <w:r>
+        <w:rPr>
+          <w:rFonts w:ascii="Courier New" w:hAnsi="Courier New"/>
+          <w:color w:val="1E1E1E"/>
+          <w:sz w:val="19"/>
+        </w:rPr>
+        <w:t>message": "I want a home loan", "token": "</w:t>
+      </w:r>
+      <w:proofErr w:type="spellStart"/>
+      <w:r>
+        <w:rPr>
+          <w:rFonts w:ascii="Courier New" w:hAnsi="Courier New"/>
+          <w:color w:val="1E1E1E"/>
+          <w:sz w:val="19"/>
+        </w:rPr>
+        <w:t>eyJ</w:t>
+      </w:r>
+      <w:proofErr w:type="spellEnd"/>
+      <w:r>
+        <w:rPr>
+          <w:rFonts w:ascii="Courier New" w:hAnsi="Courier New"/>
+          <w:color w:val="1E1E1E"/>
+          <w:sz w:val="19"/>
+        </w:rPr>
+        <w:t>...", "</w:t>
+      </w:r>
+      <w:proofErr w:type="spellStart"/>
+      <w:r>
+        <w:rPr>
+          <w:rFonts w:ascii="Courier New" w:hAnsi="Courier New"/>
+          <w:color w:val="1E1E1E"/>
+          <w:sz w:val="19"/>
+        </w:rPr>
+        <w:t>session_id</w:t>
+      </w:r>
+      <w:proofErr w:type="spellEnd"/>
+      <w:r>
+        <w:rPr>
+          <w:rFonts w:ascii="Courier New" w:hAnsi="Courier New"/>
+          <w:color w:val="1E1E1E"/>
+          <w:sz w:val="19"/>
+        </w:rPr>
+        <w:t>": "</w:t>
+      </w:r>
+      <w:proofErr w:type="spellStart"/>
+      <w:r>
+        <w:rPr>
+          <w:rFonts w:ascii="Courier New" w:hAnsi="Courier New"/>
+          <w:color w:val="1E1E1E"/>
+          <w:sz w:val="19"/>
+        </w:rPr>
+        <w:t>uuid</w:t>
+      </w:r>
+      <w:proofErr w:type="spellEnd"/>
+      <w:r>
+        <w:rPr>
+          <w:rFonts w:ascii="Courier New" w:hAnsi="Courier New"/>
+          <w:color w:val="1E1E1E"/>
+          <w:sz w:val="19"/>
+        </w:rPr>
+        <w:t>...</w:t>
+      </w:r>
+      <w:proofErr w:type="gramStart"/>
+      <w:r>
+        <w:rPr>
+          <w:rFonts w:ascii="Courier New" w:hAnsi="Courier New"/>
+          <w:color w:val="1E1E1E"/>
+          <w:sz w:val="19"/>
+        </w:rPr>
+        <w:t>" }</w:t>
+      </w:r>
+      <w:proofErr w:type="gramEnd"/>
     </w:p>
     <w:p>
       <w:r>
@@ -8793,7 +13896,25 @@
           <w:color w:val="1E1E1E"/>
           <w:sz w:val="19"/>
         </w:rPr>
-        <w:t>│   ├── .env                          Environment variables (never commit to Git)</w:t>
+        <w:t>│   ├─</w:t>
+      </w:r>
+      <w:proofErr w:type="gramStart"/>
+      <w:r>
+        <w:rPr>
+          <w:rFonts w:ascii="Courier New" w:hAnsi="Courier New"/>
+          <w:color w:val="1E1E1E"/>
+          <w:sz w:val="19"/>
+        </w:rPr>
+        <w:t>─ .env</w:t>
+      </w:r>
+      <w:proofErr w:type="gramEnd"/>
+      <w:r>
+        <w:rPr>
+          <w:rFonts w:ascii="Courier New" w:hAnsi="Courier New"/>
+          <w:color w:val="1E1E1E"/>
+          <w:sz w:val="19"/>
+        </w:rPr>
+        <w:t xml:space="preserve">                          Environment variables (never commit to Git)</w:t>
       </w:r>
     </w:p>
     <w:p>
@@ -8808,7 +13929,25 @@
           <w:color w:val="1E1E1E"/>
           <w:sz w:val="19"/>
         </w:rPr>
-        <w:t>│   ├── main.py                       FastAPI app + boot lifespan + middleware</w:t>
+        <w:t xml:space="preserve">│   ├── main.py                       </w:t>
+      </w:r>
+      <w:proofErr w:type="spellStart"/>
+      <w:r>
+        <w:rPr>
+          <w:rFonts w:ascii="Courier New" w:hAnsi="Courier New"/>
+          <w:color w:val="1E1E1E"/>
+          <w:sz w:val="19"/>
+        </w:rPr>
+        <w:t>FastAPI</w:t>
+      </w:r>
+      <w:proofErr w:type="spellEnd"/>
+      <w:r>
+        <w:rPr>
+          <w:rFonts w:ascii="Courier New" w:hAnsi="Courier New"/>
+          <w:color w:val="1E1E1E"/>
+          <w:sz w:val="19"/>
+        </w:rPr>
+        <w:t xml:space="preserve"> app + boot lifespan + middleware</w:t>
       </w:r>
     </w:p>
     <w:p>
@@ -8823,8 +13962,36 @@
           <w:color w:val="1E1E1E"/>
           <w:sz w:val="19"/>
         </w:rPr>
-        <w:t>│   ├── config.py                     Pydantic settings loader from .env</w:t>
-      </w:r>
+        <w:t xml:space="preserve">│   ├── config.py                     </w:t>
+      </w:r>
+      <w:proofErr w:type="spellStart"/>
+      <w:r>
+        <w:rPr>
+          <w:rFonts w:ascii="Courier New" w:hAnsi="Courier New"/>
+          <w:color w:val="1E1E1E"/>
+          <w:sz w:val="19"/>
+        </w:rPr>
+        <w:t>Pydantic</w:t>
+      </w:r>
+      <w:proofErr w:type="spellEnd"/>
+      <w:r>
+        <w:rPr>
+          <w:rFonts w:ascii="Courier New" w:hAnsi="Courier New"/>
+          <w:color w:val="1E1E1E"/>
+          <w:sz w:val="19"/>
+        </w:rPr>
+        <w:t xml:space="preserve"> settings loader </w:t>
+      </w:r>
+      <w:proofErr w:type="gramStart"/>
+      <w:r>
+        <w:rPr>
+          <w:rFonts w:ascii="Courier New" w:hAnsi="Courier New"/>
+          <w:color w:val="1E1E1E"/>
+          <w:sz w:val="19"/>
+        </w:rPr>
+        <w:t>from .env</w:t>
+      </w:r>
+      <w:proofErr w:type="gramEnd"/>
     </w:p>
     <w:p>
       <w:pPr>
@@ -8898,7 +14065,43 @@
           <w:color w:val="1E1E1E"/>
           <w:sz w:val="19"/>
         </w:rPr>
-        <w:t>│   │   ├── service.py                ChromaDB user store + bcrypt auth + profile CRUD</w:t>
+        <w:t xml:space="preserve">│   │   ├── service.py                </w:t>
+      </w:r>
+      <w:proofErr w:type="spellStart"/>
+      <w:r>
+        <w:rPr>
+          <w:rFonts w:ascii="Courier New" w:hAnsi="Courier New"/>
+          <w:color w:val="1E1E1E"/>
+          <w:sz w:val="19"/>
+        </w:rPr>
+        <w:t>ChromaDB</w:t>
+      </w:r>
+      <w:proofErr w:type="spellEnd"/>
+      <w:r>
+        <w:rPr>
+          <w:rFonts w:ascii="Courier New" w:hAnsi="Courier New"/>
+          <w:color w:val="1E1E1E"/>
+          <w:sz w:val="19"/>
+        </w:rPr>
+        <w:t xml:space="preserve"> user store + </w:t>
+      </w:r>
+      <w:proofErr w:type="spellStart"/>
+      <w:r>
+        <w:rPr>
+          <w:rFonts w:ascii="Courier New" w:hAnsi="Courier New"/>
+          <w:color w:val="1E1E1E"/>
+          <w:sz w:val="19"/>
+        </w:rPr>
+        <w:t>bcrypt</w:t>
+      </w:r>
+      <w:proofErr w:type="spellEnd"/>
+      <w:r>
+        <w:rPr>
+          <w:rFonts w:ascii="Courier New" w:hAnsi="Courier New"/>
+          <w:color w:val="1E1E1E"/>
+          <w:sz w:val="19"/>
+        </w:rPr>
+        <w:t xml:space="preserve"> auth + profile CRUD</w:t>
       </w:r>
     </w:p>
     <w:p>
@@ -8958,7 +14161,25 @@
           <w:color w:val="1E1E1E"/>
           <w:sz w:val="19"/>
         </w:rPr>
-        <w:t>│   │   ├── credit_analyst.py         CrewAI agent: risk scoring + DTI override</w:t>
+        <w:t xml:space="preserve">│   │   ├── credit_analyst.py         </w:t>
+      </w:r>
+      <w:proofErr w:type="spellStart"/>
+      <w:r>
+        <w:rPr>
+          <w:rFonts w:ascii="Courier New" w:hAnsi="Courier New"/>
+          <w:color w:val="1E1E1E"/>
+          <w:sz w:val="19"/>
+        </w:rPr>
+        <w:t>CrewAI</w:t>
+      </w:r>
+      <w:proofErr w:type="spellEnd"/>
+      <w:r>
+        <w:rPr>
+          <w:rFonts w:ascii="Courier New" w:hAnsi="Courier New"/>
+          <w:color w:val="1E1E1E"/>
+          <w:sz w:val="19"/>
+        </w:rPr>
+        <w:t xml:space="preserve"> agent: risk scoring + DTI override</w:t>
       </w:r>
     </w:p>
     <w:p>
@@ -8973,7 +14194,25 @@
           <w:color w:val="1E1E1E"/>
           <w:sz w:val="19"/>
         </w:rPr>
-        <w:t>│   │   ├── loan_advisor.py           CrewAI agent: rate prediction + EMI calc + fallback</w:t>
+        <w:t xml:space="preserve">│   │   ├── loan_advisor.py           </w:t>
+      </w:r>
+      <w:proofErr w:type="spellStart"/>
+      <w:r>
+        <w:rPr>
+          <w:rFonts w:ascii="Courier New" w:hAnsi="Courier New"/>
+          <w:color w:val="1E1E1E"/>
+          <w:sz w:val="19"/>
+        </w:rPr>
+        <w:t>CrewAI</w:t>
+      </w:r>
+      <w:proofErr w:type="spellEnd"/>
+      <w:r>
+        <w:rPr>
+          <w:rFonts w:ascii="Courier New" w:hAnsi="Courier New"/>
+          <w:color w:val="1E1E1E"/>
+          <w:sz w:val="19"/>
+        </w:rPr>
+        <w:t xml:space="preserve"> agent: rate prediction + EMI calc + fallback</w:t>
       </w:r>
     </w:p>
     <w:p>
@@ -8988,7 +14227,25 @@
           <w:color w:val="1E1E1E"/>
           <w:sz w:val="19"/>
         </w:rPr>
-        <w:t>│   │   └── risk_compliance.py        CrewAI agent: RAG policy search + eligibility</w:t>
+        <w:t xml:space="preserve">│   │   └── risk_compliance.py        </w:t>
+      </w:r>
+      <w:proofErr w:type="spellStart"/>
+      <w:r>
+        <w:rPr>
+          <w:rFonts w:ascii="Courier New" w:hAnsi="Courier New"/>
+          <w:color w:val="1E1E1E"/>
+          <w:sz w:val="19"/>
+        </w:rPr>
+        <w:t>CrewAI</w:t>
+      </w:r>
+      <w:proofErr w:type="spellEnd"/>
+      <w:r>
+        <w:rPr>
+          <w:rFonts w:ascii="Courier New" w:hAnsi="Courier New"/>
+          <w:color w:val="1E1E1E"/>
+          <w:sz w:val="19"/>
+        </w:rPr>
+        <w:t xml:space="preserve"> agent: RAG policy search + eligibility</w:t>
       </w:r>
     </w:p>
     <w:p>
@@ -9033,7 +14290,25 @@
           <w:color w:val="1E1E1E"/>
           <w:sz w:val="19"/>
         </w:rPr>
-        <w:t>│   │   ├── graph.py                  LangGraph state machine (nodes + conditional edges)</w:t>
+        <w:t xml:space="preserve">│   │   ├── graph.py                  </w:t>
+      </w:r>
+      <w:proofErr w:type="spellStart"/>
+      <w:r>
+        <w:rPr>
+          <w:rFonts w:ascii="Courier New" w:hAnsi="Courier New"/>
+          <w:color w:val="1E1E1E"/>
+          <w:sz w:val="19"/>
+        </w:rPr>
+        <w:t>LangGraph</w:t>
+      </w:r>
+      <w:proofErr w:type="spellEnd"/>
+      <w:r>
+        <w:rPr>
+          <w:rFonts w:ascii="Courier New" w:hAnsi="Courier New"/>
+          <w:color w:val="1E1E1E"/>
+          <w:sz w:val="19"/>
+        </w:rPr>
+        <w:t xml:space="preserve"> state machine (nodes + conditional edges)</w:t>
       </w:r>
     </w:p>
     <w:p>
@@ -9063,7 +14338,25 @@
           <w:color w:val="1E1E1E"/>
           <w:sz w:val="19"/>
         </w:rPr>
-        <w:t>│   │   ├── intent_classifier.py      Groq-powered intent classifier with regex fallback</w:t>
+        <w:t xml:space="preserve">│   │   ├── intent_classifier.py      </w:t>
+      </w:r>
+      <w:proofErr w:type="spellStart"/>
+      <w:r>
+        <w:rPr>
+          <w:rFonts w:ascii="Courier New" w:hAnsi="Courier New"/>
+          <w:color w:val="1E1E1E"/>
+          <w:sz w:val="19"/>
+        </w:rPr>
+        <w:t>Groq</w:t>
+      </w:r>
+      <w:proofErr w:type="spellEnd"/>
+      <w:r>
+        <w:rPr>
+          <w:rFonts w:ascii="Courier New" w:hAnsi="Courier New"/>
+          <w:color w:val="1E1E1E"/>
+          <w:sz w:val="19"/>
+        </w:rPr>
+        <w:t>-powered intent classifier with regex fallback</w:t>
       </w:r>
     </w:p>
     <w:p>
@@ -9078,7 +14371,43 @@
           <w:color w:val="1E1E1E"/>
           <w:sz w:val="19"/>
         </w:rPr>
-        <w:t>│   │   └── state.py                  OrchestratorState TypedDict definition</w:t>
+        <w:t xml:space="preserve">│   │   └── state.py                  </w:t>
+      </w:r>
+      <w:proofErr w:type="spellStart"/>
+      <w:r>
+        <w:rPr>
+          <w:rFonts w:ascii="Courier New" w:hAnsi="Courier New"/>
+          <w:color w:val="1E1E1E"/>
+          <w:sz w:val="19"/>
+        </w:rPr>
+        <w:t>OrchestratorState</w:t>
+      </w:r>
+      <w:proofErr w:type="spellEnd"/>
+      <w:r>
+        <w:rPr>
+          <w:rFonts w:ascii="Courier New" w:hAnsi="Courier New"/>
+          <w:color w:val="1E1E1E"/>
+          <w:sz w:val="19"/>
+        </w:rPr>
+        <w:t xml:space="preserve"> </w:t>
+      </w:r>
+      <w:proofErr w:type="spellStart"/>
+      <w:r>
+        <w:rPr>
+          <w:rFonts w:ascii="Courier New" w:hAnsi="Courier New"/>
+          <w:color w:val="1E1E1E"/>
+          <w:sz w:val="19"/>
+        </w:rPr>
+        <w:t>TypedDict</w:t>
+      </w:r>
+      <w:proofErr w:type="spellEnd"/>
+      <w:r>
+        <w:rPr>
+          <w:rFonts w:ascii="Courier New" w:hAnsi="Courier New"/>
+          <w:color w:val="1E1E1E"/>
+          <w:sz w:val="19"/>
+        </w:rPr>
+        <w:t xml:space="preserve"> definition</w:t>
       </w:r>
     </w:p>
     <w:p>
@@ -9108,7 +14437,25 @@
           <w:color w:val="1E1E1E"/>
           <w:sz w:val="19"/>
         </w:rPr>
-        <w:t>│   ├── ml_models/</w:t>
+        <w:t xml:space="preserve">│   ├── </w:t>
+      </w:r>
+      <w:proofErr w:type="spellStart"/>
+      <w:r>
+        <w:rPr>
+          <w:rFonts w:ascii="Courier New" w:hAnsi="Courier New"/>
+          <w:color w:val="1E1E1E"/>
+          <w:sz w:val="19"/>
+        </w:rPr>
+        <w:t>ml_models</w:t>
+      </w:r>
+      <w:proofErr w:type="spellEnd"/>
+      <w:r>
+        <w:rPr>
+          <w:rFonts w:ascii="Courier New" w:hAnsi="Courier New"/>
+          <w:color w:val="1E1E1E"/>
+          <w:sz w:val="19"/>
+        </w:rPr>
+        <w:t>/</w:t>
       </w:r>
     </w:p>
     <w:p>
@@ -9138,7 +14485,43 @@
           <w:color w:val="1E1E1E"/>
           <w:sz w:val="19"/>
         </w:rPr>
-        <w:t>│   │   ├── emi_calculator.py         Pure Python EMI math (P×R×(1+R)^N / ((1+R)^N-1))</w:t>
+        <w:t>│   │   ├── emi_calculator.py         Pure Python EMI math (P×R×(1+</w:t>
+      </w:r>
+      <w:proofErr w:type="gramStart"/>
+      <w:r>
+        <w:rPr>
+          <w:rFonts w:ascii="Courier New" w:hAnsi="Courier New"/>
+          <w:color w:val="1E1E1E"/>
+          <w:sz w:val="19"/>
+        </w:rPr>
+        <w:t>R)^</w:t>
+      </w:r>
+      <w:proofErr w:type="gramEnd"/>
+      <w:r>
+        <w:rPr>
+          <w:rFonts w:ascii="Courier New" w:hAnsi="Courier New"/>
+          <w:color w:val="1E1E1E"/>
+          <w:sz w:val="19"/>
+        </w:rPr>
+        <w:t>N / ((1+</w:t>
+      </w:r>
+      <w:proofErr w:type="gramStart"/>
+      <w:r>
+        <w:rPr>
+          <w:rFonts w:ascii="Courier New" w:hAnsi="Courier New"/>
+          <w:color w:val="1E1E1E"/>
+          <w:sz w:val="19"/>
+        </w:rPr>
+        <w:t>R)^</w:t>
+      </w:r>
+      <w:proofErr w:type="gramEnd"/>
+      <w:r>
+        <w:rPr>
+          <w:rFonts w:ascii="Courier New" w:hAnsi="Courier New"/>
+          <w:color w:val="1E1E1E"/>
+          <w:sz w:val="19"/>
+        </w:rPr>
+        <w:t>N-1))</w:t>
       </w:r>
     </w:p>
     <w:p>
@@ -9153,7 +14536,25 @@
           <w:color w:val="1E1E1E"/>
           <w:sz w:val="19"/>
         </w:rPr>
-        <w:t>│   │   ├── fraud_detector.py         XGBoost Loan Risk Predictor wrapper</w:t>
+        <w:t xml:space="preserve">│   │   ├── fraud_detector.py         </w:t>
+      </w:r>
+      <w:proofErr w:type="spellStart"/>
+      <w:r>
+        <w:rPr>
+          <w:rFonts w:ascii="Courier New" w:hAnsi="Courier New"/>
+          <w:color w:val="1E1E1E"/>
+          <w:sz w:val="19"/>
+        </w:rPr>
+        <w:t>XGBoost</w:t>
+      </w:r>
+      <w:proofErr w:type="spellEnd"/>
+      <w:r>
+        <w:rPr>
+          <w:rFonts w:ascii="Courier New" w:hAnsi="Courier New"/>
+          <w:color w:val="1E1E1E"/>
+          <w:sz w:val="19"/>
+        </w:rPr>
+        <w:t xml:space="preserve"> Loan Risk Predictor wrapper</w:t>
       </w:r>
     </w:p>
     <w:p>
@@ -9168,7 +14569,53 @@
           <w:color w:val="1E1E1E"/>
           <w:sz w:val="19"/>
         </w:rPr>
-        <w:t>│   │   └── build_loan_risk_model.py  Model training script (run once to generate .joblib)</w:t>
+        <w:t xml:space="preserve">│   │   └── </w:t>
+      </w:r>
+      <w:proofErr w:type="gramStart"/>
+      <w:r>
+        <w:rPr>
+          <w:rFonts w:ascii="Courier New" w:hAnsi="Courier New"/>
+          <w:color w:val="1E1E1E"/>
+          <w:sz w:val="19"/>
+        </w:rPr>
+        <w:t>build_loan_risk_model.py  Model</w:t>
+      </w:r>
+      <w:proofErr w:type="gramEnd"/>
+      <w:r>
+        <w:rPr>
+          <w:rFonts w:ascii="Courier New" w:hAnsi="Courier New"/>
+          <w:color w:val="1E1E1E"/>
+          <w:sz w:val="19"/>
+        </w:rPr>
+        <w:t xml:space="preserve"> training script (run once to </w:t>
+      </w:r>
+      <w:proofErr w:type="gramStart"/>
+      <w:r>
+        <w:rPr>
+          <w:rFonts w:ascii="Courier New" w:hAnsi="Courier New"/>
+          <w:color w:val="1E1E1E"/>
+          <w:sz w:val="19"/>
+        </w:rPr>
+        <w:t>generate .</w:t>
+      </w:r>
+      <w:proofErr w:type="spellStart"/>
+      <w:r>
+        <w:rPr>
+          <w:rFonts w:ascii="Courier New" w:hAnsi="Courier New"/>
+          <w:color w:val="1E1E1E"/>
+          <w:sz w:val="19"/>
+        </w:rPr>
+        <w:t>joblib</w:t>
+      </w:r>
+      <w:proofErr w:type="spellEnd"/>
+      <w:proofErr w:type="gramEnd"/>
+      <w:r>
+        <w:rPr>
+          <w:rFonts w:ascii="Courier New" w:hAnsi="Courier New"/>
+          <w:color w:val="1E1E1E"/>
+          <w:sz w:val="19"/>
+        </w:rPr>
+        <w:t>)</w:t>
       </w:r>
     </w:p>
     <w:p>
@@ -9213,7 +14660,43 @@
           <w:color w:val="1E1E1E"/>
           <w:sz w:val="19"/>
         </w:rPr>
-        <w:t>│   │   └── crewai_tools.py           @crewai_tool wrappers: loan_risk_scorer, emi_calculator,</w:t>
+        <w:t xml:space="preserve">│   │   └── crewai_tools.py           @crewai_tool wrappers: </w:t>
+      </w:r>
+      <w:proofErr w:type="spellStart"/>
+      <w:r>
+        <w:rPr>
+          <w:rFonts w:ascii="Courier New" w:hAnsi="Courier New"/>
+          <w:color w:val="1E1E1E"/>
+          <w:sz w:val="19"/>
+        </w:rPr>
+        <w:t>loan_risk_scorer</w:t>
+      </w:r>
+      <w:proofErr w:type="spellEnd"/>
+      <w:r>
+        <w:rPr>
+          <w:rFonts w:ascii="Courier New" w:hAnsi="Courier New"/>
+          <w:color w:val="1E1E1E"/>
+          <w:sz w:val="19"/>
+        </w:rPr>
+        <w:t xml:space="preserve">, </w:t>
+      </w:r>
+      <w:proofErr w:type="spellStart"/>
+      <w:r>
+        <w:rPr>
+          <w:rFonts w:ascii="Courier New" w:hAnsi="Courier New"/>
+          <w:color w:val="1E1E1E"/>
+          <w:sz w:val="19"/>
+        </w:rPr>
+        <w:t>emi_calculator</w:t>
+      </w:r>
+      <w:proofErr w:type="spellEnd"/>
+      <w:r>
+        <w:rPr>
+          <w:rFonts w:ascii="Courier New" w:hAnsi="Courier New"/>
+          <w:color w:val="1E1E1E"/>
+          <w:sz w:val="19"/>
+        </w:rPr>
+        <w:t>,</w:t>
       </w:r>
     </w:p>
     <w:p>
@@ -9228,8 +14711,36 @@
           <w:color w:val="1E1E1E"/>
           <w:sz w:val="19"/>
         </w:rPr>
-        <w:t>│   │                                  rate_predictor, policy_search</w:t>
-      </w:r>
+        <w:t xml:space="preserve">│   │                                  </w:t>
+      </w:r>
+      <w:proofErr w:type="spellStart"/>
+      <w:r>
+        <w:rPr>
+          <w:rFonts w:ascii="Courier New" w:hAnsi="Courier New"/>
+          <w:color w:val="1E1E1E"/>
+          <w:sz w:val="19"/>
+        </w:rPr>
+        <w:t>rate_predictor</w:t>
+      </w:r>
+      <w:proofErr w:type="spellEnd"/>
+      <w:r>
+        <w:rPr>
+          <w:rFonts w:ascii="Courier New" w:hAnsi="Courier New"/>
+          <w:color w:val="1E1E1E"/>
+          <w:sz w:val="19"/>
+        </w:rPr>
+        <w:t xml:space="preserve">, </w:t>
+      </w:r>
+      <w:proofErr w:type="spellStart"/>
+      <w:r>
+        <w:rPr>
+          <w:rFonts w:ascii="Courier New" w:hAnsi="Courier New"/>
+          <w:color w:val="1E1E1E"/>
+          <w:sz w:val="19"/>
+        </w:rPr>
+        <w:t>policy_search</w:t>
+      </w:r>
+      <w:proofErr w:type="spellEnd"/>
     </w:p>
     <w:p>
       <w:pPr>
@@ -9349,7 +14860,25 @@
           <w:color w:val="1E1E1E"/>
           <w:sz w:val="19"/>
         </w:rPr>
-        <w:t>│   │   ├── chat_router.py            GET/POST/DELETE /chat/* + WS /ws/chat/*</w:t>
+        <w:t>│   │   ├── chat_router.py            GET/POST/DELETE /chat/* + WS /</w:t>
+      </w:r>
+      <w:proofErr w:type="spellStart"/>
+      <w:r>
+        <w:rPr>
+          <w:rFonts w:ascii="Courier New" w:hAnsi="Courier New"/>
+          <w:color w:val="1E1E1E"/>
+          <w:sz w:val="19"/>
+        </w:rPr>
+        <w:t>ws</w:t>
+      </w:r>
+      <w:proofErr w:type="spellEnd"/>
+      <w:r>
+        <w:rPr>
+          <w:rFonts w:ascii="Courier New" w:hAnsi="Courier New"/>
+          <w:color w:val="1E1E1E"/>
+          <w:sz w:val="19"/>
+        </w:rPr>
+        <w:t>/chat/*</w:t>
       </w:r>
     </w:p>
     <w:p>
@@ -9439,7 +14968,61 @@
           <w:color w:val="1E1E1E"/>
           <w:sz w:val="19"/>
         </w:rPr>
-        <w:t>│   ├── chromadb_storage/             ChromaDB persistent user data (auto-created)</w:t>
+        <w:t xml:space="preserve">│   ├── </w:t>
+      </w:r>
+      <w:proofErr w:type="spellStart"/>
+      <w:r>
+        <w:rPr>
+          <w:rFonts w:ascii="Courier New" w:hAnsi="Courier New"/>
+          <w:color w:val="1E1E1E"/>
+          <w:sz w:val="19"/>
+        </w:rPr>
+        <w:t>chromadb_storage</w:t>
+      </w:r>
+      <w:proofErr w:type="spellEnd"/>
+      <w:r>
+        <w:rPr>
+          <w:rFonts w:ascii="Courier New" w:hAnsi="Courier New"/>
+          <w:color w:val="1E1E1E"/>
+          <w:sz w:val="19"/>
+        </w:rPr>
+        <w:t xml:space="preserve">/             </w:t>
+      </w:r>
+      <w:proofErr w:type="spellStart"/>
+      <w:r>
+        <w:rPr>
+          <w:rFonts w:ascii="Courier New" w:hAnsi="Courier New"/>
+          <w:color w:val="1E1E1E"/>
+          <w:sz w:val="19"/>
+        </w:rPr>
+        <w:t>ChromaDB</w:t>
+      </w:r>
+      <w:proofErr w:type="spellEnd"/>
+      <w:r>
+        <w:rPr>
+          <w:rFonts w:ascii="Courier New" w:hAnsi="Courier New"/>
+          <w:color w:val="1E1E1E"/>
+          <w:sz w:val="19"/>
+        </w:rPr>
+        <w:t xml:space="preserve"> persistent user data (</w:t>
+      </w:r>
+      <w:proofErr w:type="gramStart"/>
+      <w:r>
+        <w:rPr>
+          <w:rFonts w:ascii="Courier New" w:hAnsi="Courier New"/>
+          <w:color w:val="1E1E1E"/>
+          <w:sz w:val="19"/>
+        </w:rPr>
+        <w:t>auto-created</w:t>
+      </w:r>
+      <w:proofErr w:type="gramEnd"/>
+      <w:r>
+        <w:rPr>
+          <w:rFonts w:ascii="Courier New" w:hAnsi="Courier New"/>
+          <w:color w:val="1E1E1E"/>
+          <w:sz w:val="19"/>
+        </w:rPr>
+        <w:t>)</w:t>
       </w:r>
     </w:p>
     <w:p>
@@ -9454,7 +15037,25 @@
           <w:color w:val="1E1E1E"/>
           <w:sz w:val="19"/>
         </w:rPr>
-        <w:t>│   └── uploads/                      Uploaded financial documents (auto-created)</w:t>
+        <w:t>│   └── uploads/                      Uploaded financial documents (</w:t>
+      </w:r>
+      <w:proofErr w:type="gramStart"/>
+      <w:r>
+        <w:rPr>
+          <w:rFonts w:ascii="Courier New" w:hAnsi="Courier New"/>
+          <w:color w:val="1E1E1E"/>
+          <w:sz w:val="19"/>
+        </w:rPr>
+        <w:t>auto-created</w:t>
+      </w:r>
+      <w:proofErr w:type="gramEnd"/>
+      <w:r>
+        <w:rPr>
+          <w:rFonts w:ascii="Courier New" w:hAnsi="Courier New"/>
+          <w:color w:val="1E1E1E"/>
+          <w:sz w:val="19"/>
+        </w:rPr>
+        <w:t>)</w:t>
       </w:r>
     </w:p>
     <w:p>
@@ -9499,8 +15100,20 @@
           <w:color w:val="1E1E1E"/>
           <w:sz w:val="19"/>
         </w:rPr>
-        <w:t xml:space="preserve">    ├── package.json</w:t>
-      </w:r>
+        <w:t xml:space="preserve">    ├── </w:t>
+      </w:r>
+      <w:proofErr w:type="spellStart"/>
+      <w:proofErr w:type="gramStart"/>
+      <w:r>
+        <w:rPr>
+          <w:rFonts w:ascii="Courier New" w:hAnsi="Courier New"/>
+          <w:color w:val="1E1E1E"/>
+          <w:sz w:val="19"/>
+        </w:rPr>
+        <w:t>package.json</w:t>
+      </w:r>
+      <w:proofErr w:type="spellEnd"/>
+      <w:proofErr w:type="gramEnd"/>
     </w:p>
     <w:p>
       <w:pPr>
@@ -9529,7 +15142,25 @@
           <w:color w:val="1E1E1E"/>
           <w:sz w:val="19"/>
         </w:rPr>
-        <w:t xml:space="preserve">    └── src/</w:t>
+        <w:t xml:space="preserve">    └── </w:t>
+      </w:r>
+      <w:proofErr w:type="spellStart"/>
+      <w:r>
+        <w:rPr>
+          <w:rFonts w:ascii="Courier New" w:hAnsi="Courier New"/>
+          <w:color w:val="1E1E1E"/>
+          <w:sz w:val="19"/>
+        </w:rPr>
+        <w:t>src</w:t>
+      </w:r>
+      <w:proofErr w:type="spellEnd"/>
+      <w:r>
+        <w:rPr>
+          <w:rFonts w:ascii="Courier New" w:hAnsi="Courier New"/>
+          <w:color w:val="1E1E1E"/>
+          <w:sz w:val="19"/>
+        </w:rPr>
+        <w:t>/</w:t>
       </w:r>
     </w:p>
     <w:p>
@@ -9544,7 +15175,25 @@
           <w:color w:val="1E1E1E"/>
           <w:sz w:val="19"/>
         </w:rPr>
-        <w:t xml:space="preserve">        ├── main.jsx                  React entry point</w:t>
+        <w:t xml:space="preserve">        ├── </w:t>
+      </w:r>
+      <w:proofErr w:type="spellStart"/>
+      <w:r>
+        <w:rPr>
+          <w:rFonts w:ascii="Courier New" w:hAnsi="Courier New"/>
+          <w:color w:val="1E1E1E"/>
+          <w:sz w:val="19"/>
+        </w:rPr>
+        <w:t>main.jsx</w:t>
+      </w:r>
+      <w:proofErr w:type="spellEnd"/>
+      <w:r>
+        <w:rPr>
+          <w:rFonts w:ascii="Courier New" w:hAnsi="Courier New"/>
+          <w:color w:val="1E1E1E"/>
+          <w:sz w:val="19"/>
+        </w:rPr>
+        <w:t xml:space="preserve">                  React entry point</w:t>
       </w:r>
     </w:p>
     <w:p>
@@ -9559,7 +15208,25 @@
           <w:color w:val="1E1E1E"/>
           <w:sz w:val="19"/>
         </w:rPr>
-        <w:t xml:space="preserve">        ├── App.jsx                   React Router setup</w:t>
+        <w:t xml:space="preserve">        ├── </w:t>
+      </w:r>
+      <w:proofErr w:type="spellStart"/>
+      <w:r>
+        <w:rPr>
+          <w:rFonts w:ascii="Courier New" w:hAnsi="Courier New"/>
+          <w:color w:val="1E1E1E"/>
+          <w:sz w:val="19"/>
+        </w:rPr>
+        <w:t>App.jsx</w:t>
+      </w:r>
+      <w:proofErr w:type="spellEnd"/>
+      <w:r>
+        <w:rPr>
+          <w:rFonts w:ascii="Courier New" w:hAnsi="Courier New"/>
+          <w:color w:val="1E1E1E"/>
+          <w:sz w:val="19"/>
+        </w:rPr>
+        <w:t xml:space="preserve">                   React Router setup</w:t>
       </w:r>
     </w:p>
     <w:p>
@@ -9574,7 +15241,25 @@
           <w:color w:val="1E1E1E"/>
           <w:sz w:val="19"/>
         </w:rPr>
-        <w:t xml:space="preserve">        ├── index.css                 4,000+ line glassmorphism CSS design system</w:t>
+        <w:t xml:space="preserve">        ├── index.css                 4,000+ line </w:t>
+      </w:r>
+      <w:proofErr w:type="spellStart"/>
+      <w:r>
+        <w:rPr>
+          <w:rFonts w:ascii="Courier New" w:hAnsi="Courier New"/>
+          <w:color w:val="1E1E1E"/>
+          <w:sz w:val="19"/>
+        </w:rPr>
+        <w:t>glassmorphism</w:t>
+      </w:r>
+      <w:proofErr w:type="spellEnd"/>
+      <w:r>
+        <w:rPr>
+          <w:rFonts w:ascii="Courier New" w:hAnsi="Courier New"/>
+          <w:color w:val="1E1E1E"/>
+          <w:sz w:val="19"/>
+        </w:rPr>
+        <w:t xml:space="preserve"> CSS design system</w:t>
       </w:r>
     </w:p>
     <w:p>
@@ -9604,7 +15289,43 @@
           <w:color w:val="1E1E1E"/>
           <w:sz w:val="19"/>
         </w:rPr>
-        <w:t xml:space="preserve">        │   └── AuthContext.jsx       Global JWT auth state (login, logout, user object)</w:t>
+        <w:t xml:space="preserve">        │   └── </w:t>
+      </w:r>
+      <w:proofErr w:type="spellStart"/>
+      <w:r>
+        <w:rPr>
+          <w:rFonts w:ascii="Courier New" w:hAnsi="Courier New"/>
+          <w:color w:val="1E1E1E"/>
+          <w:sz w:val="19"/>
+        </w:rPr>
+        <w:t>AuthContext.jsx</w:t>
+      </w:r>
+      <w:proofErr w:type="spellEnd"/>
+      <w:r>
+        <w:rPr>
+          <w:rFonts w:ascii="Courier New" w:hAnsi="Courier New"/>
+          <w:color w:val="1E1E1E"/>
+          <w:sz w:val="19"/>
+        </w:rPr>
+        <w:t xml:space="preserve">       Global JWT </w:t>
+      </w:r>
+      <w:proofErr w:type="gramStart"/>
+      <w:r>
+        <w:rPr>
+          <w:rFonts w:ascii="Courier New" w:hAnsi="Courier New"/>
+          <w:color w:val="1E1E1E"/>
+          <w:sz w:val="19"/>
+        </w:rPr>
+        <w:t>auth</w:t>
+      </w:r>
+      <w:proofErr w:type="gramEnd"/>
+      <w:r>
+        <w:rPr>
+          <w:rFonts w:ascii="Courier New" w:hAnsi="Courier New"/>
+          <w:color w:val="1E1E1E"/>
+          <w:sz w:val="19"/>
+        </w:rPr>
+        <w:t xml:space="preserve"> state (login, logout, user object)</w:t>
       </w:r>
     </w:p>
     <w:p>
@@ -9619,7 +15340,25 @@
           <w:color w:val="1E1E1E"/>
           <w:sz w:val="19"/>
         </w:rPr>
-        <w:t xml:space="preserve">        ├── api/</w:t>
+        <w:t xml:space="preserve">        ├── </w:t>
+      </w:r>
+      <w:proofErr w:type="spellStart"/>
+      <w:r>
+        <w:rPr>
+          <w:rFonts w:ascii="Courier New" w:hAnsi="Courier New"/>
+          <w:color w:val="1E1E1E"/>
+          <w:sz w:val="19"/>
+        </w:rPr>
+        <w:t>api</w:t>
+      </w:r>
+      <w:proofErr w:type="spellEnd"/>
+      <w:r>
+        <w:rPr>
+          <w:rFonts w:ascii="Courier New" w:hAnsi="Courier New"/>
+          <w:color w:val="1E1E1E"/>
+          <w:sz w:val="19"/>
+        </w:rPr>
+        <w:t>/</w:t>
       </w:r>
     </w:p>
     <w:p>
@@ -9634,7 +15373,61 @@
           <w:color w:val="1E1E1E"/>
           <w:sz w:val="19"/>
         </w:rPr>
-        <w:t xml:space="preserve">        │   └── client.js             apiGet, apiPost, sendLog helper functions</w:t>
+        <w:t xml:space="preserve">        │   └── client.js             </w:t>
+      </w:r>
+      <w:proofErr w:type="spellStart"/>
+      <w:r>
+        <w:rPr>
+          <w:rFonts w:ascii="Courier New" w:hAnsi="Courier New"/>
+          <w:color w:val="1E1E1E"/>
+          <w:sz w:val="19"/>
+        </w:rPr>
+        <w:t>apiGet</w:t>
+      </w:r>
+      <w:proofErr w:type="spellEnd"/>
+      <w:r>
+        <w:rPr>
+          <w:rFonts w:ascii="Courier New" w:hAnsi="Courier New"/>
+          <w:color w:val="1E1E1E"/>
+          <w:sz w:val="19"/>
+        </w:rPr>
+        <w:t xml:space="preserve">, </w:t>
+      </w:r>
+      <w:proofErr w:type="spellStart"/>
+      <w:r>
+        <w:rPr>
+          <w:rFonts w:ascii="Courier New" w:hAnsi="Courier New"/>
+          <w:color w:val="1E1E1E"/>
+          <w:sz w:val="19"/>
+        </w:rPr>
+        <w:t>apiPost</w:t>
+      </w:r>
+      <w:proofErr w:type="spellEnd"/>
+      <w:r>
+        <w:rPr>
+          <w:rFonts w:ascii="Courier New" w:hAnsi="Courier New"/>
+          <w:color w:val="1E1E1E"/>
+          <w:sz w:val="19"/>
+        </w:rPr>
+        <w:t xml:space="preserve">, </w:t>
+      </w:r>
+      <w:proofErr w:type="spellStart"/>
+      <w:r>
+        <w:rPr>
+          <w:rFonts w:ascii="Courier New" w:hAnsi="Courier New"/>
+          <w:color w:val="1E1E1E"/>
+          <w:sz w:val="19"/>
+        </w:rPr>
+        <w:t>sendLog</w:t>
+      </w:r>
+      <w:proofErr w:type="spellEnd"/>
+      <w:r>
+        <w:rPr>
+          <w:rFonts w:ascii="Courier New" w:hAnsi="Courier New"/>
+          <w:color w:val="1E1E1E"/>
+          <w:sz w:val="19"/>
+        </w:rPr>
+        <w:t xml:space="preserve"> helper functions</w:t>
       </w:r>
     </w:p>
     <w:p>
@@ -9664,7 +15457,25 @@
           <w:color w:val="1E1E1E"/>
           <w:sz w:val="19"/>
         </w:rPr>
-        <w:t xml:space="preserve">        │   ├── DashboardPage.jsx     Main shell + sidebar + chat session management + modal</w:t>
+        <w:t xml:space="preserve">        │   ├── </w:t>
+      </w:r>
+      <w:proofErr w:type="spellStart"/>
+      <w:r>
+        <w:rPr>
+          <w:rFonts w:ascii="Courier New" w:hAnsi="Courier New"/>
+          <w:color w:val="1E1E1E"/>
+          <w:sz w:val="19"/>
+        </w:rPr>
+        <w:t>DashboardPage.jsx</w:t>
+      </w:r>
+      <w:proofErr w:type="spellEnd"/>
+      <w:r>
+        <w:rPr>
+          <w:rFonts w:ascii="Courier New" w:hAnsi="Courier New"/>
+          <w:color w:val="1E1E1E"/>
+          <w:sz w:val="19"/>
+        </w:rPr>
+        <w:t xml:space="preserve">     Main shell + sidebar + chat session management + modal</w:t>
       </w:r>
     </w:p>
     <w:p>
@@ -9679,7 +15490,25 @@
           <w:color w:val="1E1E1E"/>
           <w:sz w:val="19"/>
         </w:rPr>
-        <w:t xml:space="preserve">        │   ├── LoginPage.jsx         Auth forms (login + signup tab)</w:t>
+        <w:t xml:space="preserve">        │   ├── </w:t>
+      </w:r>
+      <w:proofErr w:type="spellStart"/>
+      <w:r>
+        <w:rPr>
+          <w:rFonts w:ascii="Courier New" w:hAnsi="Courier New"/>
+          <w:color w:val="1E1E1E"/>
+          <w:sz w:val="19"/>
+        </w:rPr>
+        <w:t>LoginPage.jsx</w:t>
+      </w:r>
+      <w:proofErr w:type="spellEnd"/>
+      <w:r>
+        <w:rPr>
+          <w:rFonts w:ascii="Courier New" w:hAnsi="Courier New"/>
+          <w:color w:val="1E1E1E"/>
+          <w:sz w:val="19"/>
+        </w:rPr>
+        <w:t xml:space="preserve">         Auth forms (login + signup tab)</w:t>
       </w:r>
     </w:p>
     <w:p>
@@ -9694,7 +15523,25 @@
           <w:color w:val="1E1E1E"/>
           <w:sz w:val="19"/>
         </w:rPr>
-        <w:t xml:space="preserve">        │   └── GuestPage.jsx         Demo mode with sample profile</w:t>
+        <w:t xml:space="preserve">        │   └── </w:t>
+      </w:r>
+      <w:proofErr w:type="spellStart"/>
+      <w:r>
+        <w:rPr>
+          <w:rFonts w:ascii="Courier New" w:hAnsi="Courier New"/>
+          <w:color w:val="1E1E1E"/>
+          <w:sz w:val="19"/>
+        </w:rPr>
+        <w:t>GuestPage.jsx</w:t>
+      </w:r>
+      <w:proofErr w:type="spellEnd"/>
+      <w:r>
+        <w:rPr>
+          <w:rFonts w:ascii="Courier New" w:hAnsi="Courier New"/>
+          <w:color w:val="1E1E1E"/>
+          <w:sz w:val="19"/>
+        </w:rPr>
+        <w:t xml:space="preserve">         Demo mode with sample profile</w:t>
       </w:r>
     </w:p>
     <w:p>
@@ -9724,7 +15571,25 @@
           <w:color w:val="1E1E1E"/>
           <w:sz w:val="19"/>
         </w:rPr>
-        <w:t xml:space="preserve">            ├── ChatPanel.jsx         WebSocket client + message list + Markdown rendering</w:t>
+        <w:t xml:space="preserve">            ├── </w:t>
+      </w:r>
+      <w:proofErr w:type="spellStart"/>
+      <w:r>
+        <w:rPr>
+          <w:rFonts w:ascii="Courier New" w:hAnsi="Courier New"/>
+          <w:color w:val="1E1E1E"/>
+          <w:sz w:val="19"/>
+        </w:rPr>
+        <w:t>ChatPanel.jsx</w:t>
+      </w:r>
+      <w:proofErr w:type="spellEnd"/>
+      <w:r>
+        <w:rPr>
+          <w:rFonts w:ascii="Courier New" w:hAnsi="Courier New"/>
+          <w:color w:val="1E1E1E"/>
+          <w:sz w:val="19"/>
+        </w:rPr>
+        <w:t xml:space="preserve">         WebSocket client + message list + Markdown rendering</w:t>
       </w:r>
     </w:p>
     <w:p>
@@ -9739,7 +15604,25 @@
           <w:color w:val="1E1E1E"/>
           <w:sz w:val="19"/>
         </w:rPr>
-        <w:t xml:space="preserve">            ├── CreditGauge.jsx       Animated SVG circular credit score gauge</w:t>
+        <w:t xml:space="preserve">            ├── </w:t>
+      </w:r>
+      <w:proofErr w:type="spellStart"/>
+      <w:r>
+        <w:rPr>
+          <w:rFonts w:ascii="Courier New" w:hAnsi="Courier New"/>
+          <w:color w:val="1E1E1E"/>
+          <w:sz w:val="19"/>
+        </w:rPr>
+        <w:t>CreditGauge.jsx</w:t>
+      </w:r>
+      <w:proofErr w:type="spellEnd"/>
+      <w:r>
+        <w:rPr>
+          <w:rFonts w:ascii="Courier New" w:hAnsi="Courier New"/>
+          <w:color w:val="1E1E1E"/>
+          <w:sz w:val="19"/>
+        </w:rPr>
+        <w:t xml:space="preserve">       Animated SVG circular credit score gauge</w:t>
       </w:r>
     </w:p>
     <w:p>
@@ -9754,7 +15637,25 @@
           <w:color w:val="1E1E1E"/>
           <w:sz w:val="19"/>
         </w:rPr>
-        <w:t xml:space="preserve">            ├── EMICalculator.jsx     Interactive standalone EMI tool</w:t>
+        <w:t xml:space="preserve">            ├── </w:t>
+      </w:r>
+      <w:proofErr w:type="spellStart"/>
+      <w:r>
+        <w:rPr>
+          <w:rFonts w:ascii="Courier New" w:hAnsi="Courier New"/>
+          <w:color w:val="1E1E1E"/>
+          <w:sz w:val="19"/>
+        </w:rPr>
+        <w:t>EMICalculator.jsx</w:t>
+      </w:r>
+      <w:proofErr w:type="spellEnd"/>
+      <w:r>
+        <w:rPr>
+          <w:rFonts w:ascii="Courier New" w:hAnsi="Courier New"/>
+          <w:color w:val="1E1E1E"/>
+          <w:sz w:val="19"/>
+        </w:rPr>
+        <w:t xml:space="preserve">     Interactive standalone EMI tool</w:t>
       </w:r>
     </w:p>
     <w:p>
@@ -9774,7 +15675,25 @@
           <w:color w:val="1E1E1E"/>
           <w:sz w:val="19"/>
         </w:rPr>
-        <w:t xml:space="preserve">            └── DocumentUpload.jsx    Drag-and-drop document parser</w:t>
+        <w:t xml:space="preserve">            └── </w:t>
+      </w:r>
+      <w:proofErr w:type="spellStart"/>
+      <w:r>
+        <w:rPr>
+          <w:rFonts w:ascii="Courier New" w:hAnsi="Courier New"/>
+          <w:color w:val="1E1E1E"/>
+          <w:sz w:val="19"/>
+        </w:rPr>
+        <w:t>DocumentUpload.jsx</w:t>
+      </w:r>
+      <w:proofErr w:type="spellEnd"/>
+      <w:r>
+        <w:rPr>
+          <w:rFonts w:ascii="Courier New" w:hAnsi="Courier New"/>
+          <w:color w:val="1E1E1E"/>
+          <w:sz w:val="19"/>
+        </w:rPr>
+        <w:t xml:space="preserve">    Drag-and-drop document parser</w:t>
       </w:r>
     </w:p>
     <w:p/>
@@ -9803,49 +15722,14 @@
           <w:color w:val="1F497D"/>
         </w:rPr>
         <w:lastRenderedPageBreak/>
-        <w:t>1</w:t>
+        <w:t xml:space="preserve">14. </w:t>
       </w:r>
       <w:r>
         <w:rPr>
           <w:rFonts w:ascii="Calibri" w:hAnsi="Calibri"/>
           <w:color w:val="1F497D"/>
         </w:rPr>
-        <w:t>4</w:t>
-      </w:r>
-      <w:r>
-        <w:rPr>
-          <w:rFonts w:ascii="Calibri" w:hAnsi="Calibri"/>
-          <w:color w:val="1F497D"/>
-        </w:rPr>
-        <w:t xml:space="preserve">. </w:t>
-      </w:r>
-      <w:r>
-        <w:rPr>
-          <w:rFonts w:ascii="Calibri" w:hAnsi="Calibri"/>
-          <w:color w:val="1F497D"/>
-        </w:rPr>
-        <w:t>H</w:t>
-      </w:r>
-      <w:r>
-        <w:rPr>
-          <w:rFonts w:ascii="Calibri" w:hAnsi="Calibri"/>
-          <w:color w:val="1F497D"/>
-        </w:rPr>
-        <w:t xml:space="preserve">igh level </w:t>
-      </w:r>
-      <w:r>
-        <w:rPr>
-          <w:rFonts w:ascii="Calibri" w:hAnsi="Calibri"/>
-          <w:color w:val="1F497D"/>
-        </w:rPr>
-        <w:t>diagram</w:t>
-      </w:r>
-      <w:r>
-        <w:rPr>
-          <w:rFonts w:ascii="Calibri" w:hAnsi="Calibri"/>
-          <w:color w:val="1F497D"/>
-        </w:rPr>
-        <w:t xml:space="preserve"> of the </w:t>
+        <w:t xml:space="preserve">High level diagram of the </w:t>
       </w:r>
       <w:r>
         <w:rPr>
